--- a/Resume_Manideep-TCS.docx
+++ b/Resume_Manideep-TCS.docx
@@ -4,502 +4,1008 @@
   <w:body>
     <w:p>
       <w:pPr>
-        <w:rPr>
-          <w:smallCaps/>
-          <w:color w:val="000000"/>
-          <w:sz w:val="24"/>
-          <w:szCs w:val="24"/>
-          <w:u w:val="single"/>
-        </w:rPr>
-      </w:pPr>
-      <w:r>
-        <w:rPr>
-          <w:smallCaps/>
-          <w:color w:val="000000"/>
-          <w:sz w:val="24"/>
-          <w:szCs w:val="24"/>
-          <w:u w:val="single"/>
-        </w:rPr>
-        <w:t>Manideep Kumar</w:t>
-      </w:r>
-      <w:r>
-        <w:rPr>
-          <w:smallCaps/>
-          <w:color w:val="000000"/>
-          <w:sz w:val="24"/>
-          <w:szCs w:val="24"/>
-          <w:u w:val="single"/>
+        <w:pStyle w:val="Heading3"/>
+        <w:rPr>
+          <w:rFonts w:eastAsia="Times New Roman" w:cstheme="minorHAnsi"/>
+          <w:lang w:eastAsia="en-IN"/>
+        </w:rPr>
+      </w:pPr>
+      <w:r>
+        <w:rPr>
+          <w:rStyle w:val="Strong"/>
+          <w:rFonts w:cstheme="minorHAnsi"/>
+          <w:b/>
+          <w:bCs w:val="0"/>
+        </w:rPr>
+        <w:t>MANIDEEP KUMAR</w:t>
+      </w:r>
+    </w:p>
+    <w:p>
+      <w:pPr>
+        <w:pStyle w:val="NormalWeb"/>
+        <w:rPr>
+          <w:rFonts w:asciiTheme="minorHAnsi" w:hAnsiTheme="minorHAnsi" w:cstheme="minorHAnsi"/>
+        </w:rPr>
+      </w:pPr>
+      <w:r>
+        <w:rPr>
+          <w:rFonts w:ascii="Segoe UI Symbol" w:hAnsi="Segoe UI Symbol" w:cs="Segoe UI Symbol"/>
+        </w:rPr>
+        <w:t>📧</w:t>
+      </w:r>
+      <w:r>
+        <w:rPr>
+          <w:rFonts w:asciiTheme="minorHAnsi" w:hAnsiTheme="minorHAnsi" w:cstheme="minorHAnsi"/>
+        </w:rPr>
+        <w:t xml:space="preserve"> MANIDEEP74123@GMAIL.COM</w:t>
+      </w:r>
+      <w:r>
+        <w:rPr>
+          <w:rFonts w:asciiTheme="minorHAnsi" w:hAnsiTheme="minorHAnsi" w:cstheme="minorHAnsi"/>
         </w:rPr>
         <w:br/>
-        <w:t xml:space="preserve">manideep74123@gmail.com                   </w:t>
-      </w:r>
-      <w:r>
-        <w:rPr>
-          <w:smallCaps/>
-          <w:color w:val="000000"/>
-          <w:sz w:val="24"/>
-          <w:szCs w:val="24"/>
-          <w:u w:val="single"/>
-        </w:rPr>
-        <w:br/>
-        <w:t>Mobile: +91-8500 769 707</w:t>
-      </w:r>
-    </w:p>
-    <w:p>
-      <w:r>
-        <w:t xml:space="preserve">Languages, Technologies, Frameworks, Deployment </w:t>
-      </w:r>
-      <w:r>
-        <w:t>tools I</w:t>
-      </w:r>
-      <w:r>
-        <w:t xml:space="preserve"> worked on are</w:t>
-      </w:r>
-    </w:p>
-    <w:p>
-      <w:pPr>
-        <w:rPr>
-          <w:sz w:val="24"/>
-        </w:rPr>
-      </w:pPr>
-      <w:r>
-        <w:rPr>
-          <w:sz w:val="24"/>
-        </w:rPr>
-        <w:t xml:space="preserve">         Java, spring, spring boot, Microservices, Kafka, </w:t>
-      </w:r>
-      <w:r>
-        <w:rPr>
-          <w:sz w:val="24"/>
-        </w:rPr>
-        <w:t xml:space="preserve">Mongodb, </w:t>
-      </w:r>
-      <w:r>
-        <w:rPr>
-          <w:sz w:val="24"/>
-        </w:rPr>
-        <w:t xml:space="preserve">JavaScript, </w:t>
-      </w:r>
-      <w:r>
-        <w:rPr>
-          <w:sz w:val="24"/>
-        </w:rPr>
-        <w:t>kubernetes, Openshift</w:t>
-      </w:r>
-    </w:p>
-    <w:p>
-      <w:pPr>
-        <w:rPr>
-          <w:sz w:val="24"/>
-        </w:rPr>
-      </w:pPr>
-      <w:r>
-        <w:rPr>
-          <w:sz w:val="24"/>
-        </w:rPr>
-        <w:t xml:space="preserve">          Salesforce – apex, lwc lightning web components, SOQL,SOQL, Triggers, Rest Integrations, Flows </w:t>
-      </w:r>
-    </w:p>
-    <w:p>
-      <w:pPr>
-        <w:rPr>
-          <w:color w:val="4F81BD" w:themeColor="accent1"/>
-          <w:sz w:val="24"/>
-          <w:szCs w:val="24"/>
-          <w:u w:val="single"/>
-          <w14:shadow w14:blurRad="38100" w14:dist="25400" w14:dir="5400000" w14:sx="100000" w14:sy="100000" w14:kx="0" w14:ky="0" w14:algn="ctr">
-            <w14:srgbClr w14:val="6E747A">
-              <w14:alpha w14:val="57000"/>
-            </w14:srgbClr>
-          </w14:shadow>
-          <w14:textOutline w14:w="0" w14:cap="flat" w14:cmpd="sng" w14:algn="ctr">
-            <w14:noFill/>
-            <w14:prstDash w14:val="solid"/>
-            <w14:round/>
-          </w14:textOutline>
-        </w:rPr>
-      </w:pPr>
-      <w:r>
-        <w:t xml:space="preserve">Git hub URL </w:t>
-      </w:r>
-      <w:hyperlink r:id="rId9" w:history="1">
+      </w:r>
+      <w:r>
+        <w:rPr>
+          <w:rFonts w:ascii="Segoe UI Symbol" w:hAnsi="Segoe UI Symbol" w:cs="Segoe UI Symbol"/>
+        </w:rPr>
+        <w:t>📱</w:t>
+      </w:r>
+      <w:r>
+        <w:rPr>
+          <w:rFonts w:asciiTheme="minorHAnsi" w:hAnsiTheme="minorHAnsi" w:cstheme="minorHAnsi"/>
+        </w:rPr>
+        <w:t xml:space="preserve"> +91-8500 769 707</w:t>
+      </w:r>
+    </w:p>
+    <w:p>
+      <w:pPr>
+        <w:pStyle w:val="NormalWeb"/>
+        <w:rPr>
+          <w:rFonts w:asciiTheme="minorHAnsi" w:hAnsiTheme="minorHAnsi" w:cstheme="minorHAnsi"/>
+        </w:rPr>
+      </w:pPr>
+      <w:r>
+        <w:rPr>
+          <w:rStyle w:val="Strong"/>
+          <w:rFonts w:asciiTheme="minorHAnsi" w:hAnsiTheme="minorHAnsi" w:cstheme="minorHAnsi"/>
+        </w:rPr>
+        <w:t>GitHub:</w:t>
+      </w:r>
+      <w:r>
+        <w:rPr>
+          <w:rFonts w:asciiTheme="minorHAnsi" w:hAnsiTheme="minorHAnsi" w:cstheme="minorHAnsi"/>
+        </w:rPr>
+        <w:t xml:space="preserve"> </w:t>
+      </w:r>
+      <w:hyperlink r:id="rId9" w:tgtFrame="_new" w:history="1">
         <w:r>
           <w:rPr>
             <w:rStyle w:val="Hyperlink"/>
-            <w:color w:val="4F81BD" w:themeColor="accent1"/>
-            <w:sz w:val="24"/>
-            <w:szCs w:val="24"/>
-            <w14:shadow w14:blurRad="38100" w14:dist="25400" w14:dir="5400000" w14:sx="100000" w14:sy="100000" w14:kx="0" w14:ky="0" w14:algn="ctr">
-              <w14:srgbClr w14:val="6E747A">
-                <w14:alpha w14:val="57000"/>
-              </w14:srgbClr>
-            </w14:shadow>
-            <w14:textOutline w14:w="0" w14:cap="flat" w14:cmpd="sng" w14:algn="ctr">
-              <w14:noFill/>
-              <w14:prstDash w14:val="solid"/>
-              <w14:round/>
-            </w14:textOutline>
+            <w:rFonts w:asciiTheme="minorHAnsi" w:hAnsiTheme="minorHAnsi" w:cstheme="minorHAnsi"/>
           </w:rPr>
           <w:t>https://github.com/manideep-vv</w:t>
         </w:r>
       </w:hyperlink>
       <w:r>
         <w:rPr>
-          <w:rStyle w:val="Hyperlink"/>
-          <w:color w:val="4F81BD" w:themeColor="accent1"/>
-          <w:sz w:val="24"/>
-          <w:szCs w:val="24"/>
-          <w14:shadow w14:blurRad="38100" w14:dist="25400" w14:dir="5400000" w14:sx="100000" w14:sy="100000" w14:kx="0" w14:ky="0" w14:algn="ctr">
-            <w14:srgbClr w14:val="6E747A">
-              <w14:alpha w14:val="57000"/>
-            </w14:srgbClr>
-          </w14:shadow>
-          <w14:textOutline w14:w="0" w14:cap="flat" w14:cmpd="sng" w14:algn="ctr">
-            <w14:noFill/>
-            <w14:prstDash w14:val="solid"/>
-            <w14:round/>
-          </w14:textOutline>
-        </w:rPr>
-        <w:t xml:space="preserve"> (</w:t>
-      </w:r>
-      <w:r>
-        <w:rPr>
-          <w:rFonts w:ascii="Calibri" w:eastAsia="Calibri" w:hAnsi="Calibri" w:cs="Calibri"/>
-          <w:color w:val="000000"/>
-        </w:rPr>
-        <w:t>contains technology relate</w:t>
-      </w:r>
-      <w:r>
-        <w:rPr>
-          <w:rFonts w:ascii="Calibri" w:eastAsia="Calibri" w:hAnsi="Calibri" w:cs="Calibri"/>
-          <w:color w:val="000000"/>
-        </w:rPr>
-        <w:t>d</w:t>
-      </w:r>
-      <w:r>
-        <w:rPr>
-          <w:rFonts w:ascii="Calibri" w:eastAsia="Calibri" w:hAnsi="Calibri" w:cs="Calibri"/>
-          <w:color w:val="000000"/>
-        </w:rPr>
-        <w:t xml:space="preserve"> notes</w:t>
-      </w:r>
-      <w:r>
-        <w:rPr>
-          <w:rFonts w:ascii="Calibri" w:eastAsia="Calibri" w:hAnsi="Calibri" w:cs="Calibri"/>
-          <w:color w:val="000000"/>
-        </w:rPr>
-        <w:t>)</w:t>
-      </w:r>
-    </w:p>
-    <w:p>
-      <w:pPr>
-        <w:rPr>
-          <w:rFonts w:ascii="Calibri" w:eastAsia="Calibri" w:hAnsi="Calibri" w:cs="Calibri"/>
-          <w:sz w:val="24"/>
-        </w:rPr>
-      </w:pPr>
-      <w:r>
-        <w:rPr>
-          <w:rFonts w:ascii="Calibri" w:hAnsi="Calibri" w:cs="Calibri"/>
-          <w:b/>
-          <w:sz w:val="24"/>
+          <w:rFonts w:asciiTheme="minorHAnsi" w:hAnsiTheme="minorHAnsi" w:cstheme="minorHAnsi"/>
+        </w:rPr>
+        <w:br/>
+      </w:r>
+      <w:r>
+        <w:rPr>
+          <w:rStyle w:val="Emphasis"/>
+          <w:rFonts w:asciiTheme="minorHAnsi" w:eastAsia="Calibri" w:hAnsiTheme="minorHAnsi" w:cstheme="minorHAnsi"/>
+        </w:rPr>
+        <w:t>(Personal repository containing technology-related notes and practice work)</w:t>
+      </w:r>
+    </w:p>
+    <w:p>
+      <w:pPr>
+        <w:rPr>
+          <w:rFonts w:cstheme="minorHAnsi"/>
+        </w:rPr>
+      </w:pPr>
+      <w:r>
+        <w:rPr>
+          <w:rFonts w:cstheme="minorHAnsi"/>
+        </w:rPr>
+        <w:pict w14:anchorId="2B783A1E">
+          <v:rect id="_x0000_i1025" style="width:0;height:1.5pt" o:hralign="center" o:hrstd="t" o:hr="t" fillcolor="#a0a0a0" stroked="f"/>
+        </w:pict>
+      </w:r>
+    </w:p>
+    <w:p>
+      <w:pPr>
+        <w:pStyle w:val="Heading3"/>
+        <w:rPr>
+          <w:rFonts w:cstheme="minorHAnsi"/>
+        </w:rPr>
+      </w:pPr>
+      <w:r>
+        <w:rPr>
+          <w:rStyle w:val="Strong"/>
+          <w:rFonts w:cstheme="minorHAnsi"/>
+          <w:b/>
+          <w:bCs w:val="0"/>
+        </w:rPr>
+        <w:t>Professional Summary</w:t>
+      </w:r>
+    </w:p>
+    <w:p>
+      <w:pPr>
+        <w:pStyle w:val="NormalWeb"/>
+        <w:rPr>
+          <w:rFonts w:asciiTheme="minorHAnsi" w:hAnsiTheme="minorHAnsi" w:cstheme="minorHAnsi"/>
+        </w:rPr>
+      </w:pPr>
+      <w:r>
+        <w:rPr>
+          <w:rFonts w:asciiTheme="minorHAnsi" w:hAnsiTheme="minorHAnsi" w:cstheme="minorHAnsi"/>
+        </w:rPr>
+        <w:t xml:space="preserve">Around 9 years of experience in the Information Technology industry, with strong expertise in development, testing, deployment, and support of large-scale, enterprise, distributed, web-based </w:t>
+      </w:r>
+      <w:r>
+        <w:rPr>
+          <w:rStyle w:val="Strong"/>
+          <w:rFonts w:asciiTheme="minorHAnsi" w:hAnsiTheme="minorHAnsi" w:cstheme="minorHAnsi"/>
+        </w:rPr>
+        <w:t>Java / Jakarta EE applications</w:t>
+      </w:r>
+      <w:r>
+        <w:rPr>
+          <w:rFonts w:asciiTheme="minorHAnsi" w:hAnsiTheme="minorHAnsi" w:cstheme="minorHAnsi"/>
+        </w:rPr>
+        <w:t>.</w:t>
+      </w:r>
+    </w:p>
+    <w:p>
+      <w:pPr>
+        <w:rPr>
+          <w:rFonts w:cstheme="minorHAnsi"/>
+        </w:rPr>
+      </w:pPr>
+      <w:r>
+        <w:rPr>
+          <w:rFonts w:cstheme="minorHAnsi"/>
+        </w:rPr>
+        <w:pict w14:anchorId="3E5A615F">
+          <v:rect id="_x0000_i1026" style="width:0;height:1.5pt" o:hralign="center" o:hrstd="t" o:hr="t" fillcolor="#a0a0a0" stroked="f"/>
+        </w:pict>
+      </w:r>
+    </w:p>
+    <w:p>
+      <w:pPr>
+        <w:pStyle w:val="Heading3"/>
+        <w:rPr>
+          <w:rFonts w:cstheme="minorHAnsi"/>
+        </w:rPr>
+      </w:pPr>
+      <w:r>
+        <w:rPr>
+          <w:rStyle w:val="Strong"/>
+          <w:rFonts w:cstheme="minorHAnsi"/>
+          <w:b/>
+          <w:bCs w:val="0"/>
+        </w:rPr>
+        <w:t>Technical Expertise</w:t>
+      </w:r>
+    </w:p>
+    <w:p>
+      <w:pPr>
+        <w:pStyle w:val="NormalWeb"/>
+        <w:rPr>
+          <w:rFonts w:asciiTheme="minorHAnsi" w:hAnsiTheme="minorHAnsi" w:cstheme="minorHAnsi"/>
+        </w:rPr>
+      </w:pPr>
+      <w:r>
+        <w:rPr>
+          <w:rFonts w:asciiTheme="minorHAnsi" w:hAnsiTheme="minorHAnsi" w:cstheme="minorHAnsi"/>
+        </w:rPr>
+        <w:t>Java, Spring, Spring Boot, Microservices, Apache Kafka, MongoDB, JavaScript, Kubernetes, AWS, OpenShift</w:t>
+      </w:r>
+    </w:p>
+    <w:p>
+      <w:pPr>
+        <w:rPr>
+          <w:rFonts w:cstheme="minorHAnsi"/>
+        </w:rPr>
+      </w:pPr>
+      <w:r>
+        <w:rPr>
+          <w:rFonts w:cstheme="minorHAnsi"/>
+        </w:rPr>
+        <w:pict w14:anchorId="2C565680">
+          <v:rect id="_x0000_i1027" style="width:0;height:1.5pt" o:hralign="center" o:hrstd="t" o:hr="t" fillcolor="#a0a0a0" stroked="f"/>
+        </w:pict>
+      </w:r>
+    </w:p>
+    <w:p>
+      <w:pPr>
+        <w:pStyle w:val="Heading3"/>
+        <w:rPr>
+          <w:rFonts w:cstheme="minorHAnsi"/>
+        </w:rPr>
+      </w:pPr>
+      <w:r>
+        <w:rPr>
+          <w:rStyle w:val="Strong"/>
+          <w:rFonts w:cstheme="minorHAnsi"/>
+          <w:b/>
+          <w:bCs w:val="0"/>
         </w:rPr>
         <w:t>Experience</w:t>
-      </w:r>
-    </w:p>
-    <w:p>
-      <w:pPr>
-        <w:pBdr>
-          <w:top w:val="nil"/>
-          <w:left w:val="nil"/>
-          <w:bottom w:val="nil"/>
-          <w:right w:val="nil"/>
-          <w:between w:val="nil"/>
-        </w:pBdr>
-        <w:spacing w:before="60" w:after="120" w:line="240" w:lineRule="auto"/>
-        <w:jc w:val="both"/>
-        <w:rPr>
-          <w:rFonts w:ascii="Calibri" w:eastAsia="Arial" w:hAnsi="Calibri" w:cs="Calibri"/>
-          <w:color w:val="000000"/>
-          <w:szCs w:val="20"/>
-        </w:rPr>
-      </w:pPr>
-      <w:r>
-        <w:rPr>
-          <w:rFonts w:ascii="Calibri" w:eastAsia="Calibri" w:hAnsi="Calibri" w:cs="Calibri"/>
-          <w:color w:val="000000"/>
-          <w:sz w:val="24"/>
-        </w:rPr>
-        <w:t xml:space="preserve">I have around </w:t>
-      </w:r>
-      <w:r>
-        <w:rPr>
-          <w:rFonts w:ascii="Calibri" w:eastAsia="Calibri" w:hAnsi="Calibri" w:cs="Calibri"/>
-          <w:color w:val="000000"/>
-          <w:sz w:val="24"/>
-        </w:rPr>
-        <w:t>9</w:t>
-      </w:r>
-      <w:r>
-        <w:rPr>
-          <w:rFonts w:ascii="Calibri" w:eastAsia="Calibri" w:hAnsi="Calibri" w:cs="Calibri"/>
-          <w:color w:val="000000"/>
-          <w:sz w:val="24"/>
-        </w:rPr>
-        <w:t xml:space="preserve"> years of experience in Information Technology Industry. Having experience with the software development,</w:t>
-      </w:r>
-      <w:r>
-        <w:rPr>
-          <w:rFonts w:ascii="Calibri" w:eastAsia="Calibri" w:hAnsi="Calibri" w:cs="Calibri"/>
-          <w:color w:val="000000"/>
-          <w:sz w:val="24"/>
-        </w:rPr>
-        <w:t xml:space="preserve"> </w:t>
-      </w:r>
-      <w:r>
-        <w:rPr>
-          <w:rFonts w:ascii="Calibri" w:eastAsia="Calibri" w:hAnsi="Calibri" w:cs="Calibri"/>
-          <w:color w:val="000000"/>
-          <w:sz w:val="24"/>
-        </w:rPr>
-        <w:t xml:space="preserve">testing, deployment and support of large </w:t>
-      </w:r>
-      <w:r>
-        <w:rPr>
-          <w:rFonts w:ascii="Calibri" w:eastAsia="Calibri" w:hAnsi="Calibri" w:cs="Calibri"/>
-          <w:color w:val="000000"/>
-          <w:sz w:val="24"/>
-        </w:rPr>
-        <w:t>scale, enterprise</w:t>
-      </w:r>
-      <w:r>
-        <w:rPr>
-          <w:rFonts w:ascii="Calibri" w:eastAsia="Calibri" w:hAnsi="Calibri" w:cs="Calibri"/>
-          <w:color w:val="000000"/>
-          <w:sz w:val="24"/>
-        </w:rPr>
-        <w:t>,</w:t>
-      </w:r>
-      <w:r>
-        <w:rPr>
-          <w:rFonts w:ascii="Calibri" w:eastAsia="Calibri" w:hAnsi="Calibri" w:cs="Calibri"/>
-          <w:color w:val="000000"/>
-          <w:sz w:val="24"/>
-        </w:rPr>
-        <w:t xml:space="preserve"> </w:t>
-      </w:r>
-      <w:r>
-        <w:rPr>
-          <w:rFonts w:ascii="Calibri" w:eastAsia="Calibri" w:hAnsi="Calibri" w:cs="Calibri"/>
-          <w:color w:val="000000"/>
-          <w:sz w:val="24"/>
-        </w:rPr>
-        <w:t>distributed</w:t>
-      </w:r>
-      <w:r>
-        <w:rPr>
-          <w:rFonts w:ascii="Calibri" w:eastAsia="Calibri" w:hAnsi="Calibri" w:cs="Calibri"/>
-          <w:color w:val="000000"/>
-          <w:sz w:val="24"/>
-        </w:rPr>
-        <w:t>,</w:t>
-      </w:r>
-      <w:r>
-        <w:rPr>
-          <w:rFonts w:ascii="Calibri" w:eastAsia="Calibri" w:hAnsi="Calibri" w:cs="Calibri"/>
-          <w:color w:val="000000"/>
-          <w:sz w:val="24"/>
-        </w:rPr>
-        <w:t xml:space="preserve"> </w:t>
-      </w:r>
-      <w:r>
-        <w:rPr>
-          <w:rFonts w:ascii="Calibri" w:eastAsia="Calibri" w:hAnsi="Calibri" w:cs="Calibri"/>
-          <w:color w:val="000000"/>
-          <w:sz w:val="24"/>
-        </w:rPr>
-        <w:t xml:space="preserve">web-based </w:t>
-      </w:r>
-      <w:r>
-        <w:rPr>
-          <w:rFonts w:ascii="Calibri" w:eastAsia="Calibri" w:hAnsi="Calibri" w:cs="Calibri"/>
-          <w:color w:val="000000"/>
-          <w:sz w:val="24"/>
-        </w:rPr>
-        <w:t xml:space="preserve">JAVA /Jakarta EE </w:t>
-      </w:r>
-      <w:r>
-        <w:rPr>
-          <w:rFonts w:ascii="Calibri" w:eastAsia="Calibri" w:hAnsi="Calibri" w:cs="Calibri"/>
-          <w:color w:val="000000"/>
-          <w:sz w:val="24"/>
-        </w:rPr>
-        <w:t>applications.</w:t>
-      </w:r>
-    </w:p>
-    <w:p>
-      <w:pPr>
-        <w:pBdr>
-          <w:top w:val="nil"/>
-          <w:left w:val="nil"/>
-          <w:bottom w:val="nil"/>
-          <w:right w:val="nil"/>
-          <w:between w:val="nil"/>
-        </w:pBdr>
-        <w:spacing w:before="240" w:after="60" w:line="240" w:lineRule="auto"/>
-        <w:ind w:left="270"/>
-        <w:jc w:val="both"/>
-        <w:rPr>
-          <w:rFonts w:ascii="Calibri" w:eastAsia="Calibri" w:hAnsi="Calibri" w:cs="Calibri"/>
-          <w:b/>
-          <w:color w:val="000000"/>
-          <w:sz w:val="24"/>
-        </w:rPr>
-      </w:pPr>
-      <w:r>
-        <w:rPr>
-          <w:rFonts w:ascii="Calibri" w:eastAsia="Calibri" w:hAnsi="Calibri" w:cs="Calibri"/>
-          <w:b/>
-          <w:color w:val="000000"/>
-          <w:sz w:val="24"/>
-        </w:rPr>
-        <w:t>Major Strengths:</w:t>
       </w:r>
     </w:p>
     <w:p>
       <w:pPr>
         <w:numPr>
           <w:ilvl w:val="0"/>
-          <w:numId w:val="5"/>
+          <w:numId w:val="21"/>
         </w:numPr>
-        <w:spacing w:after="0" w:line="240" w:lineRule="auto"/>
-        <w:ind w:left="0" w:firstLine="0"/>
-        <w:jc w:val="both"/>
-        <w:rPr>
-          <w:rFonts w:ascii="Calibri" w:hAnsi="Calibri" w:cs="Calibri"/>
-          <w:sz w:val="24"/>
-        </w:rPr>
-      </w:pPr>
-      <w:r>
-        <w:rPr>
-          <w:rFonts w:ascii="Calibri" w:hAnsi="Calibri" w:cs="Calibri"/>
-          <w:sz w:val="24"/>
-        </w:rPr>
-        <w:t xml:space="preserve">Around </w:t>
-      </w:r>
-      <w:r>
-        <w:rPr>
-          <w:rFonts w:ascii="Calibri" w:hAnsi="Calibri" w:cs="Calibri"/>
-          <w:sz w:val="24"/>
-        </w:rPr>
-        <w:t>8</w:t>
-      </w:r>
-      <w:r>
-        <w:rPr>
-          <w:rFonts w:ascii="Calibri" w:hAnsi="Calibri" w:cs="Calibri"/>
-          <w:sz w:val="24"/>
-        </w:rPr>
-        <w:t xml:space="preserve"> </w:t>
-      </w:r>
-      <w:r>
-        <w:rPr>
-          <w:rFonts w:ascii="Calibri" w:hAnsi="Calibri" w:cs="Calibri"/>
-          <w:sz w:val="24"/>
-        </w:rPr>
-        <w:t>years of experience in analysis, development and implementation of large scale, Java/JEE projects.</w:t>
-      </w:r>
-    </w:p>
-    <w:p>
-      <w:pPr>
-        <w:pStyle w:val="ListParagraph"/>
+        <w:spacing w:before="100" w:beforeAutospacing="1" w:after="100" w:afterAutospacing="1" w:line="240" w:lineRule="auto"/>
+        <w:rPr>
+          <w:rFonts w:cstheme="minorHAnsi"/>
+          <w:sz w:val="24"/>
+        </w:rPr>
+      </w:pPr>
+      <w:r>
+        <w:rPr>
+          <w:rFonts w:cstheme="minorHAnsi"/>
+          <w:sz w:val="24"/>
+        </w:rPr>
+        <w:t xml:space="preserve">Extensive experience in software development, testing, deployment, and production support </w:t>
+      </w:r>
+    </w:p>
+    <w:p>
+      <w:pPr>
         <w:numPr>
           <w:ilvl w:val="0"/>
-          <w:numId w:val="20"/>
+          <w:numId w:val="21"/>
         </w:numPr>
-        <w:spacing w:after="0" w:line="240" w:lineRule="auto"/>
-        <w:ind w:left="426"/>
-        <w:jc w:val="both"/>
-        <w:rPr>
-          <w:rFonts w:ascii="Calibri" w:hAnsi="Calibri" w:cs="Calibri"/>
-          <w:sz w:val="24"/>
-        </w:rPr>
-      </w:pPr>
-      <w:r>
-        <w:rPr>
-          <w:rFonts w:ascii="Calibri" w:hAnsi="Calibri" w:cs="Calibri"/>
-          <w:sz w:val="24"/>
-        </w:rPr>
-        <w:t xml:space="preserve">    </w:t>
-      </w:r>
-      <w:r>
-        <w:rPr>
-          <w:rFonts w:ascii="Calibri" w:hAnsi="Calibri" w:cs="Calibri"/>
-          <w:sz w:val="24"/>
-        </w:rPr>
-        <w:t xml:space="preserve">Experience in Developing applications using frameworks like spring Boot and </w:t>
-      </w:r>
-      <w:r>
-        <w:rPr>
-          <w:rFonts w:ascii="Calibri" w:hAnsi="Calibri" w:cs="Calibri"/>
-          <w:sz w:val="24"/>
-        </w:rPr>
-        <w:t>Mic</w:t>
-      </w:r>
-      <w:r>
-        <w:rPr>
-          <w:rFonts w:ascii="Calibri" w:hAnsi="Calibri" w:cs="Calibri"/>
-          <w:sz w:val="24"/>
-        </w:rPr>
-        <w:t>ro</w:t>
-      </w:r>
-      <w:r>
-        <w:rPr>
-          <w:rFonts w:ascii="Calibri" w:hAnsi="Calibri" w:cs="Calibri"/>
+        <w:spacing w:before="100" w:beforeAutospacing="1" w:after="100" w:afterAutospacing="1" w:line="240" w:lineRule="auto"/>
+        <w:rPr>
+          <w:rFonts w:cstheme="minorHAnsi"/>
+          <w:sz w:val="24"/>
+        </w:rPr>
+      </w:pPr>
+      <w:r>
+        <w:rPr>
+          <w:rFonts w:cstheme="minorHAnsi"/>
+          <w:sz w:val="24"/>
+        </w:rPr>
+        <w:t xml:space="preserve">Hands-on experience in building scalable enterprise applications </w:t>
+      </w:r>
+    </w:p>
+    <w:p>
+      <w:pPr>
+        <w:spacing w:after="0"/>
+        <w:rPr>
+          <w:rFonts w:cstheme="minorHAnsi"/>
+        </w:rPr>
+      </w:pPr>
+      <w:r>
+        <w:rPr>
+          <w:rFonts w:cstheme="minorHAnsi"/>
+        </w:rPr>
+        <w:pict w14:anchorId="07412FF0">
+          <v:rect id="_x0000_i1028" style="width:0;height:1.5pt" o:hralign="center" o:hrstd="t" o:hr="t" fillcolor="#a0a0a0" stroked="f"/>
+        </w:pict>
+      </w:r>
+    </w:p>
+    <w:p>
+      <w:pPr>
+        <w:pStyle w:val="Heading3"/>
+        <w:rPr>
+          <w:rFonts w:cstheme="minorHAnsi"/>
+        </w:rPr>
+      </w:pPr>
+      <w:r>
+        <w:rPr>
+          <w:rStyle w:val="Strong"/>
+          <w:rFonts w:cstheme="minorHAnsi"/>
+          <w:b/>
+          <w:bCs w:val="0"/>
+        </w:rPr>
+        <w:t>Major Strengths</w:t>
+      </w:r>
+    </w:p>
+    <w:p>
+      <w:pPr>
+        <w:numPr>
+          <w:ilvl w:val="0"/>
+          <w:numId w:val="22"/>
+        </w:numPr>
+        <w:spacing w:before="100" w:beforeAutospacing="1" w:after="100" w:afterAutospacing="1" w:line="240" w:lineRule="auto"/>
+        <w:rPr>
+          <w:rFonts w:cstheme="minorHAnsi"/>
+          <w:sz w:val="24"/>
+        </w:rPr>
+      </w:pPr>
+      <w:r>
+        <w:rPr>
+          <w:rFonts w:cstheme="minorHAnsi"/>
+          <w:sz w:val="24"/>
+        </w:rPr>
+        <w:t xml:space="preserve">Around 9 years of experience in analysis, design, development, and implementation of large-scale Java/JEE applications </w:t>
+      </w:r>
+    </w:p>
+    <w:p>
+      <w:pPr>
+        <w:numPr>
+          <w:ilvl w:val="0"/>
+          <w:numId w:val="22"/>
+        </w:numPr>
+        <w:spacing w:before="100" w:beforeAutospacing="1" w:after="100" w:afterAutospacing="1" w:line="240" w:lineRule="auto"/>
+        <w:rPr>
+          <w:rFonts w:cstheme="minorHAnsi"/>
+          <w:sz w:val="24"/>
+        </w:rPr>
+      </w:pPr>
+      <w:r>
+        <w:rPr>
+          <w:rFonts w:cstheme="minorHAnsi"/>
+          <w:sz w:val="24"/>
+        </w:rPr>
+        <w:t xml:space="preserve">Strong experience in developing applications using </w:t>
+      </w:r>
+      <w:r>
+        <w:rPr>
+          <w:rStyle w:val="Strong"/>
+          <w:rFonts w:cstheme="minorHAnsi"/>
+          <w:sz w:val="24"/>
+        </w:rPr>
+        <w:t>Spring Boot, Microservices architecture</w:t>
+      </w:r>
+      <w:r>
+        <w:rPr>
+          <w:rFonts w:cstheme="minorHAnsi"/>
+          <w:sz w:val="24"/>
+        </w:rPr>
+        <w:t xml:space="preserve">, and messaging systems like </w:t>
+      </w:r>
+      <w:r>
+        <w:rPr>
+          <w:rStyle w:val="Strong"/>
+          <w:rFonts w:cstheme="minorHAnsi"/>
+          <w:sz w:val="24"/>
+        </w:rPr>
+        <w:t xml:space="preserve">Kafka </w:t>
+      </w:r>
+      <w:r>
+        <w:rPr>
+          <w:rStyle w:val="Strong"/>
+          <w:rFonts w:cstheme="minorHAnsi"/>
           <w:sz w:val="24"/>
         </w:rPr>
         <w:t xml:space="preserve"> </w:t>
       </w:r>
-      <w:r>
-        <w:rPr>
-          <w:rFonts w:ascii="Calibri" w:hAnsi="Calibri" w:cs="Calibri"/>
-          <w:sz w:val="24"/>
-        </w:rPr>
-        <w:t xml:space="preserve">services and </w:t>
-      </w:r>
-      <w:r>
-        <w:rPr>
-          <w:rFonts w:ascii="Calibri" w:hAnsi="Calibri" w:cs="Calibri"/>
-          <w:sz w:val="24"/>
-        </w:rPr>
-        <w:t>Messaging systems</w:t>
-      </w:r>
-      <w:r>
-        <w:rPr>
-          <w:rFonts w:ascii="Calibri" w:hAnsi="Calibri" w:cs="Calibri"/>
-          <w:sz w:val="24"/>
-        </w:rPr>
-        <w:t xml:space="preserve"> such as </w:t>
-      </w:r>
-      <w:r>
-        <w:rPr>
-          <w:rFonts w:ascii="Calibri" w:hAnsi="Calibri" w:cs="Calibri"/>
-          <w:sz w:val="24"/>
-        </w:rPr>
-        <w:t xml:space="preserve">   </w:t>
-      </w:r>
-      <w:r>
-        <w:rPr>
-          <w:rFonts w:ascii="Calibri" w:hAnsi="Calibri" w:cs="Calibri"/>
-          <w:sz w:val="24"/>
-        </w:rPr>
-        <w:t xml:space="preserve">             </w:t>
-      </w:r>
-      <w:r>
-        <w:rPr>
-          <w:rFonts w:ascii="Calibri" w:hAnsi="Calibri" w:cs="Calibri"/>
-          <w:i/>
+    </w:p>
+    <w:p>
+      <w:pPr>
+        <w:numPr>
+          <w:ilvl w:val="0"/>
+          <w:numId w:val="22"/>
+        </w:numPr>
+        <w:spacing w:before="100" w:beforeAutospacing="1" w:after="100" w:afterAutospacing="1" w:line="240" w:lineRule="auto"/>
+        <w:rPr>
+          <w:rFonts w:cstheme="minorHAnsi"/>
+          <w:sz w:val="24"/>
+        </w:rPr>
+      </w:pPr>
+      <w:r>
+        <w:rPr>
+          <w:rFonts w:cstheme="minorHAnsi"/>
+          <w:sz w:val="24"/>
+        </w:rPr>
+        <w:t xml:space="preserve">Good knowledge of NoSQL databases such as </w:t>
+      </w:r>
+      <w:r>
+        <w:rPr>
+          <w:rStyle w:val="Strong"/>
+          <w:rFonts w:cstheme="minorHAnsi"/>
+          <w:sz w:val="24"/>
+        </w:rPr>
+        <w:t>MongoDB</w:t>
+      </w:r>
+      <w:r>
+        <w:rPr>
+          <w:rFonts w:cstheme="minorHAnsi"/>
+          <w:sz w:val="24"/>
+        </w:rPr>
+        <w:t xml:space="preserve">, and cloud platforms like </w:t>
+      </w:r>
+      <w:r>
+        <w:rPr>
+          <w:rStyle w:val="Strong"/>
+          <w:rFonts w:cstheme="minorHAnsi"/>
+          <w:sz w:val="24"/>
+        </w:rPr>
+        <w:t xml:space="preserve">AWS </w:t>
+      </w:r>
+      <w:r>
+        <w:rPr>
+          <w:rStyle w:val="Strong"/>
+          <w:rFonts w:cstheme="minorHAnsi"/>
+          <w:sz w:val="24"/>
+        </w:rPr>
+        <w:t xml:space="preserve"> </w:t>
+      </w:r>
+    </w:p>
+    <w:p>
+      <w:pPr>
+        <w:numPr>
+          <w:ilvl w:val="0"/>
+          <w:numId w:val="22"/>
+        </w:numPr>
+        <w:spacing w:before="100" w:beforeAutospacing="1" w:after="100" w:afterAutospacing="1" w:line="240" w:lineRule="auto"/>
+        <w:rPr>
+          <w:rFonts w:cstheme="minorHAnsi"/>
+          <w:sz w:val="24"/>
+        </w:rPr>
+      </w:pPr>
+      <w:r>
+        <w:rPr>
+          <w:rFonts w:cstheme="minorHAnsi"/>
+          <w:sz w:val="24"/>
+        </w:rPr>
+        <w:t xml:space="preserve">Experience in deploying applications on </w:t>
+      </w:r>
+      <w:r>
+        <w:rPr>
+          <w:rStyle w:val="Strong"/>
+          <w:rFonts w:cstheme="minorHAnsi"/>
+          <w:sz w:val="24"/>
+        </w:rPr>
+        <w:t xml:space="preserve">Kubernetes clusters, </w:t>
+      </w:r>
+      <w:r>
+        <w:rPr>
+          <w:rStyle w:val="Strong"/>
+          <w:rFonts w:cstheme="minorHAnsi"/>
+          <w:sz w:val="24"/>
+        </w:rPr>
+        <w:t xml:space="preserve">Red Hat </w:t>
+      </w:r>
+      <w:r>
+        <w:rPr>
+          <w:rStyle w:val="Strong"/>
+          <w:rFonts w:cstheme="minorHAnsi"/>
+          <w:sz w:val="24"/>
+        </w:rPr>
+        <w:t>OpenShift</w:t>
+      </w:r>
+      <w:r>
+        <w:rPr>
+          <w:rFonts w:cstheme="minorHAnsi"/>
+          <w:sz w:val="24"/>
+        </w:rPr>
+        <w:t xml:space="preserve">, and </w:t>
+      </w:r>
+      <w:r>
+        <w:rPr>
+          <w:rStyle w:val="Strong"/>
+          <w:rFonts w:cstheme="minorHAnsi"/>
+          <w:sz w:val="24"/>
+        </w:rPr>
+        <w:t>PCF (Pivotal Cloud Foundry)</w:t>
+      </w:r>
+      <w:r>
+        <w:rPr>
+          <w:rFonts w:cstheme="minorHAnsi"/>
+          <w:sz w:val="24"/>
+        </w:rPr>
+        <w:t xml:space="preserve"> </w:t>
+      </w:r>
+    </w:p>
+    <w:p>
+      <w:pPr>
+        <w:numPr>
+          <w:ilvl w:val="0"/>
+          <w:numId w:val="22"/>
+        </w:numPr>
+        <w:spacing w:before="100" w:beforeAutospacing="1" w:after="100" w:afterAutospacing="1" w:line="240" w:lineRule="auto"/>
+        <w:rPr>
+          <w:rFonts w:cstheme="minorHAnsi"/>
+          <w:sz w:val="24"/>
+        </w:rPr>
+      </w:pPr>
+      <w:r>
+        <w:rPr>
+          <w:rFonts w:cstheme="minorHAnsi"/>
+          <w:sz w:val="24"/>
+        </w:rPr>
+        <w:t xml:space="preserve">Experience in </w:t>
+      </w:r>
+      <w:bookmarkStart w:id="0" w:name="_GoBack"/>
+      <w:r>
+        <w:rPr>
+          <w:rFonts w:cstheme="minorHAnsi"/>
+          <w:sz w:val="24"/>
+        </w:rPr>
+        <w:t xml:space="preserve">developing web and enterprise applications using JEE technologies such as </w:t>
+      </w:r>
+      <w:r>
+        <w:rPr>
+          <w:rStyle w:val="Strong"/>
+          <w:rFonts w:cstheme="minorHAnsi"/>
+          <w:sz w:val="24"/>
+        </w:rPr>
+        <w:t xml:space="preserve">JDBC, Servlets, JSP, and </w:t>
+      </w:r>
+      <w:bookmarkEnd w:id="0"/>
+      <w:r>
+        <w:rPr>
+          <w:rStyle w:val="Strong"/>
+          <w:rFonts w:cstheme="minorHAnsi"/>
+          <w:sz w:val="24"/>
+        </w:rPr>
+        <w:t>JPA</w:t>
+      </w:r>
+      <w:r>
+        <w:rPr>
+          <w:rFonts w:cstheme="minorHAnsi"/>
+          <w:sz w:val="24"/>
+        </w:rPr>
+        <w:t xml:space="preserve"> </w:t>
+      </w:r>
+    </w:p>
+    <w:p>
+      <w:pPr>
+        <w:numPr>
+          <w:ilvl w:val="0"/>
+          <w:numId w:val="22"/>
+        </w:numPr>
+        <w:spacing w:before="100" w:beforeAutospacing="1" w:after="100" w:afterAutospacing="1" w:line="240" w:lineRule="auto"/>
+        <w:rPr>
+          <w:rFonts w:cstheme="minorHAnsi"/>
+          <w:sz w:val="24"/>
+        </w:rPr>
+      </w:pPr>
+      <w:r>
+        <w:rPr>
+          <w:rFonts w:cstheme="minorHAnsi"/>
+          <w:sz w:val="24"/>
+        </w:rPr>
+        <w:t xml:space="preserve">Experience in writing </w:t>
+      </w:r>
+      <w:r>
+        <w:rPr>
+          <w:rStyle w:val="Strong"/>
+          <w:rFonts w:cstheme="minorHAnsi"/>
+          <w:sz w:val="24"/>
+        </w:rPr>
+        <w:t>JUnit test cases</w:t>
+      </w:r>
+      <w:r>
+        <w:rPr>
+          <w:rFonts w:cstheme="minorHAnsi"/>
+          <w:sz w:val="24"/>
+        </w:rPr>
+        <w:t xml:space="preserve"> and performing mutation testing using </w:t>
+      </w:r>
+      <w:r>
+        <w:rPr>
+          <w:rStyle w:val="Strong"/>
+          <w:rFonts w:cstheme="minorHAnsi"/>
+          <w:sz w:val="24"/>
+        </w:rPr>
+        <w:t>PIT (Mutation Testing Tool)</w:t>
+      </w:r>
+      <w:r>
+        <w:rPr>
+          <w:rFonts w:cstheme="minorHAnsi"/>
+          <w:sz w:val="24"/>
+        </w:rPr>
+        <w:t xml:space="preserve"> </w:t>
+      </w:r>
+    </w:p>
+    <w:p>
+      <w:pPr>
+        <w:numPr>
+          <w:ilvl w:val="0"/>
+          <w:numId w:val="22"/>
+        </w:numPr>
+        <w:spacing w:before="100" w:beforeAutospacing="1" w:after="100" w:afterAutospacing="1" w:line="240" w:lineRule="auto"/>
+        <w:rPr>
+          <w:rFonts w:cstheme="minorHAnsi"/>
+          <w:sz w:val="24"/>
+        </w:rPr>
+      </w:pPr>
+      <w:r>
+        <w:rPr>
+          <w:rFonts w:cstheme="minorHAnsi"/>
+          <w:sz w:val="24"/>
+        </w:rPr>
+        <w:t xml:space="preserve">Experience in creating and consuming </w:t>
+      </w:r>
+      <w:r>
+        <w:rPr>
+          <w:rStyle w:val="Strong"/>
+          <w:rFonts w:cstheme="minorHAnsi"/>
+          <w:sz w:val="24"/>
+        </w:rPr>
+        <w:t>RESTful Web Services</w:t>
+      </w:r>
+      <w:r>
+        <w:rPr>
+          <w:rFonts w:cstheme="minorHAnsi"/>
+          <w:sz w:val="24"/>
+        </w:rPr>
+        <w:t xml:space="preserve"> based on business requirements </w:t>
+      </w:r>
+    </w:p>
+    <w:p>
+      <w:pPr>
+        <w:numPr>
+          <w:ilvl w:val="0"/>
+          <w:numId w:val="22"/>
+        </w:numPr>
+        <w:spacing w:before="100" w:beforeAutospacing="1" w:after="100" w:afterAutospacing="1" w:line="240" w:lineRule="auto"/>
+        <w:rPr>
+          <w:rFonts w:cstheme="minorHAnsi"/>
+          <w:sz w:val="24"/>
+        </w:rPr>
+      </w:pPr>
+      <w:r>
+        <w:rPr>
+          <w:rFonts w:cstheme="minorHAnsi"/>
+          <w:sz w:val="24"/>
+        </w:rPr>
+        <w:t xml:space="preserve">Working knowledge of </w:t>
+      </w:r>
+      <w:r>
+        <w:rPr>
+          <w:rStyle w:val="Strong"/>
+          <w:rFonts w:cstheme="minorHAnsi"/>
+          <w:sz w:val="24"/>
+        </w:rPr>
+        <w:t>Salesforce</w:t>
+      </w:r>
+      <w:r>
+        <w:rPr>
+          <w:rFonts w:cstheme="minorHAnsi"/>
+          <w:sz w:val="24"/>
+        </w:rPr>
+        <w:t xml:space="preserve"> – Apex, Lightning Web Components (LWC), SOQL, Triggers, REST Integrations, and Flows</w:t>
+      </w:r>
+    </w:p>
+    <w:p>
+      <w:pPr>
+        <w:pStyle w:val="Heading3"/>
+        <w:rPr>
+          <w:rFonts w:eastAsia="Times New Roman" w:cstheme="minorHAnsi"/>
+          <w:lang w:eastAsia="en-IN"/>
+        </w:rPr>
+      </w:pPr>
+      <w:r>
+        <w:rPr>
+          <w:rStyle w:val="Strong"/>
+          <w:rFonts w:cstheme="minorHAnsi"/>
+          <w:b/>
+          <w:bCs w:val="0"/>
+        </w:rPr>
+        <w:t>Key Skills</w:t>
+      </w:r>
+    </w:p>
+    <w:p>
+      <w:pPr>
+        <w:pStyle w:val="NormalWeb"/>
+        <w:rPr>
+          <w:rFonts w:asciiTheme="minorHAnsi" w:eastAsiaTheme="minorHAnsi" w:hAnsiTheme="minorHAnsi" w:cstheme="minorHAnsi"/>
+          <w:szCs w:val="22"/>
+          <w:lang w:eastAsia="en-US"/>
+        </w:rPr>
+      </w:pPr>
+      <w:r>
+        <w:rPr>
+          <w:rFonts w:asciiTheme="minorHAnsi" w:eastAsiaTheme="minorHAnsi" w:hAnsiTheme="minorHAnsi" w:cstheme="minorHAnsi"/>
+          <w:szCs w:val="22"/>
+          <w:lang w:eastAsia="en-US"/>
+        </w:rPr>
+        <w:t>Java, Spring Boot, Microservices, AWS, Docker, Kubernetes, REST APIs, Kafka, MongoDB, React JS</w:t>
+      </w:r>
+    </w:p>
+    <w:p>
+      <w:pPr>
+        <w:rPr>
+          <w:rFonts w:cstheme="minorHAnsi"/>
+        </w:rPr>
+      </w:pPr>
+      <w:r>
+        <w:rPr>
+          <w:rFonts w:cstheme="minorHAnsi"/>
+        </w:rPr>
+        <w:pict w14:anchorId="0E35E60D">
+          <v:rect id="_x0000_i1029" style="width:0;height:1.5pt" o:hralign="center" o:hrstd="t" o:hr="t" fillcolor="#a0a0a0" stroked="f"/>
+        </w:pict>
+      </w:r>
+    </w:p>
+    <w:p>
+      <w:pPr>
+        <w:pStyle w:val="Heading3"/>
+        <w:rPr>
+          <w:rFonts w:cstheme="minorHAnsi"/>
+        </w:rPr>
+      </w:pPr>
+      <w:r>
+        <w:rPr>
+          <w:rStyle w:val="Strong"/>
+          <w:rFonts w:cstheme="minorHAnsi"/>
+          <w:b/>
+          <w:bCs w:val="0"/>
+        </w:rPr>
+        <w:t>Technical Skills</w:t>
+      </w:r>
+    </w:p>
+    <w:p>
+      <w:pPr>
+        <w:pStyle w:val="NormalWeb"/>
+        <w:rPr>
+          <w:rFonts w:asciiTheme="minorHAnsi" w:hAnsiTheme="minorHAnsi" w:cstheme="minorHAnsi"/>
+        </w:rPr>
+      </w:pPr>
+      <w:r>
+        <w:rPr>
+          <w:rStyle w:val="Strong"/>
+          <w:rFonts w:asciiTheme="minorHAnsi" w:hAnsiTheme="minorHAnsi" w:cstheme="minorHAnsi"/>
+        </w:rPr>
+        <w:t>Programming Languages</w:t>
+      </w:r>
+      <w:r>
+        <w:rPr>
+          <w:rFonts w:asciiTheme="minorHAnsi" w:hAnsiTheme="minorHAnsi" w:cstheme="minorHAnsi"/>
+        </w:rPr>
+        <w:br/>
+        <w:t>Java (21), SQL, JavaScript</w:t>
+      </w:r>
+    </w:p>
+    <w:p>
+      <w:pPr>
+        <w:pStyle w:val="NormalWeb"/>
+        <w:rPr>
+          <w:rFonts w:asciiTheme="minorHAnsi" w:hAnsiTheme="minorHAnsi" w:cstheme="minorHAnsi"/>
+        </w:rPr>
+      </w:pPr>
+      <w:r>
+        <w:rPr>
+          <w:rStyle w:val="Strong"/>
+          <w:rFonts w:asciiTheme="minorHAnsi" w:hAnsiTheme="minorHAnsi" w:cstheme="minorHAnsi"/>
+        </w:rPr>
+        <w:t>J2EE / Jakarta EE Technologies</w:t>
+      </w:r>
+      <w:r>
+        <w:rPr>
+          <w:rFonts w:asciiTheme="minorHAnsi" w:hAnsiTheme="minorHAnsi" w:cstheme="minorHAnsi"/>
+        </w:rPr>
+        <w:br/>
+      </w:r>
+      <w:r>
+        <w:rPr>
+          <w:rFonts w:asciiTheme="minorHAnsi" w:hAnsiTheme="minorHAnsi" w:cstheme="minorHAnsi"/>
+        </w:rPr>
+        <w:t>JDBC, Servlets, JSP, JPA</w:t>
+      </w:r>
+      <w:r>
+        <w:rPr>
+          <w:rFonts w:asciiTheme="minorHAnsi" w:hAnsiTheme="minorHAnsi" w:cstheme="minorHAnsi"/>
+        </w:rPr>
+        <w:t xml:space="preserve"> </w:t>
+      </w:r>
+    </w:p>
+    <w:p>
+      <w:pPr>
+        <w:pStyle w:val="NormalWeb"/>
+        <w:rPr>
+          <w:rFonts w:asciiTheme="minorHAnsi" w:hAnsiTheme="minorHAnsi" w:cstheme="minorHAnsi"/>
+        </w:rPr>
+      </w:pPr>
+      <w:r>
+        <w:rPr>
+          <w:rStyle w:val="Strong"/>
+          <w:rFonts w:asciiTheme="minorHAnsi" w:hAnsiTheme="minorHAnsi" w:cstheme="minorHAnsi"/>
+        </w:rPr>
+        <w:t>Spring Framework &amp; Modules</w:t>
+      </w:r>
+      <w:r>
+        <w:rPr>
+          <w:rFonts w:asciiTheme="minorHAnsi" w:hAnsiTheme="minorHAnsi" w:cstheme="minorHAnsi"/>
+        </w:rPr>
+        <w:br/>
+        <w:t>Spring Core, Spring JDBC, Spring JPA, Hibernate, Spring AOP, Spring Data MongoDB, Spring MVC, Spring Cloud, Spring Batch (Basics), WebFlux</w:t>
+      </w:r>
+    </w:p>
+    <w:p>
+      <w:pPr>
+        <w:pStyle w:val="NormalWeb"/>
+        <w:rPr>
+          <w:rFonts w:asciiTheme="minorHAnsi" w:hAnsiTheme="minorHAnsi" w:cstheme="minorHAnsi"/>
+        </w:rPr>
+      </w:pPr>
+      <w:r>
+        <w:rPr>
+          <w:rStyle w:val="Strong"/>
+          <w:rFonts w:asciiTheme="minorHAnsi" w:hAnsiTheme="minorHAnsi" w:cstheme="minorHAnsi"/>
+        </w:rPr>
+        <w:t>Security</w:t>
+      </w:r>
+      <w:r>
+        <w:rPr>
+          <w:rFonts w:asciiTheme="minorHAnsi" w:hAnsiTheme="minorHAnsi" w:cstheme="minorHAnsi"/>
+        </w:rPr>
+        <w:br/>
+        <w:t>Spring OAuth2, Keycloak Authentication Server</w:t>
+      </w:r>
+    </w:p>
+    <w:p>
+      <w:pPr>
+        <w:pStyle w:val="NormalWeb"/>
+        <w:rPr>
+          <w:rFonts w:asciiTheme="minorHAnsi" w:hAnsiTheme="minorHAnsi" w:cstheme="minorHAnsi"/>
+        </w:rPr>
+      </w:pPr>
+      <w:r>
+        <w:rPr>
+          <w:rStyle w:val="Strong"/>
+          <w:rFonts w:asciiTheme="minorHAnsi" w:hAnsiTheme="minorHAnsi" w:cstheme="minorHAnsi"/>
+        </w:rPr>
+        <w:t>Microservices &amp; Design Patterns</w:t>
+      </w:r>
+      <w:r>
+        <w:rPr>
+          <w:rFonts w:asciiTheme="minorHAnsi" w:hAnsiTheme="minorHAnsi" w:cstheme="minorHAnsi"/>
+        </w:rPr>
+        <w:br/>
+        <w:t>Resilience4j (Retry), Config Server (Git &amp; MongoDB), Eureka Service Registry, Hystrix</w:t>
+      </w:r>
+    </w:p>
+    <w:p>
+      <w:pPr>
+        <w:pStyle w:val="NormalWeb"/>
+        <w:rPr>
+          <w:rFonts w:asciiTheme="minorHAnsi" w:hAnsiTheme="minorHAnsi" w:cstheme="minorHAnsi"/>
+        </w:rPr>
+      </w:pPr>
+      <w:r>
+        <w:rPr>
+          <w:rStyle w:val="Strong"/>
+          <w:rFonts w:asciiTheme="minorHAnsi" w:hAnsiTheme="minorHAnsi" w:cstheme="minorHAnsi"/>
+        </w:rPr>
+        <w:t>Cloud Technologies</w:t>
+      </w:r>
+      <w:r>
+        <w:rPr>
+          <w:rFonts w:asciiTheme="minorHAnsi" w:hAnsiTheme="minorHAnsi" w:cstheme="minorHAnsi"/>
+        </w:rPr>
+        <w:br/>
+        <w:t>AWS – EC2, ELB, Auto Scaling (ASG), Route 53, ECS, EKS (Kubernetes), S3, Lambda, CloudFront, CloudWatch, CDK</w:t>
+      </w:r>
+    </w:p>
+    <w:p>
+      <w:pPr>
+        <w:pStyle w:val="NormalWeb"/>
+        <w:rPr>
+          <w:rFonts w:asciiTheme="minorHAnsi" w:hAnsiTheme="minorHAnsi" w:cstheme="minorHAnsi"/>
+        </w:rPr>
+      </w:pPr>
+      <w:r>
+        <w:rPr>
+          <w:rStyle w:val="Strong"/>
+          <w:rFonts w:asciiTheme="minorHAnsi" w:hAnsiTheme="minorHAnsi" w:cstheme="minorHAnsi"/>
+        </w:rPr>
+        <w:t>Distributed Systems / APIs</w:t>
+      </w:r>
+      <w:r>
+        <w:rPr>
+          <w:rFonts w:asciiTheme="minorHAnsi" w:hAnsiTheme="minorHAnsi" w:cstheme="minorHAnsi"/>
+        </w:rPr>
+        <w:br/>
+        <w:t>RESTful Web Services (JAX-RS, Apache CXF, Spring REST), SOAP Web Services</w:t>
+      </w:r>
+    </w:p>
+    <w:p>
+      <w:pPr>
+        <w:pStyle w:val="NormalWeb"/>
+        <w:rPr>
+          <w:rFonts w:asciiTheme="minorHAnsi" w:hAnsiTheme="minorHAnsi" w:cstheme="minorHAnsi"/>
+        </w:rPr>
+      </w:pPr>
+      <w:r>
+        <w:rPr>
+          <w:rStyle w:val="Strong"/>
+          <w:rFonts w:asciiTheme="minorHAnsi" w:hAnsiTheme="minorHAnsi" w:cstheme="minorHAnsi"/>
+        </w:rPr>
+        <w:lastRenderedPageBreak/>
+        <w:t>Messaging Systems</w:t>
+      </w:r>
+      <w:r>
+        <w:rPr>
+          <w:rFonts w:asciiTheme="minorHAnsi" w:hAnsiTheme="minorHAnsi" w:cstheme="minorHAnsi"/>
+        </w:rPr>
+        <w:br/>
+        <w:t>Apache Kafka, ActiveMQ</w:t>
+      </w:r>
+    </w:p>
+    <w:p>
+      <w:pPr>
+        <w:pStyle w:val="NormalWeb"/>
+        <w:rPr>
+          <w:rFonts w:asciiTheme="minorHAnsi" w:hAnsiTheme="minorHAnsi" w:cstheme="minorHAnsi"/>
+        </w:rPr>
+      </w:pPr>
+      <w:r>
+        <w:rPr>
+          <w:rStyle w:val="Strong"/>
+          <w:rFonts w:asciiTheme="minorHAnsi" w:hAnsiTheme="minorHAnsi" w:cstheme="minorHAnsi"/>
+        </w:rPr>
+        <w:t>Libraries / Tools / Frameworks</w:t>
+      </w:r>
+      <w:r>
+        <w:rPr>
+          <w:rFonts w:asciiTheme="minorHAnsi" w:hAnsiTheme="minorHAnsi" w:cstheme="minorHAnsi"/>
+        </w:rPr>
+        <w:br/>
+        <w:t>Akka (Concurrency), Swagger, ShedLock, Lombok, Gson, JSON</w:t>
+      </w:r>
+    </w:p>
+    <w:p>
+      <w:pPr>
+        <w:pStyle w:val="NormalWeb"/>
+        <w:rPr>
+          <w:rFonts w:asciiTheme="minorHAnsi" w:hAnsiTheme="minorHAnsi" w:cstheme="minorHAnsi"/>
+        </w:rPr>
+      </w:pPr>
+      <w:r>
+        <w:rPr>
+          <w:rStyle w:val="Strong"/>
+          <w:rFonts w:asciiTheme="minorHAnsi" w:hAnsiTheme="minorHAnsi" w:cstheme="minorHAnsi"/>
+        </w:rPr>
+        <w:t>Databases</w:t>
+      </w:r>
+      <w:r>
+        <w:rPr>
+          <w:rFonts w:asciiTheme="minorHAnsi" w:hAnsiTheme="minorHAnsi" w:cstheme="minorHAnsi"/>
+        </w:rPr>
+        <w:br/>
+        <w:t>NoSQL: MongoDB</w:t>
+      </w:r>
+      <w:r>
+        <w:rPr>
+          <w:rFonts w:asciiTheme="minorHAnsi" w:hAnsiTheme="minorHAnsi" w:cstheme="minorHAnsi"/>
+        </w:rPr>
+        <w:br/>
+        <w:t>RDBMS: Oracle</w:t>
+      </w:r>
+    </w:p>
+    <w:p>
+      <w:pPr>
+        <w:pStyle w:val="NormalWeb"/>
+        <w:rPr>
+          <w:rFonts w:asciiTheme="minorHAnsi" w:hAnsiTheme="minorHAnsi" w:cstheme="minorHAnsi"/>
+        </w:rPr>
+      </w:pPr>
+      <w:r>
+        <w:rPr>
+          <w:rStyle w:val="Strong"/>
+          <w:rFonts w:asciiTheme="minorHAnsi" w:hAnsiTheme="minorHAnsi" w:cstheme="minorHAnsi"/>
+        </w:rPr>
+        <w:t>Frontend Technologies</w:t>
+      </w:r>
+      <w:r>
+        <w:rPr>
+          <w:rFonts w:asciiTheme="minorHAnsi" w:hAnsiTheme="minorHAnsi" w:cstheme="minorHAnsi"/>
+        </w:rPr>
+        <w:br/>
+        <w:t>HTML, JavaScript, React JS (Basics)</w:t>
+      </w:r>
+    </w:p>
+    <w:p>
+      <w:pPr>
+        <w:pStyle w:val="NormalWeb"/>
+        <w:rPr>
+          <w:rFonts w:ascii="Calibri" w:eastAsia="Calibri" w:hAnsi="Calibri" w:cs="Calibri"/>
           <w:color w:val="000000" w:themeColor="text1"/>
-          <w:sz w:val="28"/>
           <w14:shadow w14:blurRad="38100" w14:dist="19050" w14:dir="2700000" w14:sx="100000" w14:sy="100000" w14:kx="0" w14:ky="0" w14:algn="tl">
             <w14:schemeClr w14:val="dk1">
               <w14:alpha w14:val="60000"/>
@@ -511,13 +1017,31 @@
             <w14:round/>
           </w14:textOutline>
         </w:rPr>
-        <w:t>kafka</w:t>
-      </w:r>
-      <w:r>
-        <w:rPr>
-          <w:rFonts w:ascii="Calibri" w:hAnsi="Calibri" w:cs="Calibri"/>
+      </w:pPr>
+      <w:r>
+        <w:rPr>
+          <w:rStyle w:val="Strong"/>
+          <w:rFonts w:asciiTheme="minorHAnsi" w:hAnsiTheme="minorHAnsi" w:cstheme="minorHAnsi"/>
+        </w:rPr>
+        <w:t>Containerization &amp; Orchestration</w:t>
+      </w:r>
+      <w:r>
+        <w:rPr>
+          <w:rFonts w:asciiTheme="minorHAnsi" w:hAnsiTheme="minorHAnsi" w:cstheme="minorHAnsi"/>
+        </w:rPr>
+        <w:br/>
+        <w:t>Docker, Kubernetes, OpenShift (Red Hat), Helm</w:t>
+      </w:r>
+      <w:r>
+        <w:rPr>
+          <w:rFonts w:asciiTheme="minorHAnsi" w:hAnsiTheme="minorHAnsi" w:cstheme="minorHAnsi"/>
+        </w:rPr>
+        <w:t xml:space="preserve"> (</w:t>
+      </w:r>
+      <w:r>
+        <w:rPr>
+          <w:rFonts w:ascii="Calibri" w:eastAsia="Calibri" w:hAnsi="Calibri" w:cs="Calibri"/>
           <w:color w:val="000000" w:themeColor="text1"/>
-          <w:sz w:val="28"/>
           <w14:shadow w14:blurRad="38100" w14:dist="19050" w14:dir="2700000" w14:sx="100000" w14:sy="100000" w14:kx="0" w14:ky="0" w14:algn="tl">
             <w14:schemeClr w14:val="dk1">
               <w14:alpha w14:val="60000"/>
@@ -529,360 +1053,174 @@
             <w14:round/>
           </w14:textOutline>
         </w:rPr>
-        <w:t xml:space="preserve"> </w:t>
-      </w:r>
-      <w:r>
-        <w:rPr>
-          <w:rFonts w:ascii="Calibri" w:hAnsi="Calibri" w:cs="Calibri"/>
-          <w:sz w:val="24"/>
-        </w:rPr>
-        <w:t>, active MQ</w:t>
-      </w:r>
-      <w:r>
-        <w:rPr>
-          <w:rFonts w:ascii="Calibri" w:hAnsi="Calibri" w:cs="Calibri"/>
-          <w:sz w:val="24"/>
-        </w:rPr>
-        <w:t xml:space="preserve"> </w:t>
-      </w:r>
-    </w:p>
-    <w:p>
-      <w:pPr>
-        <w:numPr>
-          <w:ilvl w:val="0"/>
-          <w:numId w:val="5"/>
-        </w:numPr>
-        <w:spacing w:after="0" w:line="240" w:lineRule="auto"/>
-        <w:ind w:left="0" w:firstLine="0"/>
-        <w:jc w:val="both"/>
-        <w:rPr>
-          <w:rFonts w:ascii="Calibri" w:hAnsi="Calibri" w:cs="Calibri"/>
-          <w:sz w:val="24"/>
-        </w:rPr>
-      </w:pPr>
-      <w:r>
-        <w:rPr>
-          <w:rFonts w:ascii="Calibri" w:hAnsi="Calibri" w:cs="Calibri"/>
-          <w:sz w:val="24"/>
-        </w:rPr>
-        <w:t>Have knowledge on working with NoSQL databases like mongo DB</w:t>
-      </w:r>
-      <w:r>
-        <w:rPr>
-          <w:rFonts w:ascii="Calibri" w:hAnsi="Calibri" w:cs="Calibri"/>
-          <w:sz w:val="24"/>
-        </w:rPr>
-        <w:t xml:space="preserve"> and knowledge on AWS cloud, Red hat openshift</w:t>
-      </w:r>
-    </w:p>
-    <w:p>
-      <w:pPr>
-        <w:numPr>
-          <w:ilvl w:val="0"/>
-          <w:numId w:val="5"/>
-        </w:numPr>
-        <w:spacing w:after="0" w:line="240" w:lineRule="auto"/>
-        <w:ind w:left="0" w:firstLine="0"/>
-        <w:jc w:val="both"/>
-        <w:rPr>
-          <w:rFonts w:ascii="Calibri" w:eastAsia="Calibri" w:hAnsi="Calibri" w:cs="Calibri"/>
-          <w:sz w:val="24"/>
-        </w:rPr>
-      </w:pPr>
-      <w:r>
-        <w:rPr>
-          <w:rFonts w:ascii="Calibri" w:hAnsi="Calibri" w:cs="Calibri"/>
-          <w:sz w:val="24"/>
-        </w:rPr>
-        <w:t xml:space="preserve">Experience in </w:t>
-      </w:r>
-      <w:r>
-        <w:rPr>
-          <w:rFonts w:ascii="Calibri" w:hAnsi="Calibri" w:cs="Calibri"/>
-          <w:sz w:val="24"/>
-        </w:rPr>
-        <w:t>deploying applications into</w:t>
-      </w:r>
-      <w:r>
-        <w:rPr>
-          <w:rFonts w:ascii="Calibri" w:hAnsi="Calibri" w:cs="Calibri"/>
-          <w:sz w:val="24"/>
-        </w:rPr>
-        <w:t xml:space="preserve"> Red Hat </w:t>
-      </w:r>
-      <w:r>
-        <w:rPr>
-          <w:rFonts w:ascii="Calibri" w:hAnsi="Calibri" w:cs="Calibri"/>
-          <w:sz w:val="24"/>
-        </w:rPr>
-        <w:t xml:space="preserve"> Openshift </w:t>
-      </w:r>
-      <w:r>
-        <w:rPr>
-          <w:rFonts w:ascii="Calibri" w:hAnsi="Calibri" w:cs="Calibri"/>
-          <w:sz w:val="24"/>
-        </w:rPr>
-        <w:t xml:space="preserve">containerization platform </w:t>
-      </w:r>
-      <w:r>
-        <w:rPr>
-          <w:rFonts w:ascii="Calibri" w:hAnsi="Calibri" w:cs="Calibri"/>
-          <w:sz w:val="24"/>
-        </w:rPr>
-        <w:t xml:space="preserve">&amp; </w:t>
-      </w:r>
-      <w:r>
-        <w:rPr>
-          <w:rFonts w:ascii="Calibri" w:hAnsi="Calibri" w:cs="Calibri"/>
-          <w:sz w:val="24"/>
-        </w:rPr>
-        <w:t>Kubernetes</w:t>
-      </w:r>
-      <w:r>
-        <w:rPr>
-          <w:rFonts w:ascii="Calibri" w:hAnsi="Calibri" w:cs="Calibri"/>
-          <w:sz w:val="24"/>
-        </w:rPr>
-        <w:t xml:space="preserve"> </w:t>
-      </w:r>
-      <w:r>
-        <w:rPr>
-          <w:rFonts w:ascii="Calibri" w:hAnsi="Calibri" w:cs="Calibri"/>
-          <w:sz w:val="24"/>
-        </w:rPr>
-        <w:t xml:space="preserve"> </w:t>
-      </w:r>
-      <w:r>
-        <w:rPr>
-          <w:rFonts w:ascii="Calibri" w:hAnsi="Calibri" w:cs="Calibri"/>
-          <w:sz w:val="24"/>
-        </w:rPr>
-        <w:t xml:space="preserve">cluster </w:t>
-      </w:r>
-      <w:r>
-        <w:rPr>
-          <w:rFonts w:ascii="Calibri" w:hAnsi="Calibri" w:cs="Calibri"/>
-          <w:sz w:val="24"/>
-        </w:rPr>
-        <w:t xml:space="preserve">and </w:t>
-      </w:r>
-      <w:r>
-        <w:rPr>
-          <w:rFonts w:ascii="Calibri" w:hAnsi="Calibri" w:cs="Calibri"/>
-          <w:sz w:val="24"/>
-        </w:rPr>
-        <w:t xml:space="preserve">into PCF(pivotal cloud foundry) </w:t>
-      </w:r>
-    </w:p>
-    <w:p>
-      <w:pPr>
-        <w:numPr>
-          <w:ilvl w:val="0"/>
-          <w:numId w:val="5"/>
-        </w:numPr>
-        <w:spacing w:after="0" w:line="240" w:lineRule="auto"/>
-        <w:ind w:left="0" w:firstLine="0"/>
-        <w:jc w:val="both"/>
-        <w:rPr>
-          <w:rFonts w:ascii="Calibri" w:hAnsi="Calibri" w:cs="Calibri"/>
-          <w:sz w:val="24"/>
-        </w:rPr>
-      </w:pPr>
-      <w:r>
-        <w:rPr>
-          <w:rFonts w:ascii="Calibri" w:hAnsi="Calibri" w:cs="Calibri"/>
-          <w:sz w:val="24"/>
-        </w:rPr>
-        <w:t>Experience in development of web and enterprise applications using JEE technologies such as JDBC, Servlets,</w:t>
-      </w:r>
-      <w:r>
-        <w:rPr>
-          <w:rFonts w:ascii="Calibri" w:hAnsi="Calibri" w:cs="Calibri"/>
-          <w:sz w:val="24"/>
-        </w:rPr>
-        <w:t xml:space="preserve"> </w:t>
-      </w:r>
-      <w:r>
-        <w:rPr>
-          <w:rFonts w:ascii="Calibri" w:hAnsi="Calibri" w:cs="Calibri"/>
-          <w:sz w:val="24"/>
-        </w:rPr>
-        <w:t xml:space="preserve">JSP ,JPA  </w:t>
-      </w:r>
-    </w:p>
-    <w:p>
-      <w:pPr>
-        <w:numPr>
-          <w:ilvl w:val="0"/>
-          <w:numId w:val="5"/>
-        </w:numPr>
-        <w:spacing w:after="0" w:line="240" w:lineRule="auto"/>
-        <w:ind w:left="0" w:firstLine="0"/>
-        <w:jc w:val="both"/>
-        <w:rPr>
-          <w:rFonts w:ascii="Calibri" w:eastAsia="Calibri" w:hAnsi="Calibri" w:cs="Calibri"/>
-          <w:sz w:val="24"/>
-        </w:rPr>
-      </w:pPr>
-      <w:r>
-        <w:rPr>
-          <w:rFonts w:ascii="Calibri" w:hAnsi="Calibri" w:cs="Calibri"/>
-          <w:sz w:val="24"/>
-        </w:rPr>
-        <w:t xml:space="preserve">Experience In writing Junit test cases and  </w:t>
-      </w:r>
-      <w:r>
-        <w:rPr>
-          <w:rFonts w:ascii="Calibri" w:hAnsi="Calibri" w:cs="Calibri"/>
-          <w:sz w:val="24"/>
-        </w:rPr>
-        <w:t>analysing</w:t>
-      </w:r>
-      <w:r>
-        <w:rPr>
-          <w:rFonts w:ascii="Calibri" w:hAnsi="Calibri" w:cs="Calibri"/>
-          <w:sz w:val="24"/>
-        </w:rPr>
-        <w:t xml:space="preserve"> the Mutations using PIT Mutation tool </w:t>
-      </w:r>
-    </w:p>
-    <w:p>
-      <w:pPr>
-        <w:numPr>
-          <w:ilvl w:val="0"/>
-          <w:numId w:val="5"/>
-        </w:numPr>
-        <w:spacing w:after="0" w:line="240" w:lineRule="auto"/>
-        <w:ind w:left="0" w:firstLine="0"/>
-        <w:jc w:val="both"/>
-        <w:rPr>
-          <w:rFonts w:ascii="Calibri" w:eastAsia="Calibri" w:hAnsi="Calibri" w:cs="Calibri"/>
-          <w:sz w:val="24"/>
-        </w:rPr>
-      </w:pPr>
-      <w:r>
-        <w:rPr>
-          <w:rFonts w:ascii="Calibri" w:hAnsi="Calibri" w:cs="Calibri"/>
-          <w:sz w:val="24"/>
-        </w:rPr>
-        <w:t xml:space="preserve">Creating and </w:t>
-      </w:r>
-      <w:r>
-        <w:rPr>
-          <w:rFonts w:ascii="Calibri" w:hAnsi="Calibri" w:cs="Calibri"/>
-          <w:sz w:val="24"/>
-        </w:rPr>
-        <w:t>Consuming RESTful</w:t>
-      </w:r>
-      <w:r>
-        <w:rPr>
-          <w:rFonts w:ascii="Calibri" w:hAnsi="Calibri" w:cs="Calibri"/>
-          <w:sz w:val="24"/>
-        </w:rPr>
-        <w:t xml:space="preserve"> Web Services based on requirement</w:t>
-      </w:r>
-    </w:p>
-    <w:p>
-      <w:pPr>
-        <w:spacing w:before="100" w:after="100" w:line="240" w:lineRule="auto"/>
-        <w:jc w:val="both"/>
-      </w:pPr>
-    </w:p>
-    <w:p>
-      <w:pPr>
-        <w:spacing w:before="100" w:after="100" w:line="240" w:lineRule="auto"/>
-        <w:jc w:val="both"/>
-        <w:rPr>
-          <w:rFonts w:ascii="Calibri" w:eastAsia="Calibri" w:hAnsi="Calibri" w:cs="Calibri"/>
-          <w:b/>
+        <w:t>package manager for kubernetes)</w:t>
+      </w:r>
+    </w:p>
+    <w:p>
+      <w:pPr>
+        <w:pStyle w:val="Heading3"/>
+        <w:rPr>
+          <w:rFonts w:eastAsia="Times New Roman" w:cstheme="minorHAnsi"/>
+          <w:sz w:val="24"/>
+          <w:szCs w:val="24"/>
+          <w:lang w:eastAsia="en-IN"/>
+        </w:rPr>
+      </w:pPr>
+      <w:r>
+        <w:rPr>
+          <w:rStyle w:val="Strong"/>
+          <w:rFonts w:cstheme="minorHAnsi"/>
+          <w:b/>
+          <w:bCs w:val="0"/>
+          <w:sz w:val="24"/>
+          <w:szCs w:val="24"/>
+        </w:rPr>
+        <w:t>Testing Frameworks</w:t>
+      </w:r>
+    </w:p>
+    <w:p>
+      <w:pPr>
+        <w:pStyle w:val="NormalWeb"/>
+        <w:rPr>
+          <w:rFonts w:asciiTheme="minorHAnsi" w:hAnsiTheme="minorHAnsi" w:cstheme="minorHAnsi"/>
+        </w:rPr>
+      </w:pPr>
+      <w:r>
+        <w:rPr>
+          <w:rFonts w:asciiTheme="minorHAnsi" w:hAnsiTheme="minorHAnsi" w:cstheme="minorHAnsi"/>
+        </w:rPr>
+        <w:t>JUnit 5, Mockito 3.5, EasyMock, PowerMock, Gherkin, Karate (BDD), PIT</w:t>
+      </w:r>
+    </w:p>
+    <w:p>
+      <w:pPr>
+        <w:pStyle w:val="Heading3"/>
+        <w:rPr>
+          <w:rFonts w:eastAsia="Times New Roman" w:cstheme="minorHAnsi"/>
+          <w:sz w:val="24"/>
+          <w:szCs w:val="24"/>
+          <w:lang w:eastAsia="en-IN"/>
+        </w:rPr>
+      </w:pPr>
+      <w:r>
+        <w:rPr>
+          <w:rStyle w:val="Strong"/>
+          <w:rFonts w:cstheme="minorHAnsi"/>
+          <w:b/>
+          <w:bCs w:val="0"/>
+          <w:sz w:val="24"/>
+          <w:szCs w:val="24"/>
+        </w:rPr>
+        <w:t>Build &amp; Deployment Tools (CI/CD)</w:t>
+      </w:r>
+    </w:p>
+    <w:p>
+      <w:pPr>
+        <w:pStyle w:val="NormalWeb"/>
+        <w:rPr>
+          <w:rFonts w:asciiTheme="minorHAnsi" w:hAnsiTheme="minorHAnsi" w:cstheme="minorHAnsi"/>
+        </w:rPr>
+      </w:pPr>
+      <w:r>
+        <w:rPr>
+          <w:rFonts w:asciiTheme="minorHAnsi" w:hAnsiTheme="minorHAnsi" w:cstheme="minorHAnsi"/>
+        </w:rPr>
+        <w:t>Maven, Gradle, Jenkins, UrbanCode Deploy, Harness, PCF</w:t>
+      </w:r>
+    </w:p>
+    <w:p>
+      <w:pPr>
+        <w:pStyle w:val="Heading3"/>
+        <w:rPr>
+          <w:rFonts w:eastAsia="Times New Roman" w:cstheme="minorHAnsi"/>
+          <w:sz w:val="24"/>
+          <w:szCs w:val="24"/>
+          <w:lang w:eastAsia="en-IN"/>
+        </w:rPr>
+      </w:pPr>
+      <w:r>
+        <w:rPr>
+          <w:rStyle w:val="Strong"/>
+          <w:rFonts w:cstheme="minorHAnsi"/>
+          <w:b/>
+          <w:bCs w:val="0"/>
+          <w:sz w:val="24"/>
+          <w:szCs w:val="24"/>
+        </w:rPr>
+        <w:t>Other Tools</w:t>
+      </w:r>
+    </w:p>
+    <w:p>
+      <w:pPr>
+        <w:pStyle w:val="NormalWeb"/>
+        <w:rPr>
+          <w:rFonts w:asciiTheme="minorHAnsi" w:hAnsiTheme="minorHAnsi" w:cstheme="minorHAnsi"/>
+        </w:rPr>
+      </w:pPr>
+      <w:r>
+        <w:rPr>
+          <w:rFonts w:asciiTheme="minorHAnsi" w:hAnsiTheme="minorHAnsi" w:cstheme="minorHAnsi"/>
+        </w:rPr>
+        <w:t>IntelliJ IDEA, JIRA, Git, SOAP UI, Sumo Logic, Splunk</w:t>
+      </w:r>
+    </w:p>
+    <w:p>
+      <w:pPr>
+        <w:pStyle w:val="Heading3"/>
+        <w:rPr>
+          <w:rFonts w:eastAsia="Times New Roman" w:cstheme="minorHAnsi"/>
+          <w:sz w:val="24"/>
+          <w:szCs w:val="24"/>
+          <w:lang w:eastAsia="en-IN"/>
+        </w:rPr>
+      </w:pPr>
+      <w:r>
+        <w:rPr>
+          <w:rStyle w:val="Strong"/>
+          <w:rFonts w:cstheme="minorHAnsi"/>
+          <w:b/>
+          <w:bCs w:val="0"/>
+          <w:sz w:val="24"/>
+          <w:szCs w:val="24"/>
+        </w:rPr>
+        <w:t>Code Quality &amp; Security Tools</w:t>
+      </w:r>
+    </w:p>
+    <w:p>
+      <w:pPr>
+        <w:pStyle w:val="NormalWeb"/>
+        <w:rPr>
+          <w:rFonts w:asciiTheme="minorHAnsi" w:hAnsiTheme="minorHAnsi" w:cstheme="minorHAnsi"/>
+        </w:rPr>
+      </w:pPr>
+      <w:r>
+        <w:rPr>
+          <w:rFonts w:asciiTheme="minorHAnsi" w:hAnsiTheme="minorHAnsi" w:cstheme="minorHAnsi"/>
+        </w:rPr>
+        <w:t>Checkmarx, Black Duck, SonarQube</w:t>
+      </w:r>
+    </w:p>
+    <w:p>
+      <w:pPr>
+        <w:jc w:val="both"/>
+        <w:rPr>
+          <w:rFonts w:ascii="Times New Roman" w:eastAsia="Times New Roman" w:hAnsi="Times New Roman"/>
+          <w:b/>
+          <w:sz w:val="24"/>
+          <w:szCs w:val="24"/>
           <w:u w:val="single"/>
         </w:rPr>
       </w:pPr>
-      <w:r>
-        <w:rPr>
-          <w:rFonts w:ascii="Calibri" w:eastAsia="Calibri" w:hAnsi="Calibri" w:cs="Calibri"/>
-          <w:b/>
+    </w:p>
+    <w:p>
+      <w:pPr>
+        <w:jc w:val="both"/>
+        <w:rPr>
+          <w:rFonts w:ascii="Times New Roman" w:eastAsia="Times New Roman" w:hAnsi="Times New Roman"/>
+          <w:b/>
+          <w:sz w:val="24"/>
+          <w:szCs w:val="24"/>
           <w:u w:val="single"/>
-        </w:rPr>
-        <w:t>Wells Fargo Experience</w:t>
-      </w:r>
-    </w:p>
-    <w:p>
-      <w:pPr>
-        <w:pStyle w:val="ListParagraph"/>
-        <w:numPr>
-          <w:ilvl w:val="0"/>
-          <w:numId w:val="13"/>
-        </w:numPr>
-        <w:spacing w:before="100" w:after="100" w:line="240" w:lineRule="auto"/>
-        <w:ind w:left="0" w:firstLine="0"/>
-        <w:jc w:val="both"/>
-        <w:rPr>
-          <w:rFonts w:ascii="Calibri" w:eastAsia="Calibri" w:hAnsi="Calibri" w:cs="Calibri"/>
-          <w:sz w:val="24"/>
-        </w:rPr>
-      </w:pPr>
-      <w:r>
-        <w:rPr>
-          <w:rFonts w:ascii="Calibri" w:eastAsia="Calibri" w:hAnsi="Calibri" w:cs="Calibri"/>
-          <w:sz w:val="24"/>
-        </w:rPr>
-        <w:t>Worked in SDP Project on spring boot,</w:t>
-      </w:r>
-      <w:r>
-        <w:rPr>
-          <w:rFonts w:ascii="Calibri" w:eastAsia="Calibri" w:hAnsi="Calibri" w:cs="Calibri"/>
-          <w:sz w:val="24"/>
-        </w:rPr>
-        <w:t xml:space="preserve"> </w:t>
-      </w:r>
-      <w:r>
-        <w:rPr>
-          <w:rFonts w:ascii="Calibri" w:eastAsia="Calibri" w:hAnsi="Calibri" w:cs="Calibri"/>
-          <w:sz w:val="24"/>
-        </w:rPr>
-        <w:t xml:space="preserve">kafka, Microservices, Kubernetes </w:t>
-      </w:r>
-    </w:p>
-    <w:p>
-      <w:pPr>
-        <w:pStyle w:val="ListParagraph"/>
-        <w:numPr>
-          <w:ilvl w:val="0"/>
-          <w:numId w:val="13"/>
-        </w:numPr>
-        <w:spacing w:before="100" w:after="100" w:line="240" w:lineRule="auto"/>
-        <w:ind w:left="0" w:firstLine="0"/>
-        <w:jc w:val="both"/>
-        <w:rPr>
-          <w:rFonts w:ascii="Calibri" w:eastAsia="Calibri" w:hAnsi="Calibri" w:cs="Calibri"/>
-          <w:sz w:val="24"/>
-        </w:rPr>
-      </w:pPr>
-      <w:r>
-        <w:rPr>
-          <w:rFonts w:ascii="Calibri" w:eastAsia="Calibri" w:hAnsi="Calibri" w:cs="Calibri"/>
-          <w:sz w:val="24"/>
-        </w:rPr>
-        <w:t>Worked in CTR project on a spring boot POC using Spring JDBC</w:t>
-      </w:r>
-      <w:r>
-        <w:rPr>
-          <w:rFonts w:ascii="Calibri" w:eastAsia="Calibri" w:hAnsi="Calibri" w:cs="Calibri"/>
-          <w:sz w:val="24"/>
-        </w:rPr>
-        <w:t xml:space="preserve"> and test cases using karate framework</w:t>
-      </w:r>
-    </w:p>
-    <w:p>
-      <w:pPr>
-        <w:spacing w:before="100" w:after="100" w:line="240" w:lineRule="auto"/>
-        <w:jc w:val="both"/>
-        <w:rPr>
-          <w:rFonts w:ascii="Times New Roman" w:eastAsia="Times New Roman" w:hAnsi="Times New Roman"/>
-          <w:color w:val="000000"/>
-          <w:sz w:val="24"/>
-          <w:szCs w:val="24"/>
         </w:rPr>
       </w:pPr>
     </w:p>
@@ -891,7 +1229,6 @@
         <w:pStyle w:val="NormalWeb"/>
         <w:shd w:val="clear" w:color="auto" w:fill="D3D3D3"/>
         <w:spacing w:before="0" w:beforeAutospacing="0" w:after="0" w:afterAutospacing="0"/>
-        <w:ind w:left="-540"/>
         <w:rPr>
           <w:rFonts w:asciiTheme="minorHAnsi" w:hAnsiTheme="minorHAnsi" w:cstheme="minorHAnsi"/>
         </w:rPr>
@@ -905,2139 +1242,6 @@
           <w:sz w:val="23"/>
           <w:szCs w:val="23"/>
         </w:rPr>
-        <w:t>Technical Skills</w:t>
-      </w:r>
-    </w:p>
-    <w:tbl>
-      <w:tblPr>
-        <w:tblStyle w:val="a"/>
-        <w:tblW w:w="13140" w:type="dxa"/>
-        <w:tblInd w:w="-5" w:type="dxa"/>
-        <w:tblBorders>
-          <w:top w:val="single" w:sz="4" w:space="0" w:color="000000"/>
-          <w:left w:val="single" w:sz="4" w:space="0" w:color="000000"/>
-          <w:bottom w:val="single" w:sz="4" w:space="0" w:color="000000"/>
-          <w:right w:val="single" w:sz="4" w:space="0" w:color="000000"/>
-          <w:insideH w:val="single" w:sz="4" w:space="0" w:color="000000"/>
-          <w:insideV w:val="single" w:sz="4" w:space="0" w:color="000000"/>
-        </w:tblBorders>
-        <w:tblLayout w:type="fixed"/>
-        <w:tblLook w:val="0400" w:firstRow="0" w:lastRow="0" w:firstColumn="0" w:lastColumn="0" w:noHBand="0" w:noVBand="1"/>
-      </w:tblPr>
-      <w:tblGrid>
-        <w:gridCol w:w="4680"/>
-        <w:gridCol w:w="8460"/>
-      </w:tblGrid>
-      <w:tr>
-        <w:tc>
-          <w:tcPr>
-            <w:tcW w:w="4680" w:type="dxa"/>
-            <w:shd w:val="clear" w:color="auto" w:fill="auto"/>
-          </w:tcPr>
-          <w:p>
-            <w:pPr>
-              <w:pStyle w:val="Heading4"/>
-              <w:spacing w:after="0"/>
-              <w:jc w:val="both"/>
-              <w:outlineLvl w:val="3"/>
-              <w:rPr>
-                <w:rFonts w:ascii="Calibri" w:eastAsia="Calibri" w:hAnsi="Calibri" w:cs="Calibri"/>
-                <w:b w:val="0"/>
-                <w:szCs w:val="22"/>
-              </w:rPr>
-            </w:pPr>
-            <w:r>
-              <w:rPr>
-                <w:rFonts w:ascii="Calibri" w:eastAsia="Calibri" w:hAnsi="Calibri" w:cs="Calibri"/>
-                <w:b w:val="0"/>
-                <w:szCs w:val="22"/>
-              </w:rPr>
-              <w:t>Languages:</w:t>
-            </w:r>
-          </w:p>
-        </w:tc>
-        <w:tc>
-          <w:tcPr>
-            <w:tcW w:w="8460" w:type="dxa"/>
-            <w:shd w:val="clear" w:color="auto" w:fill="auto"/>
-          </w:tcPr>
-          <w:p>
-            <w:pPr>
-              <w:pBdr>
-                <w:top w:val="nil"/>
-                <w:left w:val="nil"/>
-                <w:bottom w:val="nil"/>
-                <w:right w:val="nil"/>
-                <w:between w:val="nil"/>
-              </w:pBdr>
-              <w:spacing w:before="60"/>
-              <w:jc w:val="both"/>
-              <w:rPr>
-                <w:rFonts w:ascii="Arial" w:eastAsia="Arial" w:hAnsi="Arial" w:cs="Arial"/>
-                <w:color w:val="000000"/>
-                <w:sz w:val="24"/>
-                <w:szCs w:val="20"/>
-              </w:rPr>
-            </w:pPr>
-            <w:r>
-              <w:rPr>
-                <w:rFonts w:ascii="Calibri" w:eastAsia="Calibri" w:hAnsi="Calibri" w:cs="Calibri"/>
-                <w:color w:val="000000"/>
-                <w:sz w:val="24"/>
-              </w:rPr>
-              <w:t>Java  (</w:t>
-            </w:r>
-            <w:r>
-              <w:rPr>
-                <w:rFonts w:ascii="Calibri" w:eastAsia="Calibri" w:hAnsi="Calibri" w:cs="Calibri"/>
-                <w:color w:val="000000"/>
-                <w:sz w:val="24"/>
-              </w:rPr>
-              <w:t>21</w:t>
-            </w:r>
-            <w:r>
-              <w:rPr>
-                <w:rFonts w:ascii="Calibri" w:eastAsia="Calibri" w:hAnsi="Calibri" w:cs="Calibri"/>
-                <w:color w:val="000000"/>
-                <w:sz w:val="24"/>
-              </w:rPr>
-              <w:t xml:space="preserve">) </w:t>
-            </w:r>
-            <w:r>
-              <w:rPr>
-                <w:rFonts w:ascii="Calibri" w:eastAsia="Calibri" w:hAnsi="Calibri" w:cs="Calibri"/>
-                <w:color w:val="000000"/>
-                <w:sz w:val="24"/>
-              </w:rPr>
-              <w:t xml:space="preserve"> ,SQL</w:t>
-            </w:r>
-            <w:r>
-              <w:rPr>
-                <w:rFonts w:ascii="Calibri" w:eastAsia="Calibri" w:hAnsi="Calibri" w:cs="Calibri"/>
-                <w:color w:val="000000"/>
-                <w:sz w:val="24"/>
-              </w:rPr>
-              <w:t xml:space="preserve">, JavaScript </w:t>
-            </w:r>
-          </w:p>
-        </w:tc>
-      </w:tr>
-      <w:tr>
-        <w:tc>
-          <w:tcPr>
-            <w:tcW w:w="4680" w:type="dxa"/>
-            <w:tcBorders>
-              <w:top w:val="nil"/>
-            </w:tcBorders>
-            <w:shd w:val="clear" w:color="auto" w:fill="auto"/>
-          </w:tcPr>
-          <w:p>
-            <w:pPr>
-              <w:pStyle w:val="Heading4"/>
-              <w:spacing w:after="0"/>
-              <w:jc w:val="both"/>
-              <w:outlineLvl w:val="3"/>
-              <w:rPr>
-                <w:rFonts w:ascii="Calibri" w:eastAsia="Calibri" w:hAnsi="Calibri" w:cs="Calibri"/>
-                <w:b w:val="0"/>
-                <w:szCs w:val="22"/>
-              </w:rPr>
-            </w:pPr>
-            <w:r>
-              <w:rPr>
-                <w:rFonts w:ascii="Calibri" w:eastAsia="Calibri" w:hAnsi="Calibri" w:cs="Calibri"/>
-                <w:b w:val="0"/>
-                <w:szCs w:val="22"/>
-              </w:rPr>
-              <w:t>JEE</w:t>
-            </w:r>
-            <w:r>
-              <w:rPr>
-                <w:rFonts w:ascii="Calibri" w:eastAsia="Calibri" w:hAnsi="Calibri" w:cs="Calibri"/>
-                <w:b w:val="0"/>
-                <w:szCs w:val="22"/>
-              </w:rPr>
-              <w:t>(Jakarta</w:t>
-            </w:r>
-            <w:r>
-              <w:rPr>
-                <w:rFonts w:ascii="Calibri" w:eastAsia="Calibri" w:hAnsi="Calibri" w:cs="Calibri"/>
-                <w:b w:val="0"/>
-                <w:szCs w:val="22"/>
-              </w:rPr>
-              <w:t xml:space="preserve"> Enterprise Edition)</w:t>
-            </w:r>
-            <w:r>
-              <w:rPr>
-                <w:rFonts w:ascii="Calibri" w:eastAsia="Calibri" w:hAnsi="Calibri" w:cs="Calibri"/>
-                <w:b w:val="0"/>
-                <w:szCs w:val="22"/>
-              </w:rPr>
-              <w:t xml:space="preserve"> Technologies</w:t>
-            </w:r>
-          </w:p>
-        </w:tc>
-        <w:tc>
-          <w:tcPr>
-            <w:tcW w:w="8460" w:type="dxa"/>
-            <w:tcBorders>
-              <w:top w:val="nil"/>
-            </w:tcBorders>
-            <w:shd w:val="clear" w:color="auto" w:fill="auto"/>
-          </w:tcPr>
-          <w:p>
-            <w:pPr>
-              <w:pBdr>
-                <w:top w:val="nil"/>
-                <w:left w:val="nil"/>
-                <w:bottom w:val="nil"/>
-                <w:right w:val="nil"/>
-                <w:between w:val="nil"/>
-              </w:pBdr>
-              <w:spacing w:before="60"/>
-              <w:rPr>
-                <w:rFonts w:ascii="Calibri" w:eastAsia="Calibri" w:hAnsi="Calibri" w:cs="Calibri"/>
-                <w:color w:val="000000"/>
-                <w:sz w:val="24"/>
-              </w:rPr>
-            </w:pPr>
-            <w:r>
-              <w:rPr>
-                <w:rFonts w:ascii="Calibri" w:eastAsia="Calibri" w:hAnsi="Calibri" w:cs="Calibri"/>
-                <w:color w:val="000000"/>
-                <w:sz w:val="24"/>
-              </w:rPr>
-              <w:t xml:space="preserve">JDBC, Servlet, JSP , JPA </w:t>
-            </w:r>
-            <w:r>
-              <w:rPr>
-                <w:rFonts w:ascii="Calibri" w:eastAsia="Calibri" w:hAnsi="Calibri" w:cs="Calibri"/>
-                <w:color w:val="000000"/>
-                <w:sz w:val="24"/>
-              </w:rPr>
-              <w:t>, EJB(</w:t>
-            </w:r>
-            <w:r>
-              <w:rPr>
-                <w:rFonts w:ascii="Calibri" w:eastAsia="Calibri" w:hAnsi="Calibri" w:cs="Calibri"/>
-                <w:color w:val="000000"/>
-                <w:sz w:val="24"/>
-              </w:rPr>
-              <w:t xml:space="preserve">Basics of </w:t>
-            </w:r>
-            <w:r>
-              <w:rPr>
-                <w:rFonts w:ascii="Calibri" w:eastAsia="Calibri" w:hAnsi="Calibri" w:cs="Calibri"/>
-                <w:color w:val="000000"/>
-                <w:sz w:val="24"/>
-              </w:rPr>
-              <w:t>Enterprise java beans )</w:t>
-            </w:r>
-          </w:p>
-        </w:tc>
-      </w:tr>
-      <w:tr>
-        <w:tc>
-          <w:tcPr>
-            <w:tcW w:w="4680" w:type="dxa"/>
-            <w:tcBorders>
-              <w:top w:val="nil"/>
-            </w:tcBorders>
-            <w:shd w:val="clear" w:color="auto" w:fill="auto"/>
-          </w:tcPr>
-          <w:p>
-            <w:pPr>
-              <w:pStyle w:val="Heading4"/>
-              <w:spacing w:after="0"/>
-              <w:jc w:val="both"/>
-              <w:outlineLvl w:val="3"/>
-              <w:rPr>
-                <w:rFonts w:ascii="Calibri" w:eastAsia="Calibri" w:hAnsi="Calibri" w:cs="Calibri"/>
-                <w:b w:val="0"/>
-                <w:szCs w:val="22"/>
-              </w:rPr>
-            </w:pPr>
-            <w:r>
-              <w:rPr>
-                <w:rFonts w:ascii="Calibri" w:eastAsia="Calibri" w:hAnsi="Calibri" w:cs="Calibri"/>
-                <w:b w:val="0"/>
-                <w:szCs w:val="22"/>
-              </w:rPr>
-              <w:t>Distributed Technologies</w:t>
-            </w:r>
-          </w:p>
-        </w:tc>
-        <w:tc>
-          <w:tcPr>
-            <w:tcW w:w="8460" w:type="dxa"/>
-            <w:tcBorders>
-              <w:top w:val="nil"/>
-            </w:tcBorders>
-            <w:shd w:val="clear" w:color="auto" w:fill="auto"/>
-          </w:tcPr>
-          <w:p>
-            <w:pPr>
-              <w:pBdr>
-                <w:top w:val="nil"/>
-                <w:left w:val="nil"/>
-                <w:bottom w:val="nil"/>
-                <w:right w:val="nil"/>
-                <w:between w:val="nil"/>
-              </w:pBdr>
-              <w:spacing w:before="60"/>
-              <w:rPr>
-                <w:rFonts w:ascii="Calibri" w:eastAsia="Calibri" w:hAnsi="Calibri" w:cs="Calibri"/>
-                <w:color w:val="000000"/>
-                <w:sz w:val="24"/>
-              </w:rPr>
-            </w:pPr>
-            <w:r>
-              <w:rPr>
-                <w:rFonts w:ascii="Calibri" w:eastAsia="Calibri" w:hAnsi="Calibri" w:cs="Calibri"/>
-                <w:color w:val="000000"/>
-                <w:sz w:val="24"/>
-              </w:rPr>
-              <w:t>RESTful Webservices (JAX-RS</w:t>
-            </w:r>
-            <w:r>
-              <w:rPr>
-                <w:rFonts w:ascii="Calibri" w:eastAsia="Calibri" w:hAnsi="Calibri" w:cs="Calibri"/>
-                <w:color w:val="000000"/>
-                <w:sz w:val="24"/>
-              </w:rPr>
-              <w:t>, Apache CXF</w:t>
-            </w:r>
-            <w:r>
-              <w:rPr>
-                <w:rFonts w:ascii="Calibri" w:eastAsia="Calibri" w:hAnsi="Calibri" w:cs="Calibri"/>
-                <w:color w:val="000000"/>
-                <w:sz w:val="24"/>
-              </w:rPr>
-              <w:t>)</w:t>
-            </w:r>
-            <w:r>
-              <w:rPr>
-                <w:rFonts w:ascii="Calibri" w:eastAsia="Calibri" w:hAnsi="Calibri" w:cs="Calibri"/>
-                <w:color w:val="000000"/>
-                <w:sz w:val="24"/>
-              </w:rPr>
-              <w:t>/ Spring REST Module</w:t>
-            </w:r>
-          </w:p>
-          <w:p>
-            <w:pPr>
-              <w:pBdr>
-                <w:top w:val="nil"/>
-                <w:left w:val="nil"/>
-                <w:bottom w:val="nil"/>
-                <w:right w:val="nil"/>
-                <w:between w:val="nil"/>
-              </w:pBdr>
-              <w:spacing w:before="60"/>
-              <w:rPr>
-                <w:rFonts w:ascii="Calibri" w:eastAsia="Calibri" w:hAnsi="Calibri" w:cs="Calibri"/>
-                <w:color w:val="000000"/>
-                <w:sz w:val="24"/>
-              </w:rPr>
-            </w:pPr>
-            <w:r>
-              <w:rPr>
-                <w:rFonts w:ascii="Calibri" w:eastAsia="Calibri" w:hAnsi="Calibri" w:cs="Calibri"/>
-                <w:color w:val="000000"/>
-                <w:sz w:val="24"/>
-              </w:rPr>
-              <w:t xml:space="preserve">SOAP web services </w:t>
-            </w:r>
-          </w:p>
-        </w:tc>
-      </w:tr>
-      <w:tr>
-        <w:tc>
-          <w:tcPr>
-            <w:tcW w:w="4680" w:type="dxa"/>
-            <w:shd w:val="clear" w:color="auto" w:fill="auto"/>
-          </w:tcPr>
-          <w:p>
-            <w:pPr>
-              <w:pStyle w:val="Heading4"/>
-              <w:spacing w:after="0"/>
-              <w:jc w:val="both"/>
-              <w:outlineLvl w:val="3"/>
-              <w:rPr>
-                <w:rFonts w:ascii="Calibri" w:eastAsia="Calibri" w:hAnsi="Calibri" w:cs="Calibri"/>
-                <w:b w:val="0"/>
-                <w:szCs w:val="22"/>
-              </w:rPr>
-            </w:pPr>
-            <w:r>
-              <w:rPr>
-                <w:rFonts w:ascii="Calibri" w:eastAsia="Calibri" w:hAnsi="Calibri" w:cs="Calibri"/>
-                <w:b w:val="0"/>
-                <w:szCs w:val="22"/>
-              </w:rPr>
-              <w:t>Application Framework:</w:t>
-            </w:r>
-          </w:p>
-        </w:tc>
-        <w:tc>
-          <w:tcPr>
-            <w:tcW w:w="8460" w:type="dxa"/>
-            <w:shd w:val="clear" w:color="auto" w:fill="auto"/>
-          </w:tcPr>
-          <w:p>
-            <w:pPr>
-              <w:pBdr>
-                <w:top w:val="nil"/>
-                <w:left w:val="nil"/>
-                <w:bottom w:val="nil"/>
-                <w:right w:val="nil"/>
-                <w:between w:val="nil"/>
-              </w:pBdr>
-              <w:spacing w:before="60"/>
-              <w:rPr>
-                <w:rFonts w:ascii="Calibri" w:eastAsia="Calibri" w:hAnsi="Calibri" w:cs="Calibri"/>
-                <w:color w:val="000000"/>
-                <w:sz w:val="24"/>
-              </w:rPr>
-            </w:pPr>
-            <w:r>
-              <w:rPr>
-                <w:rFonts w:ascii="Calibri" w:eastAsia="Calibri" w:hAnsi="Calibri" w:cs="Calibri"/>
-                <w:color w:val="000000"/>
-                <w:sz w:val="24"/>
-              </w:rPr>
-              <w:t>Spring</w:t>
-            </w:r>
-            <w:r>
-              <w:rPr>
-                <w:rFonts w:ascii="Calibri" w:eastAsia="Calibri" w:hAnsi="Calibri" w:cs="Calibri"/>
-                <w:color w:val="000000"/>
-                <w:sz w:val="24"/>
-              </w:rPr>
-              <w:t>, Basics of EJB(Jakarta Enterprise Beans )</w:t>
-            </w:r>
-          </w:p>
-        </w:tc>
-      </w:tr>
-      <w:tr>
-        <w:tc>
-          <w:tcPr>
-            <w:tcW w:w="4680" w:type="dxa"/>
-            <w:shd w:val="clear" w:color="auto" w:fill="auto"/>
-          </w:tcPr>
-          <w:p>
-            <w:pPr>
-              <w:pStyle w:val="Heading4"/>
-              <w:spacing w:after="0"/>
-              <w:jc w:val="both"/>
-              <w:outlineLvl w:val="3"/>
-              <w:rPr>
-                <w:rFonts w:ascii="Calibri" w:eastAsia="Calibri" w:hAnsi="Calibri" w:cs="Calibri"/>
-                <w:b w:val="0"/>
-                <w:szCs w:val="22"/>
-              </w:rPr>
-            </w:pPr>
-            <w:r>
-              <w:rPr>
-                <w:rFonts w:ascii="Calibri" w:eastAsia="Calibri" w:hAnsi="Calibri" w:cs="Calibri"/>
-                <w:b w:val="0"/>
-                <w:szCs w:val="22"/>
-              </w:rPr>
-              <w:t>ORM Framework</w:t>
-            </w:r>
-          </w:p>
-        </w:tc>
-        <w:tc>
-          <w:tcPr>
-            <w:tcW w:w="8460" w:type="dxa"/>
-            <w:shd w:val="clear" w:color="auto" w:fill="auto"/>
-          </w:tcPr>
-          <w:p>
-            <w:pPr>
-              <w:pBdr>
-                <w:top w:val="nil"/>
-                <w:left w:val="nil"/>
-                <w:bottom w:val="nil"/>
-                <w:right w:val="nil"/>
-                <w:between w:val="nil"/>
-              </w:pBdr>
-              <w:spacing w:before="60"/>
-              <w:rPr>
-                <w:rFonts w:ascii="Calibri" w:eastAsia="Calibri" w:hAnsi="Calibri" w:cs="Calibri"/>
-                <w:color w:val="000000"/>
-                <w:sz w:val="24"/>
-              </w:rPr>
-            </w:pPr>
-            <w:r>
-              <w:rPr>
-                <w:rFonts w:ascii="Calibri" w:eastAsia="Calibri" w:hAnsi="Calibri" w:cs="Calibri"/>
-                <w:color w:val="000000"/>
-                <w:sz w:val="24"/>
-              </w:rPr>
-              <w:t>Hibernate</w:t>
-            </w:r>
-            <w:r>
-              <w:rPr>
-                <w:rFonts w:ascii="Calibri" w:eastAsia="Calibri" w:hAnsi="Calibri" w:cs="Calibri"/>
-                <w:color w:val="000000"/>
-                <w:sz w:val="24"/>
-              </w:rPr>
-              <w:t xml:space="preserve"> (JPA)</w:t>
-            </w:r>
-          </w:p>
-        </w:tc>
-      </w:tr>
-      <w:tr>
-        <w:tc>
-          <w:tcPr>
-            <w:tcW w:w="4680" w:type="dxa"/>
-            <w:shd w:val="clear" w:color="auto" w:fill="auto"/>
-          </w:tcPr>
-          <w:p>
-            <w:pPr>
-              <w:pStyle w:val="Heading4"/>
-              <w:spacing w:after="0"/>
-              <w:jc w:val="both"/>
-              <w:outlineLvl w:val="3"/>
-              <w:rPr>
-                <w:rFonts w:ascii="Calibri" w:eastAsia="Calibri" w:hAnsi="Calibri" w:cs="Calibri"/>
-                <w:b w:val="0"/>
-                <w:szCs w:val="22"/>
-              </w:rPr>
-            </w:pPr>
-            <w:r>
-              <w:rPr>
-                <w:rFonts w:ascii="Calibri" w:eastAsia="Calibri" w:hAnsi="Calibri" w:cs="Calibri"/>
-                <w:b w:val="0"/>
-                <w:szCs w:val="22"/>
-              </w:rPr>
-              <w:t xml:space="preserve">Spring Application Development Approach </w:t>
-            </w:r>
-          </w:p>
-        </w:tc>
-        <w:tc>
-          <w:tcPr>
-            <w:tcW w:w="8460" w:type="dxa"/>
-            <w:shd w:val="clear" w:color="auto" w:fill="auto"/>
-          </w:tcPr>
-          <w:p>
-            <w:pPr>
-              <w:pBdr>
-                <w:top w:val="nil"/>
-                <w:left w:val="nil"/>
-                <w:bottom w:val="nil"/>
-                <w:right w:val="nil"/>
-                <w:between w:val="nil"/>
-              </w:pBdr>
-              <w:spacing w:before="60"/>
-              <w:rPr>
-                <w:rFonts w:ascii="Calibri" w:eastAsia="Calibri" w:hAnsi="Calibri" w:cs="Calibri"/>
-                <w:color w:val="000000"/>
-                <w:sz w:val="24"/>
-              </w:rPr>
-            </w:pPr>
-            <w:r>
-              <w:rPr>
-                <w:rFonts w:ascii="Calibri" w:eastAsia="Calibri" w:hAnsi="Calibri" w:cs="Calibri"/>
-                <w:color w:val="000000"/>
-                <w:sz w:val="24"/>
-              </w:rPr>
-              <w:t xml:space="preserve">Spring Boot </w:t>
-            </w:r>
-          </w:p>
-        </w:tc>
-      </w:tr>
-      <w:tr>
-        <w:tc>
-          <w:tcPr>
-            <w:tcW w:w="4680" w:type="dxa"/>
-            <w:tcBorders>
-              <w:top w:val="nil"/>
-            </w:tcBorders>
-            <w:shd w:val="clear" w:color="auto" w:fill="auto"/>
-          </w:tcPr>
-          <w:p>
-            <w:pPr>
-              <w:pStyle w:val="Heading4"/>
-              <w:spacing w:after="0"/>
-              <w:jc w:val="both"/>
-              <w:outlineLvl w:val="3"/>
-              <w:rPr>
-                <w:rFonts w:ascii="Calibri" w:eastAsia="Calibri" w:hAnsi="Calibri" w:cs="Calibri"/>
-                <w:b w:val="0"/>
-                <w:szCs w:val="22"/>
-              </w:rPr>
-            </w:pPr>
-            <w:r>
-              <w:rPr>
-                <w:rFonts w:ascii="Calibri" w:eastAsia="Calibri" w:hAnsi="Calibri" w:cs="Calibri"/>
-                <w:b w:val="0"/>
-                <w:szCs w:val="22"/>
-              </w:rPr>
-              <w:t>Cloud</w:t>
-            </w:r>
-          </w:p>
-        </w:tc>
-        <w:tc>
-          <w:tcPr>
-            <w:tcW w:w="8460" w:type="dxa"/>
-            <w:tcBorders>
-              <w:top w:val="nil"/>
-            </w:tcBorders>
-            <w:shd w:val="clear" w:color="auto" w:fill="auto"/>
-          </w:tcPr>
-          <w:p>
-            <w:pPr>
-              <w:pBdr>
-                <w:top w:val="nil"/>
-                <w:left w:val="nil"/>
-                <w:bottom w:val="nil"/>
-                <w:right w:val="nil"/>
-                <w:between w:val="nil"/>
-              </w:pBdr>
-              <w:spacing w:before="60"/>
-              <w:rPr>
-                <w:rFonts w:ascii="Calibri" w:eastAsia="Calibri" w:hAnsi="Calibri" w:cs="Calibri"/>
-                <w:color w:val="000000"/>
-                <w:sz w:val="24"/>
-              </w:rPr>
-            </w:pPr>
-            <w:r>
-              <w:rPr>
-                <w:rFonts w:ascii="Calibri" w:eastAsia="Calibri" w:hAnsi="Calibri" w:cs="Calibri"/>
-                <w:color w:val="000000"/>
-                <w:sz w:val="24"/>
-              </w:rPr>
-              <w:t>AWS (EKS kubernetes, S3, Lambda, Elastic load balancers, Ec2)</w:t>
-            </w:r>
-          </w:p>
-        </w:tc>
-      </w:tr>
-      <w:tr>
-        <w:tc>
-          <w:tcPr>
-            <w:tcW w:w="4680" w:type="dxa"/>
-            <w:tcBorders>
-              <w:top w:val="nil"/>
-            </w:tcBorders>
-            <w:shd w:val="clear" w:color="auto" w:fill="auto"/>
-          </w:tcPr>
-          <w:p>
-            <w:pPr>
-              <w:pStyle w:val="Heading4"/>
-              <w:spacing w:after="0"/>
-              <w:jc w:val="both"/>
-              <w:outlineLvl w:val="3"/>
-              <w:rPr>
-                <w:rFonts w:ascii="Calibri" w:eastAsia="Calibri" w:hAnsi="Calibri" w:cs="Calibri"/>
-                <w:b w:val="0"/>
-                <w:szCs w:val="22"/>
-              </w:rPr>
-            </w:pPr>
-            <w:r>
-              <w:rPr>
-                <w:rFonts w:ascii="Calibri" w:eastAsia="Calibri" w:hAnsi="Calibri" w:cs="Calibri"/>
-                <w:b w:val="0"/>
-                <w:szCs w:val="22"/>
-              </w:rPr>
-              <w:t>Spring framework Modules</w:t>
-            </w:r>
-          </w:p>
-        </w:tc>
-        <w:tc>
-          <w:tcPr>
-            <w:tcW w:w="8460" w:type="dxa"/>
-            <w:tcBorders>
-              <w:top w:val="nil"/>
-            </w:tcBorders>
-            <w:shd w:val="clear" w:color="auto" w:fill="auto"/>
-          </w:tcPr>
-          <w:p>
-            <w:pPr>
-              <w:pBdr>
-                <w:top w:val="nil"/>
-                <w:left w:val="nil"/>
-                <w:bottom w:val="nil"/>
-                <w:right w:val="nil"/>
-                <w:between w:val="nil"/>
-              </w:pBdr>
-              <w:spacing w:before="60"/>
-              <w:rPr>
-                <w:rFonts w:ascii="Calibri" w:eastAsia="Calibri" w:hAnsi="Calibri" w:cs="Calibri"/>
-                <w:i/>
-                <w:color w:val="000000"/>
-                <w:sz w:val="24"/>
-                <w:u w:val="single"/>
-              </w:rPr>
-            </w:pPr>
-            <w:r>
-              <w:rPr>
-                <w:rFonts w:ascii="Calibri" w:eastAsia="Calibri" w:hAnsi="Calibri" w:cs="Calibri"/>
-                <w:color w:val="000000"/>
-                <w:sz w:val="24"/>
-              </w:rPr>
-              <w:t xml:space="preserve">Spring Core, </w:t>
-            </w:r>
-            <w:r>
-              <w:rPr>
-                <w:rFonts w:ascii="Calibri" w:eastAsia="Calibri" w:hAnsi="Calibri" w:cs="Calibri"/>
-                <w:color w:val="000000"/>
-                <w:sz w:val="24"/>
-              </w:rPr>
-              <w:t>Spring</w:t>
-            </w:r>
-            <w:r>
-              <w:rPr>
-                <w:rFonts w:ascii="Calibri" w:eastAsia="Calibri" w:hAnsi="Calibri" w:cs="Calibri"/>
-                <w:color w:val="000000"/>
-                <w:sz w:val="24"/>
-              </w:rPr>
-              <w:t xml:space="preserve"> JDBC,</w:t>
-            </w:r>
-            <w:r>
-              <w:rPr>
-                <w:rFonts w:ascii="Calibri" w:eastAsia="Calibri" w:hAnsi="Calibri" w:cs="Calibri"/>
-                <w:color w:val="000000"/>
-                <w:sz w:val="24"/>
-              </w:rPr>
-              <w:t xml:space="preserve"> </w:t>
-            </w:r>
-            <w:r>
-              <w:rPr>
-                <w:rFonts w:ascii="Calibri" w:eastAsia="Calibri" w:hAnsi="Calibri" w:cs="Calibri"/>
-                <w:color w:val="000000"/>
-                <w:sz w:val="24"/>
-              </w:rPr>
-              <w:t xml:space="preserve">Spring AOP ,Spring Data Mongo DB ,Spring MVC , Spring cloud </w:t>
-            </w:r>
-            <w:r>
-              <w:rPr>
-                <w:rFonts w:ascii="Calibri" w:eastAsia="Calibri" w:hAnsi="Calibri" w:cs="Calibri"/>
-                <w:color w:val="000000"/>
-                <w:sz w:val="24"/>
-              </w:rPr>
-              <w:t xml:space="preserve">, </w:t>
-            </w:r>
-            <w:r>
-              <w:rPr>
-                <w:rFonts w:ascii="Calibri" w:eastAsia="Calibri" w:hAnsi="Calibri" w:cs="Calibri"/>
-                <w:i/>
-                <w:color w:val="000000"/>
-                <w:sz w:val="24"/>
-              </w:rPr>
-              <w:t xml:space="preserve">Basics of </w:t>
-            </w:r>
-            <w:r>
-              <w:rPr>
-                <w:rFonts w:ascii="Calibri" w:eastAsia="Calibri" w:hAnsi="Calibri" w:cs="Calibri"/>
-                <w:i/>
-                <w:color w:val="000000"/>
-                <w:sz w:val="24"/>
-                <w:u w:val="single"/>
-              </w:rPr>
-              <w:t>spring Batch</w:t>
-            </w:r>
-            <w:r>
-              <w:rPr>
-                <w:rFonts w:ascii="Calibri" w:eastAsia="Calibri" w:hAnsi="Calibri" w:cs="Calibri"/>
-                <w:i/>
-                <w:color w:val="000000"/>
-                <w:sz w:val="24"/>
-                <w:u w:val="single"/>
-              </w:rPr>
-              <w:t xml:space="preserve">, </w:t>
-            </w:r>
-          </w:p>
-          <w:p>
-            <w:pPr>
-              <w:pBdr>
-                <w:top w:val="nil"/>
-                <w:left w:val="nil"/>
-                <w:bottom w:val="nil"/>
-                <w:right w:val="nil"/>
-                <w:between w:val="nil"/>
-              </w:pBdr>
-              <w:spacing w:before="60"/>
-              <w:rPr>
-                <w:rFonts w:ascii="Calibri" w:eastAsia="Calibri" w:hAnsi="Calibri" w:cs="Calibri"/>
-                <w:color w:val="000000"/>
-                <w:sz w:val="24"/>
-              </w:rPr>
-            </w:pPr>
-            <w:r>
-              <w:rPr>
-                <w:rFonts w:ascii="Calibri" w:eastAsia="Calibri" w:hAnsi="Calibri" w:cs="Calibri"/>
-                <w:color w:val="000000"/>
-                <w:sz w:val="24"/>
-              </w:rPr>
-              <w:t>Spring Oauth (auth with keycloak auth server)</w:t>
-            </w:r>
-          </w:p>
-        </w:tc>
-      </w:tr>
-      <w:tr>
-        <w:tc>
-          <w:tcPr>
-            <w:tcW w:w="4680" w:type="dxa"/>
-            <w:tcBorders>
-              <w:top w:val="nil"/>
-            </w:tcBorders>
-            <w:shd w:val="clear" w:color="auto" w:fill="auto"/>
-          </w:tcPr>
-          <w:p>
-            <w:pPr>
-              <w:pStyle w:val="Heading4"/>
-              <w:spacing w:after="0"/>
-              <w:jc w:val="both"/>
-              <w:outlineLvl w:val="3"/>
-              <w:rPr>
-                <w:rFonts w:ascii="Calibri" w:eastAsia="Calibri" w:hAnsi="Calibri" w:cs="Calibri"/>
-                <w:b w:val="0"/>
-                <w:szCs w:val="22"/>
-              </w:rPr>
-            </w:pPr>
-            <w:r>
-              <w:rPr>
-                <w:rFonts w:ascii="Calibri" w:eastAsia="Calibri" w:hAnsi="Calibri" w:cs="Calibri"/>
-                <w:color w:val="000000"/>
-              </w:rPr>
-              <w:t>Spring Boot Micro services Design patterns</w:t>
-            </w:r>
-          </w:p>
-        </w:tc>
-        <w:tc>
-          <w:tcPr>
-            <w:tcW w:w="8460" w:type="dxa"/>
-            <w:tcBorders>
-              <w:top w:val="nil"/>
-            </w:tcBorders>
-            <w:shd w:val="clear" w:color="auto" w:fill="auto"/>
-          </w:tcPr>
-          <w:p>
-            <w:pPr>
-              <w:pBdr>
-                <w:top w:val="nil"/>
-                <w:left w:val="nil"/>
-                <w:bottom w:val="nil"/>
-                <w:right w:val="nil"/>
-                <w:between w:val="nil"/>
-              </w:pBdr>
-              <w:spacing w:before="60"/>
-              <w:rPr>
-                <w:rFonts w:ascii="Calibri" w:eastAsia="Calibri" w:hAnsi="Calibri" w:cs="Calibri"/>
-                <w:color w:val="000000"/>
-                <w:sz w:val="24"/>
-              </w:rPr>
-            </w:pPr>
-            <w:r>
-              <w:rPr>
-                <w:rFonts w:ascii="Calibri" w:eastAsia="Calibri" w:hAnsi="Calibri" w:cs="Calibri"/>
-                <w:color w:val="000000"/>
-                <w:sz w:val="24"/>
-              </w:rPr>
-              <w:t>Config server backed by GIT and Mongo</w:t>
-            </w:r>
-            <w:r>
-              <w:rPr>
-                <w:rFonts w:ascii="Calibri" w:eastAsia="Calibri" w:hAnsi="Calibri" w:cs="Calibri"/>
-                <w:color w:val="000000"/>
-                <w:sz w:val="24"/>
-              </w:rPr>
-              <w:t xml:space="preserve"> </w:t>
-            </w:r>
-            <w:r>
-              <w:rPr>
-                <w:rFonts w:ascii="Calibri" w:eastAsia="Calibri" w:hAnsi="Calibri" w:cs="Calibri"/>
-                <w:color w:val="000000"/>
-                <w:sz w:val="24"/>
-              </w:rPr>
-              <w:t>DB, Eureka service Registry , Hystrix ,</w:t>
-            </w:r>
-            <w:r>
-              <w:rPr>
-                <w:sz w:val="24"/>
-              </w:rPr>
-              <w:t xml:space="preserve"> R</w:t>
-            </w:r>
-            <w:r>
-              <w:rPr>
-                <w:rFonts w:ascii="Calibri" w:eastAsia="Calibri" w:hAnsi="Calibri" w:cs="Calibri"/>
-                <w:color w:val="000000"/>
-                <w:sz w:val="24"/>
-              </w:rPr>
-              <w:t>esilience4j</w:t>
-            </w:r>
-          </w:p>
-        </w:tc>
-      </w:tr>
-      <w:tr>
-        <w:tc>
-          <w:tcPr>
-            <w:tcW w:w="4680" w:type="dxa"/>
-            <w:tcBorders>
-              <w:top w:val="nil"/>
-            </w:tcBorders>
-            <w:shd w:val="clear" w:color="auto" w:fill="auto"/>
-          </w:tcPr>
-          <w:p>
-            <w:pPr>
-              <w:pStyle w:val="Heading4"/>
-              <w:spacing w:after="0"/>
-              <w:jc w:val="both"/>
-              <w:outlineLvl w:val="3"/>
-              <w:rPr>
-                <w:rFonts w:ascii="Calibri" w:eastAsia="Calibri" w:hAnsi="Calibri" w:cs="Calibri"/>
-                <w:b w:val="0"/>
-                <w:szCs w:val="22"/>
-              </w:rPr>
-            </w:pPr>
-            <w:r>
-              <w:rPr>
-                <w:rFonts w:ascii="Calibri" w:eastAsia="Calibri" w:hAnsi="Calibri" w:cs="Calibri"/>
-                <w:color w:val="000000"/>
-              </w:rPr>
-              <w:t>Messaging Systems</w:t>
-            </w:r>
-          </w:p>
-        </w:tc>
-        <w:tc>
-          <w:tcPr>
-            <w:tcW w:w="8460" w:type="dxa"/>
-            <w:tcBorders>
-              <w:top w:val="nil"/>
-            </w:tcBorders>
-            <w:shd w:val="clear" w:color="auto" w:fill="auto"/>
-          </w:tcPr>
-          <w:p>
-            <w:pPr>
-              <w:pBdr>
-                <w:top w:val="nil"/>
-                <w:left w:val="nil"/>
-                <w:bottom w:val="nil"/>
-                <w:right w:val="nil"/>
-                <w:between w:val="nil"/>
-              </w:pBdr>
-              <w:spacing w:before="60"/>
-              <w:rPr>
-                <w:rFonts w:ascii="Calibri" w:eastAsia="Calibri" w:hAnsi="Calibri" w:cs="Calibri"/>
-                <w:color w:val="000000"/>
-                <w:sz w:val="24"/>
-              </w:rPr>
-            </w:pPr>
-            <w:r>
-              <w:rPr>
-                <w:rFonts w:ascii="Calibri" w:eastAsia="Calibri" w:hAnsi="Calibri" w:cs="Calibri"/>
-                <w:color w:val="000000" w:themeColor="text1"/>
-                <w:sz w:val="24"/>
-                <w14:shadow w14:blurRad="38100" w14:dist="19050" w14:dir="2700000" w14:sx="100000" w14:sy="100000" w14:kx="0" w14:ky="0" w14:algn="tl">
-                  <w14:schemeClr w14:val="dk1">
-                    <w14:alpha w14:val="60000"/>
-                  </w14:schemeClr>
-                </w14:shadow>
-                <w14:textOutline w14:w="0" w14:cap="flat" w14:cmpd="sng" w14:algn="ctr">
-                  <w14:noFill/>
-                  <w14:prstDash w14:val="solid"/>
-                  <w14:round/>
-                </w14:textOutline>
-              </w:rPr>
-              <w:t>Kafka</w:t>
-            </w:r>
-            <w:r>
-              <w:rPr>
-                <w:rFonts w:ascii="Calibri" w:eastAsia="Calibri" w:hAnsi="Calibri" w:cs="Calibri"/>
-                <w:color w:val="000000" w:themeColor="text1"/>
-                <w:sz w:val="24"/>
-                <w14:shadow w14:blurRad="38100" w14:dist="19050" w14:dir="2700000" w14:sx="100000" w14:sy="100000" w14:kx="0" w14:ky="0" w14:algn="tl">
-                  <w14:schemeClr w14:val="dk1">
-                    <w14:alpha w14:val="60000"/>
-                  </w14:schemeClr>
-                </w14:shadow>
-                <w14:textOutline w14:w="0" w14:cap="flat" w14:cmpd="sng" w14:algn="ctr">
-                  <w14:noFill/>
-                  <w14:prstDash w14:val="solid"/>
-                  <w14:round/>
-                </w14:textOutline>
-              </w:rPr>
-              <w:t>,</w:t>
-            </w:r>
-            <w:r>
-              <w:rPr>
-                <w:rFonts w:ascii="Calibri" w:eastAsia="Calibri" w:hAnsi="Calibri" w:cs="Calibri"/>
-                <w:color w:val="000000" w:themeColor="text1"/>
-                <w:sz w:val="24"/>
-                <w14:shadow w14:blurRad="38100" w14:dist="19050" w14:dir="2700000" w14:sx="100000" w14:sy="100000" w14:kx="0" w14:ky="0" w14:algn="tl">
-                  <w14:schemeClr w14:val="dk1">
-                    <w14:alpha w14:val="60000"/>
-                  </w14:schemeClr>
-                </w14:shadow>
-                <w14:textOutline w14:w="0" w14:cap="flat" w14:cmpd="sng" w14:algn="ctr">
-                  <w14:noFill/>
-                  <w14:prstDash w14:val="solid"/>
-                  <w14:round/>
-                </w14:textOutline>
-              </w:rPr>
-              <w:t xml:space="preserve"> </w:t>
-            </w:r>
-            <w:r>
-              <w:rPr>
-                <w:rFonts w:ascii="Calibri" w:eastAsia="Calibri" w:hAnsi="Calibri" w:cs="Calibri"/>
-                <w:color w:val="000000"/>
-                <w:sz w:val="24"/>
-              </w:rPr>
-              <w:t>Apache Active MQ</w:t>
-            </w:r>
-          </w:p>
-        </w:tc>
-      </w:tr>
-      <w:tr>
-        <w:tc>
-          <w:tcPr>
-            <w:tcW w:w="4680" w:type="dxa"/>
-            <w:tcBorders>
-              <w:top w:val="nil"/>
-            </w:tcBorders>
-            <w:shd w:val="clear" w:color="auto" w:fill="auto"/>
-          </w:tcPr>
-          <w:p>
-            <w:pPr>
-              <w:pStyle w:val="Heading4"/>
-              <w:spacing w:after="0"/>
-              <w:jc w:val="both"/>
-              <w:outlineLvl w:val="3"/>
-            </w:pPr>
-            <w:r>
-              <w:rPr>
-                <w:rFonts w:ascii="Calibri" w:eastAsia="Calibri" w:hAnsi="Calibri" w:cs="Calibri"/>
-                <w:b w:val="0"/>
-                <w:szCs w:val="22"/>
-              </w:rPr>
-              <w:t>Databases:</w:t>
-            </w:r>
-          </w:p>
-        </w:tc>
-        <w:tc>
-          <w:tcPr>
-            <w:tcW w:w="8460" w:type="dxa"/>
-            <w:tcBorders>
-              <w:top w:val="nil"/>
-            </w:tcBorders>
-            <w:shd w:val="clear" w:color="auto" w:fill="auto"/>
-          </w:tcPr>
-          <w:p>
-            <w:pPr>
-              <w:pBdr>
-                <w:top w:val="nil"/>
-                <w:left w:val="nil"/>
-                <w:bottom w:val="nil"/>
-                <w:right w:val="nil"/>
-                <w:between w:val="nil"/>
-              </w:pBdr>
-              <w:spacing w:before="60"/>
-              <w:rPr>
-                <w:rFonts w:ascii="Arial" w:eastAsia="Arial" w:hAnsi="Arial" w:cs="Arial"/>
-                <w:color w:val="000000"/>
-                <w:sz w:val="24"/>
-                <w:szCs w:val="20"/>
-              </w:rPr>
-            </w:pPr>
-            <w:r>
-              <w:rPr>
-                <w:rFonts w:ascii="Calibri" w:eastAsia="Calibri" w:hAnsi="Calibri" w:cs="Calibri"/>
-                <w:color w:val="000000"/>
-                <w:sz w:val="24"/>
-              </w:rPr>
-              <w:t>NO SQL Database-</w:t>
-            </w:r>
-            <w:r>
-              <w:rPr>
-                <w:rFonts w:ascii="Calibri" w:eastAsia="Calibri" w:hAnsi="Calibri" w:cs="Calibri"/>
-                <w:color w:val="000000"/>
-                <w:sz w:val="24"/>
-              </w:rPr>
-              <w:t xml:space="preserve"> </w:t>
-            </w:r>
-            <w:r>
-              <w:rPr>
-                <w:rFonts w:ascii="Calibri" w:eastAsia="Calibri" w:hAnsi="Calibri" w:cs="Calibri"/>
-                <w:color w:val="000000" w:themeColor="text1"/>
-                <w:sz w:val="24"/>
-                <w14:shadow w14:blurRad="38100" w14:dist="19050" w14:dir="2700000" w14:sx="100000" w14:sy="100000" w14:kx="0" w14:ky="0" w14:algn="tl">
-                  <w14:schemeClr w14:val="dk1">
-                    <w14:alpha w14:val="60000"/>
-                  </w14:schemeClr>
-                </w14:shadow>
-                <w14:textOutline w14:w="0" w14:cap="flat" w14:cmpd="sng" w14:algn="ctr">
-                  <w14:noFill/>
-                  <w14:prstDash w14:val="solid"/>
-                  <w14:round/>
-                </w14:textOutline>
-              </w:rPr>
-              <w:t>Mongo</w:t>
-            </w:r>
-            <w:r>
-              <w:rPr>
-                <w:rFonts w:ascii="Calibri" w:eastAsia="Calibri" w:hAnsi="Calibri" w:cs="Calibri"/>
-                <w:color w:val="000000" w:themeColor="text1"/>
-                <w:sz w:val="24"/>
-                <w14:shadow w14:blurRad="38100" w14:dist="19050" w14:dir="2700000" w14:sx="100000" w14:sy="100000" w14:kx="0" w14:ky="0" w14:algn="tl">
-                  <w14:schemeClr w14:val="dk1">
-                    <w14:alpha w14:val="60000"/>
-                  </w14:schemeClr>
-                </w14:shadow>
-                <w14:textOutline w14:w="0" w14:cap="flat" w14:cmpd="sng" w14:algn="ctr">
-                  <w14:noFill/>
-                  <w14:prstDash w14:val="solid"/>
-                  <w14:round/>
-                </w14:textOutline>
-              </w:rPr>
-              <w:t xml:space="preserve"> </w:t>
-            </w:r>
-            <w:r>
-              <w:rPr>
-                <w:rFonts w:ascii="Calibri" w:eastAsia="Calibri" w:hAnsi="Calibri" w:cs="Calibri"/>
-                <w:color w:val="000000" w:themeColor="text1"/>
-                <w:sz w:val="24"/>
-                <w14:shadow w14:blurRad="38100" w14:dist="19050" w14:dir="2700000" w14:sx="100000" w14:sy="100000" w14:kx="0" w14:ky="0" w14:algn="tl">
-                  <w14:schemeClr w14:val="dk1">
-                    <w14:alpha w14:val="60000"/>
-                  </w14:schemeClr>
-                </w14:shadow>
-                <w14:textOutline w14:w="0" w14:cap="flat" w14:cmpd="sng" w14:algn="ctr">
-                  <w14:noFill/>
-                  <w14:prstDash w14:val="solid"/>
-                  <w14:round/>
-                </w14:textOutline>
-              </w:rPr>
-              <w:t>DB</w:t>
-            </w:r>
-            <w:r>
-              <w:rPr>
-                <w:rFonts w:ascii="Calibri" w:eastAsia="Calibri" w:hAnsi="Calibri" w:cs="Calibri"/>
-                <w:color w:val="000000"/>
-                <w:sz w:val="24"/>
-              </w:rPr>
-              <w:t xml:space="preserve">, </w:t>
-            </w:r>
-            <w:r>
-              <w:rPr>
-                <w:rFonts w:ascii="Calibri" w:eastAsia="Calibri" w:hAnsi="Calibri" w:cs="Calibri"/>
-                <w:color w:val="000000"/>
-                <w:sz w:val="24"/>
-              </w:rPr>
-              <w:t>SQL Db’s-Oracle ,</w:t>
-            </w:r>
-          </w:p>
-        </w:tc>
-      </w:tr>
-      <w:tr>
-        <w:tc>
-          <w:tcPr>
-            <w:tcW w:w="4680" w:type="dxa"/>
-            <w:tcBorders>
-              <w:top w:val="nil"/>
-            </w:tcBorders>
-            <w:shd w:val="clear" w:color="auto" w:fill="auto"/>
-          </w:tcPr>
-          <w:p>
-            <w:pPr>
-              <w:pStyle w:val="Heading4"/>
-              <w:spacing w:after="0"/>
-              <w:jc w:val="both"/>
-              <w:outlineLvl w:val="3"/>
-              <w:rPr>
-                <w:rFonts w:ascii="Calibri" w:eastAsia="Calibri" w:hAnsi="Calibri" w:cs="Calibri"/>
-                <w:b w:val="0"/>
-                <w:szCs w:val="22"/>
-              </w:rPr>
-            </w:pPr>
-            <w:r>
-              <w:rPr>
-                <w:rFonts w:ascii="Calibri" w:eastAsia="Calibri" w:hAnsi="Calibri" w:cs="Calibri"/>
-                <w:b w:val="0"/>
-                <w:szCs w:val="22"/>
-              </w:rPr>
-              <w:t>Misc frameworks/API</w:t>
-            </w:r>
-            <w:r>
-              <w:rPr>
-                <w:rFonts w:ascii="Calibri" w:eastAsia="Calibri" w:hAnsi="Calibri" w:cs="Calibri"/>
-                <w:b w:val="0"/>
-                <w:szCs w:val="22"/>
-              </w:rPr>
-              <w:t>,Libraries</w:t>
-            </w:r>
-          </w:p>
-        </w:tc>
-        <w:tc>
-          <w:tcPr>
-            <w:tcW w:w="8460" w:type="dxa"/>
-            <w:tcBorders>
-              <w:top w:val="nil"/>
-            </w:tcBorders>
-            <w:shd w:val="clear" w:color="auto" w:fill="auto"/>
-          </w:tcPr>
-          <w:p>
-            <w:pPr>
-              <w:pBdr>
-                <w:top w:val="nil"/>
-                <w:left w:val="nil"/>
-                <w:bottom w:val="nil"/>
-                <w:right w:val="nil"/>
-                <w:between w:val="nil"/>
-              </w:pBdr>
-              <w:spacing w:before="60"/>
-              <w:rPr>
-                <w:rFonts w:ascii="Calibri" w:eastAsia="Calibri" w:hAnsi="Calibri" w:cs="Calibri"/>
-                <w:color w:val="000000"/>
-                <w:sz w:val="24"/>
-              </w:rPr>
-            </w:pPr>
-            <w:r>
-              <w:rPr>
-                <w:rFonts w:ascii="Calibri" w:eastAsia="Calibri" w:hAnsi="Calibri" w:cs="Calibri"/>
-                <w:color w:val="000000"/>
-                <w:sz w:val="24"/>
-              </w:rPr>
-              <w:t>Shedlock, Lombok</w:t>
-            </w:r>
-            <w:r>
-              <w:rPr>
-                <w:rFonts w:ascii="Calibri" w:eastAsia="Calibri" w:hAnsi="Calibri" w:cs="Calibri"/>
-                <w:color w:val="000000"/>
-                <w:sz w:val="24"/>
-              </w:rPr>
-              <w:t>, Gson,Json</w:t>
-            </w:r>
-          </w:p>
-        </w:tc>
-      </w:tr>
-      <w:tr>
-        <w:tc>
-          <w:tcPr>
-            <w:tcW w:w="4680" w:type="dxa"/>
-            <w:tcBorders>
-              <w:top w:val="nil"/>
-            </w:tcBorders>
-            <w:shd w:val="clear" w:color="auto" w:fill="auto"/>
-          </w:tcPr>
-          <w:p>
-            <w:pPr>
-              <w:pStyle w:val="Heading4"/>
-              <w:spacing w:after="0"/>
-              <w:jc w:val="both"/>
-              <w:outlineLvl w:val="3"/>
-              <w:rPr>
-                <w:rFonts w:ascii="Candara" w:eastAsia="Calibri" w:hAnsi="Candara" w:cs="Calibri"/>
-                <w:b w:val="0"/>
-                <w:szCs w:val="22"/>
-              </w:rPr>
-            </w:pPr>
-            <w:r>
-              <w:rPr>
-                <w:rFonts w:ascii="Candara" w:eastAsia="Calibri" w:hAnsi="Candara" w:cs="Calibri"/>
-                <w:b w:val="0"/>
-                <w:szCs w:val="22"/>
-              </w:rPr>
-              <w:t>Containerization tool</w:t>
-            </w:r>
-          </w:p>
-          <w:p>
-            <w:pPr>
-              <w:rPr>
-                <w:rFonts w:ascii="Candara" w:eastAsia="Calibri" w:hAnsi="Candara" w:cs="Calibri"/>
-                <w:bCs/>
-                <w:sz w:val="24"/>
-                <w:lang w:val="en-GB"/>
-              </w:rPr>
-            </w:pPr>
-            <w:r>
-              <w:rPr>
-                <w:rFonts w:ascii="Candara" w:eastAsia="Calibri" w:hAnsi="Candara" w:cs="Calibri"/>
-                <w:bCs/>
-                <w:sz w:val="24"/>
-                <w:lang w:val="en-GB"/>
-              </w:rPr>
-              <w:t xml:space="preserve">&amp; Container orchestration tools </w:t>
-            </w:r>
-          </w:p>
-        </w:tc>
-        <w:tc>
-          <w:tcPr>
-            <w:tcW w:w="8460" w:type="dxa"/>
-            <w:tcBorders>
-              <w:top w:val="nil"/>
-            </w:tcBorders>
-            <w:shd w:val="clear" w:color="auto" w:fill="auto"/>
-          </w:tcPr>
-          <w:p>
-            <w:pPr>
-              <w:pBdr>
-                <w:top w:val="nil"/>
-                <w:left w:val="nil"/>
-                <w:bottom w:val="nil"/>
-                <w:right w:val="nil"/>
-                <w:between w:val="nil"/>
-              </w:pBdr>
-              <w:spacing w:before="60"/>
-              <w:rPr>
-                <w:rFonts w:ascii="Calibri" w:eastAsia="Calibri" w:hAnsi="Calibri" w:cs="Calibri"/>
-                <w:color w:val="000000" w:themeColor="text1"/>
-                <w:sz w:val="24"/>
-                <w14:shadow w14:blurRad="38100" w14:dist="19050" w14:dir="2700000" w14:sx="100000" w14:sy="100000" w14:kx="0" w14:ky="0" w14:algn="tl">
-                  <w14:schemeClr w14:val="dk1">
-                    <w14:alpha w14:val="60000"/>
-                  </w14:schemeClr>
-                </w14:shadow>
-                <w14:textOutline w14:w="0" w14:cap="flat" w14:cmpd="sng" w14:algn="ctr">
-                  <w14:noFill/>
-                  <w14:prstDash w14:val="solid"/>
-                  <w14:round/>
-                </w14:textOutline>
-              </w:rPr>
-            </w:pPr>
-            <w:r>
-              <w:rPr>
-                <w:rFonts w:ascii="Calibri" w:eastAsia="Calibri" w:hAnsi="Calibri" w:cs="Calibri"/>
-                <w:color w:val="000000" w:themeColor="text1"/>
-                <w:sz w:val="24"/>
-                <w14:shadow w14:blurRad="38100" w14:dist="19050" w14:dir="2700000" w14:sx="100000" w14:sy="100000" w14:kx="0" w14:ky="0" w14:algn="tl">
-                  <w14:schemeClr w14:val="dk1">
-                    <w14:alpha w14:val="60000"/>
-                  </w14:schemeClr>
-                </w14:shadow>
-                <w14:textOutline w14:w="0" w14:cap="flat" w14:cmpd="sng" w14:algn="ctr">
-                  <w14:noFill/>
-                  <w14:prstDash w14:val="solid"/>
-                  <w14:round/>
-                </w14:textOutline>
-              </w:rPr>
-              <w:t>Docker &amp;Kubernetes</w:t>
-            </w:r>
-            <w:r>
-              <w:rPr>
-                <w:rFonts w:ascii="Calibri" w:eastAsia="Calibri" w:hAnsi="Calibri" w:cs="Calibri"/>
-                <w:color w:val="000000" w:themeColor="text1"/>
-                <w:sz w:val="24"/>
-                <w14:shadow w14:blurRad="38100" w14:dist="19050" w14:dir="2700000" w14:sx="100000" w14:sy="100000" w14:kx="0" w14:ky="0" w14:algn="tl">
-                  <w14:schemeClr w14:val="dk1">
-                    <w14:alpha w14:val="60000"/>
-                  </w14:schemeClr>
-                </w14:shadow>
-                <w14:textOutline w14:w="0" w14:cap="flat" w14:cmpd="sng" w14:algn="ctr">
-                  <w14:noFill/>
-                  <w14:prstDash w14:val="solid"/>
-                  <w14:round/>
-                </w14:textOutline>
-              </w:rPr>
-              <w:t xml:space="preserve">, </w:t>
-            </w:r>
-            <w:r>
-              <w:rPr>
-                <w:rFonts w:ascii="Calibri" w:eastAsia="Calibri" w:hAnsi="Calibri" w:cs="Calibri"/>
-                <w:color w:val="000000" w:themeColor="text1"/>
-                <w:sz w:val="24"/>
-                <w14:shadow w14:blurRad="38100" w14:dist="19050" w14:dir="2700000" w14:sx="100000" w14:sy="100000" w14:kx="0" w14:ky="0" w14:algn="tl">
-                  <w14:schemeClr w14:val="dk1">
-                    <w14:alpha w14:val="60000"/>
-                  </w14:schemeClr>
-                </w14:shadow>
-                <w14:textOutline w14:w="0" w14:cap="flat" w14:cmpd="sng" w14:algn="ctr">
-                  <w14:noFill/>
-                  <w14:prstDash w14:val="solid"/>
-                  <w14:round/>
-                </w14:textOutline>
-              </w:rPr>
-              <w:t>Openshift (by Redhat)</w:t>
-            </w:r>
-            <w:r>
-              <w:rPr>
-                <w:rFonts w:ascii="Calibri" w:eastAsia="Calibri" w:hAnsi="Calibri" w:cs="Calibri"/>
-                <w:color w:val="000000" w:themeColor="text1"/>
-                <w:sz w:val="24"/>
-                <w14:shadow w14:blurRad="38100" w14:dist="19050" w14:dir="2700000" w14:sx="100000" w14:sy="100000" w14:kx="0" w14:ky="0" w14:algn="tl">
-                  <w14:schemeClr w14:val="dk1">
-                    <w14:alpha w14:val="60000"/>
-                  </w14:schemeClr>
-                </w14:shadow>
-                <w14:textOutline w14:w="0" w14:cap="flat" w14:cmpd="sng" w14:algn="ctr">
-                  <w14:noFill/>
-                  <w14:prstDash w14:val="solid"/>
-                  <w14:round/>
-                </w14:textOutline>
-              </w:rPr>
-              <w:t xml:space="preserve"> , </w:t>
-            </w:r>
-          </w:p>
-          <w:p>
-            <w:pPr>
-              <w:pBdr>
-                <w:top w:val="nil"/>
-                <w:left w:val="nil"/>
-                <w:bottom w:val="nil"/>
-                <w:right w:val="nil"/>
-                <w:between w:val="nil"/>
-              </w:pBdr>
-              <w:spacing w:before="60"/>
-              <w:rPr>
-                <w:rFonts w:ascii="Calibri" w:eastAsia="Calibri" w:hAnsi="Calibri" w:cs="Calibri"/>
-                <w:color w:val="000000" w:themeColor="text1"/>
-                <w:sz w:val="24"/>
-                <w14:shadow w14:blurRad="38100" w14:dist="19050" w14:dir="2700000" w14:sx="100000" w14:sy="100000" w14:kx="0" w14:ky="0" w14:algn="tl">
-                  <w14:schemeClr w14:val="dk1">
-                    <w14:alpha w14:val="60000"/>
-                  </w14:schemeClr>
-                </w14:shadow>
-                <w14:textOutline w14:w="0" w14:cap="flat" w14:cmpd="sng" w14:algn="ctr">
-                  <w14:noFill/>
-                  <w14:prstDash w14:val="solid"/>
-                  <w14:round/>
-                </w14:textOutline>
-              </w:rPr>
-            </w:pPr>
-            <w:r>
-              <w:rPr>
-                <w:rFonts w:ascii="Calibri" w:eastAsia="Calibri" w:hAnsi="Calibri" w:cs="Calibri"/>
-                <w:color w:val="000000" w:themeColor="text1"/>
-                <w:sz w:val="24"/>
-                <w14:shadow w14:blurRad="38100" w14:dist="19050" w14:dir="2700000" w14:sx="100000" w14:sy="100000" w14:kx="0" w14:ky="0" w14:algn="tl">
-                  <w14:schemeClr w14:val="dk1">
-                    <w14:alpha w14:val="60000"/>
-                  </w14:schemeClr>
-                </w14:shadow>
-                <w14:textOutline w14:w="0" w14:cap="flat" w14:cmpd="sng" w14:algn="ctr">
-                  <w14:noFill/>
-                  <w14:prstDash w14:val="solid"/>
-                  <w14:round/>
-                </w14:textOutline>
-              </w:rPr>
-              <w:t>Helm (package manager for kubernetes)</w:t>
-            </w:r>
-          </w:p>
-        </w:tc>
-      </w:tr>
-      <w:tr>
-        <w:tc>
-          <w:tcPr>
-            <w:tcW w:w="4680" w:type="dxa"/>
-            <w:shd w:val="clear" w:color="auto" w:fill="auto"/>
-          </w:tcPr>
-          <w:p>
-            <w:pPr>
-              <w:pStyle w:val="Heading4"/>
-              <w:spacing w:after="0"/>
-              <w:jc w:val="both"/>
-              <w:outlineLvl w:val="3"/>
-              <w:rPr>
-                <w:rFonts w:ascii="Calibri" w:eastAsia="Calibri" w:hAnsi="Calibri" w:cs="Calibri"/>
-                <w:b w:val="0"/>
-                <w:szCs w:val="22"/>
-              </w:rPr>
-            </w:pPr>
-            <w:r>
-              <w:rPr>
-                <w:rFonts w:ascii="Calibri" w:eastAsia="Calibri" w:hAnsi="Calibri" w:cs="Calibri"/>
-                <w:b w:val="0"/>
-                <w:szCs w:val="22"/>
-              </w:rPr>
-              <w:t xml:space="preserve">UI </w:t>
-            </w:r>
-          </w:p>
-        </w:tc>
-        <w:tc>
-          <w:tcPr>
-            <w:tcW w:w="8460" w:type="dxa"/>
-            <w:shd w:val="clear" w:color="auto" w:fill="auto"/>
-          </w:tcPr>
-          <w:p>
-            <w:pPr>
-              <w:pBdr>
-                <w:top w:val="nil"/>
-                <w:left w:val="nil"/>
-                <w:bottom w:val="nil"/>
-                <w:right w:val="nil"/>
-                <w:between w:val="nil"/>
-              </w:pBdr>
-              <w:spacing w:before="60"/>
-              <w:rPr>
-                <w:rFonts w:ascii="Calibri" w:eastAsia="Calibri" w:hAnsi="Calibri" w:cs="Calibri"/>
-                <w:color w:val="000000"/>
-                <w:sz w:val="24"/>
-              </w:rPr>
-            </w:pPr>
-            <w:r>
-              <w:rPr>
-                <w:rFonts w:ascii="Calibri" w:eastAsia="Calibri" w:hAnsi="Calibri" w:cs="Calibri"/>
-                <w:color w:val="000000"/>
-                <w:sz w:val="24"/>
-              </w:rPr>
-              <w:t>HTML, JavaScript</w:t>
-            </w:r>
-            <w:r>
-              <w:rPr>
-                <w:rFonts w:ascii="Calibri" w:eastAsia="Calibri" w:hAnsi="Calibri" w:cs="Calibri"/>
-                <w:color w:val="000000"/>
-                <w:sz w:val="24"/>
-              </w:rPr>
-              <w:t>,</w:t>
-            </w:r>
-            <w:r>
-              <w:rPr>
-                <w:rFonts w:ascii="Calibri" w:eastAsia="Calibri" w:hAnsi="Calibri" w:cs="Calibri"/>
-                <w:color w:val="000000"/>
-                <w:sz w:val="24"/>
-              </w:rPr>
-              <w:t xml:space="preserve"> Basics of </w:t>
-            </w:r>
-            <w:r>
-              <w:rPr>
-                <w:rFonts w:ascii="Calibri" w:eastAsia="Calibri" w:hAnsi="Calibri" w:cs="Calibri"/>
-                <w:color w:val="000000"/>
-                <w:sz w:val="24"/>
-              </w:rPr>
-              <w:t xml:space="preserve">React </w:t>
-            </w:r>
-            <w:r>
-              <w:rPr>
-                <w:rFonts w:ascii="Calibri" w:eastAsia="Calibri" w:hAnsi="Calibri" w:cs="Calibri"/>
-                <w:color w:val="000000"/>
-                <w:sz w:val="24"/>
-              </w:rPr>
-              <w:t>JS</w:t>
-            </w:r>
-          </w:p>
-        </w:tc>
-      </w:tr>
-      <w:tr>
-        <w:tc>
-          <w:tcPr>
-            <w:tcW w:w="4680" w:type="dxa"/>
-            <w:shd w:val="clear" w:color="auto" w:fill="auto"/>
-          </w:tcPr>
-          <w:p>
-            <w:pPr>
-              <w:pStyle w:val="Heading4"/>
-              <w:spacing w:after="0"/>
-              <w:jc w:val="both"/>
-              <w:outlineLvl w:val="3"/>
-              <w:rPr>
-                <w:rFonts w:ascii="Calibri" w:eastAsia="Calibri" w:hAnsi="Calibri" w:cs="Calibri"/>
-                <w:b w:val="0"/>
-                <w:szCs w:val="22"/>
-              </w:rPr>
-            </w:pPr>
-            <w:r>
-              <w:rPr>
-                <w:rFonts w:ascii="Calibri" w:eastAsia="Calibri" w:hAnsi="Calibri" w:cs="Calibri"/>
-                <w:b w:val="0"/>
-                <w:szCs w:val="22"/>
-              </w:rPr>
-              <w:t>Servers:</w:t>
-            </w:r>
-          </w:p>
-        </w:tc>
-        <w:tc>
-          <w:tcPr>
-            <w:tcW w:w="8460" w:type="dxa"/>
-            <w:shd w:val="clear" w:color="auto" w:fill="auto"/>
-          </w:tcPr>
-          <w:p>
-            <w:pPr>
-              <w:pBdr>
-                <w:top w:val="nil"/>
-                <w:left w:val="nil"/>
-                <w:bottom w:val="nil"/>
-                <w:right w:val="nil"/>
-                <w:between w:val="nil"/>
-              </w:pBdr>
-              <w:spacing w:before="60"/>
-              <w:rPr>
-                <w:rFonts w:ascii="Calibri" w:eastAsia="Calibri" w:hAnsi="Calibri" w:cs="Calibri"/>
-                <w:color w:val="000000"/>
-                <w:sz w:val="24"/>
-              </w:rPr>
-            </w:pPr>
-            <w:r>
-              <w:rPr>
-                <w:rFonts w:ascii="Calibri" w:eastAsia="Calibri" w:hAnsi="Calibri" w:cs="Calibri"/>
-                <w:color w:val="000000"/>
-                <w:sz w:val="24"/>
-              </w:rPr>
-              <w:t xml:space="preserve">WebSphere Application Server(WAS) 8.5, Apache Tomcat </w:t>
-            </w:r>
-          </w:p>
-        </w:tc>
-      </w:tr>
-      <w:tr>
-        <w:tc>
-          <w:tcPr>
-            <w:tcW w:w="4680" w:type="dxa"/>
-            <w:shd w:val="clear" w:color="auto" w:fill="auto"/>
-          </w:tcPr>
-          <w:p>
-            <w:pPr>
-              <w:pStyle w:val="Heading4"/>
-              <w:spacing w:after="0"/>
-              <w:jc w:val="both"/>
-              <w:outlineLvl w:val="3"/>
-            </w:pPr>
-            <w:r>
-              <w:rPr>
-                <w:rFonts w:ascii="Calibri" w:eastAsia="Calibri" w:hAnsi="Calibri" w:cs="Calibri"/>
-                <w:b w:val="0"/>
-                <w:szCs w:val="22"/>
-              </w:rPr>
-              <w:t>Testing Frameworks</w:t>
-            </w:r>
-          </w:p>
-        </w:tc>
-        <w:tc>
-          <w:tcPr>
-            <w:tcW w:w="8460" w:type="dxa"/>
-            <w:shd w:val="clear" w:color="auto" w:fill="auto"/>
-          </w:tcPr>
-          <w:p>
-            <w:pPr>
-              <w:pBdr>
-                <w:top w:val="nil"/>
-                <w:left w:val="nil"/>
-                <w:bottom w:val="nil"/>
-                <w:right w:val="nil"/>
-                <w:between w:val="nil"/>
-              </w:pBdr>
-              <w:spacing w:before="60"/>
-              <w:rPr>
-                <w:rFonts w:ascii="Calibri" w:eastAsia="Calibri" w:hAnsi="Calibri" w:cs="Calibri"/>
-                <w:color w:val="000000"/>
-                <w:sz w:val="24"/>
-              </w:rPr>
-            </w:pPr>
-            <w:r>
-              <w:rPr>
-                <w:rFonts w:ascii="Calibri" w:eastAsia="Calibri" w:hAnsi="Calibri" w:cs="Calibri"/>
-                <w:color w:val="000000"/>
-                <w:sz w:val="24"/>
-              </w:rPr>
-              <w:t>Junit (5) ,Mockito</w:t>
-            </w:r>
-            <w:r>
-              <w:rPr>
-                <w:rFonts w:ascii="Calibri" w:eastAsia="Calibri" w:hAnsi="Calibri" w:cs="Calibri"/>
-                <w:color w:val="000000"/>
-                <w:sz w:val="24"/>
-              </w:rPr>
-              <w:t xml:space="preserve"> </w:t>
-            </w:r>
-            <w:r>
-              <w:rPr>
-                <w:rFonts w:ascii="Calibri" w:eastAsia="Calibri" w:hAnsi="Calibri" w:cs="Calibri"/>
-                <w:color w:val="000000"/>
-                <w:sz w:val="24"/>
-              </w:rPr>
-              <w:t>3.5</w:t>
-            </w:r>
-            <w:r>
-              <w:rPr>
-                <w:rFonts w:ascii="Calibri" w:eastAsia="Calibri" w:hAnsi="Calibri" w:cs="Calibri"/>
-                <w:color w:val="000000"/>
-                <w:sz w:val="24"/>
-              </w:rPr>
-              <w:t>,</w:t>
-            </w:r>
-            <w:r>
-              <w:rPr>
-                <w:rFonts w:ascii="Calibri" w:eastAsia="Calibri" w:hAnsi="Calibri" w:cs="Calibri"/>
-                <w:color w:val="000000"/>
-                <w:sz w:val="24"/>
-              </w:rPr>
-              <w:t xml:space="preserve"> </w:t>
-            </w:r>
-            <w:r>
-              <w:rPr>
-                <w:rFonts w:ascii="Calibri" w:eastAsia="Calibri" w:hAnsi="Calibri" w:cs="Calibri"/>
-                <w:color w:val="000000"/>
-                <w:sz w:val="24"/>
-              </w:rPr>
-              <w:t>Easymock</w:t>
-            </w:r>
-            <w:r>
-              <w:rPr>
-                <w:rFonts w:ascii="Calibri" w:eastAsia="Calibri" w:hAnsi="Calibri" w:cs="Calibri"/>
-                <w:color w:val="000000"/>
-                <w:sz w:val="24"/>
-              </w:rPr>
-              <w:t>, Powermock</w:t>
-            </w:r>
-            <w:r>
-              <w:rPr>
-                <w:rFonts w:ascii="Calibri" w:eastAsia="Calibri" w:hAnsi="Calibri" w:cs="Calibri"/>
-                <w:color w:val="000000"/>
-                <w:sz w:val="24"/>
-              </w:rPr>
-              <w:t>, Gherkin,</w:t>
-            </w:r>
-            <w:r>
-              <w:rPr>
-                <w:rFonts w:ascii="Calibri" w:eastAsia="Calibri" w:hAnsi="Calibri" w:cs="Calibri"/>
-                <w:color w:val="000000"/>
-                <w:sz w:val="24"/>
-              </w:rPr>
-              <w:t xml:space="preserve"> </w:t>
-            </w:r>
-          </w:p>
-          <w:p>
-            <w:pPr>
-              <w:pBdr>
-                <w:top w:val="nil"/>
-                <w:left w:val="nil"/>
-                <w:bottom w:val="nil"/>
-                <w:right w:val="nil"/>
-                <w:between w:val="nil"/>
-              </w:pBdr>
-              <w:spacing w:before="60"/>
-              <w:rPr>
-                <w:rFonts w:ascii="Arial" w:eastAsia="Arial" w:hAnsi="Arial" w:cs="Arial"/>
-                <w:color w:val="000000"/>
-                <w:sz w:val="24"/>
-                <w:szCs w:val="20"/>
-              </w:rPr>
-            </w:pPr>
-            <w:r>
-              <w:rPr>
-                <w:rFonts w:ascii="Calibri" w:eastAsia="Calibri" w:hAnsi="Calibri" w:cs="Calibri"/>
-                <w:color w:val="000000"/>
-                <w:sz w:val="24"/>
-              </w:rPr>
-              <w:t xml:space="preserve">BDD framework </w:t>
-            </w:r>
-            <w:r>
-              <w:rPr>
-                <w:rFonts w:ascii="Calibri" w:eastAsia="Calibri" w:hAnsi="Calibri" w:cs="Calibri"/>
-                <w:color w:val="000000"/>
-                <w:sz w:val="24"/>
-              </w:rPr>
-              <w:t>–</w:t>
-            </w:r>
-            <w:r>
-              <w:rPr>
-                <w:rFonts w:ascii="Calibri" w:eastAsia="Calibri" w:hAnsi="Calibri" w:cs="Calibri"/>
-                <w:color w:val="000000"/>
-                <w:sz w:val="24"/>
-              </w:rPr>
-              <w:t>karate</w:t>
-            </w:r>
-            <w:r>
-              <w:rPr>
-                <w:rFonts w:ascii="Calibri" w:eastAsia="Calibri" w:hAnsi="Calibri" w:cs="Calibri"/>
-                <w:color w:val="000000"/>
-                <w:sz w:val="24"/>
-              </w:rPr>
-              <w:t>,</w:t>
-            </w:r>
-            <w:r>
-              <w:rPr>
-                <w:rFonts w:ascii="Calibri" w:eastAsia="Calibri" w:hAnsi="Calibri" w:cs="Calibri"/>
-                <w:color w:val="000000"/>
-                <w:sz w:val="24"/>
-              </w:rPr>
-              <w:t xml:space="preserve"> PIT</w:t>
-            </w:r>
-          </w:p>
-        </w:tc>
-      </w:tr>
-      <w:tr>
-        <w:tc>
-          <w:tcPr>
-            <w:tcW w:w="4680" w:type="dxa"/>
-            <w:shd w:val="clear" w:color="auto" w:fill="auto"/>
-          </w:tcPr>
-          <w:p>
-            <w:pPr>
-              <w:pStyle w:val="Heading4"/>
-              <w:spacing w:after="0"/>
-              <w:jc w:val="both"/>
-              <w:outlineLvl w:val="3"/>
-              <w:rPr>
-                <w:rFonts w:ascii="Calibri" w:eastAsia="Calibri" w:hAnsi="Calibri" w:cs="Calibri"/>
-                <w:b w:val="0"/>
-                <w:szCs w:val="22"/>
-              </w:rPr>
-            </w:pPr>
-            <w:r>
-              <w:rPr>
-                <w:rFonts w:ascii="Calibri" w:eastAsia="Calibri" w:hAnsi="Calibri" w:cs="Calibri"/>
-                <w:b w:val="0"/>
-                <w:szCs w:val="22"/>
-              </w:rPr>
-              <w:t>Build and Deployment Tools</w:t>
-            </w:r>
-          </w:p>
-        </w:tc>
-        <w:tc>
-          <w:tcPr>
-            <w:tcW w:w="8460" w:type="dxa"/>
-            <w:shd w:val="clear" w:color="auto" w:fill="auto"/>
-          </w:tcPr>
-          <w:p>
-            <w:pPr>
-              <w:pBdr>
-                <w:top w:val="nil"/>
-                <w:left w:val="nil"/>
-                <w:bottom w:val="nil"/>
-                <w:right w:val="nil"/>
-                <w:between w:val="nil"/>
-              </w:pBdr>
-              <w:spacing w:before="60"/>
-              <w:rPr>
-                <w:rFonts w:ascii="Calibri" w:eastAsia="Calibri" w:hAnsi="Calibri" w:cs="Calibri"/>
-                <w:color w:val="000000"/>
-                <w:sz w:val="24"/>
-              </w:rPr>
-            </w:pPr>
-            <w:r>
-              <w:rPr>
-                <w:rFonts w:ascii="Calibri" w:eastAsia="Calibri" w:hAnsi="Calibri" w:cs="Calibri"/>
-                <w:color w:val="000000"/>
-                <w:sz w:val="24"/>
-              </w:rPr>
-              <w:t>Maven, Gradle,</w:t>
-            </w:r>
-            <w:r>
-              <w:rPr>
-                <w:rFonts w:ascii="Calibri" w:eastAsia="Calibri" w:hAnsi="Calibri" w:cs="Calibri"/>
-                <w:color w:val="000000"/>
-                <w:sz w:val="24"/>
-              </w:rPr>
-              <w:t xml:space="preserve"> </w:t>
-            </w:r>
-            <w:r>
-              <w:rPr>
-                <w:rFonts w:ascii="Calibri" w:eastAsia="Calibri" w:hAnsi="Calibri" w:cs="Calibri"/>
-                <w:color w:val="000000"/>
-                <w:sz w:val="24"/>
-              </w:rPr>
-              <w:t>Jenkins, Urban Code</w:t>
-            </w:r>
-            <w:r>
-              <w:rPr>
-                <w:rFonts w:ascii="Calibri" w:eastAsia="Calibri" w:hAnsi="Calibri" w:cs="Calibri"/>
-                <w:color w:val="000000"/>
-                <w:sz w:val="24"/>
-              </w:rPr>
-              <w:t xml:space="preserve"> Deploy</w:t>
-            </w:r>
-            <w:r>
-              <w:rPr>
-                <w:rFonts w:ascii="Calibri" w:eastAsia="Calibri" w:hAnsi="Calibri" w:cs="Calibri"/>
-                <w:color w:val="000000"/>
-                <w:sz w:val="24"/>
-              </w:rPr>
-              <w:t>, Harness, PCF</w:t>
-            </w:r>
-          </w:p>
-        </w:tc>
-      </w:tr>
-      <w:tr>
-        <w:tc>
-          <w:tcPr>
-            <w:tcW w:w="4680" w:type="dxa"/>
-            <w:shd w:val="clear" w:color="auto" w:fill="auto"/>
-          </w:tcPr>
-          <w:p>
-            <w:pPr>
-              <w:pStyle w:val="Heading4"/>
-              <w:spacing w:after="0"/>
-              <w:jc w:val="both"/>
-              <w:outlineLvl w:val="3"/>
-              <w:rPr>
-                <w:rFonts w:ascii="Calibri" w:eastAsia="Calibri" w:hAnsi="Calibri" w:cs="Calibri"/>
-                <w:b w:val="0"/>
-                <w:szCs w:val="22"/>
-              </w:rPr>
-            </w:pPr>
-            <w:r>
-              <w:rPr>
-                <w:rFonts w:ascii="Calibri" w:eastAsia="Calibri" w:hAnsi="Calibri" w:cs="Calibri"/>
-                <w:b w:val="0"/>
-                <w:szCs w:val="22"/>
-              </w:rPr>
-              <w:t>Other Tools:</w:t>
-            </w:r>
-          </w:p>
-        </w:tc>
-        <w:tc>
-          <w:tcPr>
-            <w:tcW w:w="8460" w:type="dxa"/>
-            <w:shd w:val="clear" w:color="auto" w:fill="auto"/>
-          </w:tcPr>
-          <w:p>
-            <w:pPr>
-              <w:pBdr>
-                <w:top w:val="nil"/>
-                <w:left w:val="nil"/>
-                <w:bottom w:val="nil"/>
-                <w:right w:val="nil"/>
-                <w:between w:val="nil"/>
-              </w:pBdr>
-              <w:spacing w:before="60"/>
-              <w:rPr>
-                <w:rFonts w:ascii="Calibri" w:eastAsia="Calibri" w:hAnsi="Calibri" w:cs="Calibri"/>
-                <w:color w:val="000000"/>
-                <w:sz w:val="24"/>
-              </w:rPr>
-            </w:pPr>
-            <w:r>
-              <w:rPr>
-                <w:rFonts w:ascii="Calibri" w:eastAsia="Calibri" w:hAnsi="Calibri" w:cs="Calibri"/>
-                <w:color w:val="000000"/>
-                <w:sz w:val="24"/>
-              </w:rPr>
-              <w:t xml:space="preserve">Intellij idea, </w:t>
-            </w:r>
-            <w:r>
-              <w:rPr>
-                <w:rFonts w:ascii="Calibri" w:eastAsia="Calibri" w:hAnsi="Calibri" w:cs="Calibri"/>
-                <w:color w:val="000000"/>
-                <w:sz w:val="24"/>
-              </w:rPr>
-              <w:t xml:space="preserve">JIRA, Tortoise GIT ,SOAP UI, </w:t>
-            </w:r>
-            <w:r>
-              <w:rPr>
-                <w:rFonts w:ascii="Calibri" w:eastAsia="Calibri" w:hAnsi="Calibri" w:cs="Calibri"/>
-                <w:color w:val="000000"/>
-                <w:sz w:val="24"/>
-              </w:rPr>
-              <w:t>sumo logic</w:t>
-            </w:r>
-            <w:r>
-              <w:rPr>
-                <w:rFonts w:ascii="Calibri" w:eastAsia="Calibri" w:hAnsi="Calibri" w:cs="Calibri"/>
-                <w:color w:val="000000"/>
-                <w:sz w:val="24"/>
-              </w:rPr>
-              <w:t xml:space="preserve"> </w:t>
-            </w:r>
-            <w:r>
-              <w:rPr>
-                <w:rFonts w:ascii="Calibri" w:eastAsia="Calibri" w:hAnsi="Calibri" w:cs="Calibri"/>
-                <w:color w:val="000000"/>
-                <w:sz w:val="24"/>
-              </w:rPr>
-              <w:t>Splunk</w:t>
-            </w:r>
-          </w:p>
-          <w:p>
-            <w:pPr>
-              <w:pBdr>
-                <w:top w:val="nil"/>
-                <w:left w:val="nil"/>
-                <w:bottom w:val="nil"/>
-                <w:right w:val="nil"/>
-                <w:between w:val="nil"/>
-              </w:pBdr>
-              <w:spacing w:before="60"/>
-              <w:rPr>
-                <w:rFonts w:ascii="Calibri" w:eastAsia="Calibri" w:hAnsi="Calibri" w:cs="Calibri"/>
-                <w:color w:val="000000"/>
-                <w:sz w:val="24"/>
-              </w:rPr>
-            </w:pPr>
-            <w:r>
-              <w:rPr>
-                <w:rFonts w:ascii="Calibri" w:eastAsia="Calibri" w:hAnsi="Calibri" w:cs="Calibri"/>
-                <w:color w:val="000000"/>
-                <w:sz w:val="24"/>
-              </w:rPr>
-              <w:t xml:space="preserve">Static </w:t>
-            </w:r>
-            <w:r>
-              <w:rPr>
-                <w:rFonts w:ascii="Calibri" w:eastAsia="Calibri" w:hAnsi="Calibri" w:cs="Calibri"/>
-                <w:color w:val="000000"/>
-                <w:sz w:val="24"/>
-              </w:rPr>
-              <w:t xml:space="preserve">Code analysing tools - checkmarkx , </w:t>
-            </w:r>
-            <w:r>
-              <w:rPr>
-                <w:rFonts w:ascii="Calibri" w:eastAsia="Calibri" w:hAnsi="Calibri" w:cs="Calibri"/>
-                <w:color w:val="000000"/>
-                <w:sz w:val="24"/>
-              </w:rPr>
-              <w:t>Blackduck,</w:t>
-            </w:r>
-            <w:r>
-              <w:rPr>
-                <w:rFonts w:ascii="Calibri" w:eastAsia="Calibri" w:hAnsi="Calibri" w:cs="Calibri"/>
-                <w:color w:val="000000"/>
-                <w:sz w:val="24"/>
-              </w:rPr>
-              <w:t>SonarQube,</w:t>
-            </w:r>
-            <w:sdt>
-              <w:sdtPr>
-                <w:rPr>
-                  <w:sz w:val="24"/>
-                </w:rPr>
-                <w:tag w:val="goog_rdk_0"/>
-                <w:id w:val="543258086"/>
-                <w:showingPlcHdr/>
-              </w:sdtPr>
-              <w:sdtEndPr/>
-              <w:sdtContent>
-                <w:r>
-                  <w:rPr>
-                    <w:sz w:val="24"/>
-                  </w:rPr>
-                  <w:t xml:space="preserve">     </w:t>
-                </w:r>
-              </w:sdtContent>
-            </w:sdt>
-          </w:p>
-        </w:tc>
-      </w:tr>
-      <w:tr>
-        <w:tc>
-          <w:tcPr>
-            <w:tcW w:w="4680" w:type="dxa"/>
-            <w:shd w:val="clear" w:color="auto" w:fill="auto"/>
-          </w:tcPr>
-          <w:p>
-            <w:pPr>
-              <w:pStyle w:val="Heading4"/>
-              <w:spacing w:after="0"/>
-              <w:jc w:val="both"/>
-              <w:outlineLvl w:val="3"/>
-              <w:rPr>
-                <w:rFonts w:ascii="Calibri" w:eastAsia="Calibri" w:hAnsi="Calibri" w:cs="Calibri"/>
-                <w:b w:val="0"/>
-                <w:szCs w:val="22"/>
-              </w:rPr>
-            </w:pPr>
-            <w:r>
-              <w:rPr>
-                <w:rFonts w:ascii="Calibri" w:eastAsia="Calibri" w:hAnsi="Calibri" w:cs="Calibri"/>
-                <w:b w:val="0"/>
-                <w:szCs w:val="22"/>
-              </w:rPr>
-              <w:t>Methodologies</w:t>
-            </w:r>
-          </w:p>
-        </w:tc>
-        <w:tc>
-          <w:tcPr>
-            <w:tcW w:w="8460" w:type="dxa"/>
-            <w:shd w:val="clear" w:color="auto" w:fill="auto"/>
-          </w:tcPr>
-          <w:p>
-            <w:pPr>
-              <w:pBdr>
-                <w:top w:val="nil"/>
-                <w:left w:val="nil"/>
-                <w:bottom w:val="nil"/>
-                <w:right w:val="nil"/>
-                <w:between w:val="nil"/>
-              </w:pBdr>
-              <w:spacing w:before="60"/>
-              <w:rPr>
-                <w:rFonts w:ascii="Calibri" w:eastAsia="Calibri" w:hAnsi="Calibri" w:cs="Calibri"/>
-                <w:color w:val="000000"/>
-                <w:sz w:val="24"/>
-              </w:rPr>
-            </w:pPr>
-            <w:r>
-              <w:rPr>
-                <w:rFonts w:ascii="Calibri" w:eastAsia="Calibri" w:hAnsi="Calibri" w:cs="Calibri"/>
-                <w:color w:val="000000"/>
-                <w:sz w:val="24"/>
-              </w:rPr>
-              <w:t>Agile, Waterfall</w:t>
-            </w:r>
-          </w:p>
-        </w:tc>
-      </w:tr>
-    </w:tbl>
-    <w:p>
-      <w:pPr>
-        <w:jc w:val="both"/>
-        <w:rPr>
-          <w:rFonts w:ascii="Times New Roman" w:eastAsia="Times New Roman" w:hAnsi="Times New Roman"/>
-          <w:b/>
-          <w:sz w:val="24"/>
-          <w:szCs w:val="24"/>
-          <w:u w:val="single"/>
-        </w:rPr>
-      </w:pPr>
-    </w:p>
-    <w:p>
-      <w:pPr>
-        <w:jc w:val="both"/>
-        <w:rPr>
-          <w:rFonts w:ascii="Times New Roman" w:eastAsia="Times New Roman" w:hAnsi="Times New Roman"/>
-          <w:b/>
-          <w:sz w:val="24"/>
-          <w:szCs w:val="24"/>
-          <w:u w:val="single"/>
-        </w:rPr>
-      </w:pPr>
-      <w:bookmarkStart w:id="0" w:name="_GoBack"/>
-      <w:bookmarkEnd w:id="0"/>
-    </w:p>
-    <w:p>
-      <w:pPr>
-        <w:jc w:val="both"/>
-        <w:rPr>
-          <w:rFonts w:ascii="Times New Roman" w:eastAsia="Times New Roman" w:hAnsi="Times New Roman"/>
-          <w:b/>
-          <w:sz w:val="24"/>
-          <w:szCs w:val="24"/>
-          <w:u w:val="single"/>
-        </w:rPr>
-      </w:pPr>
-    </w:p>
-    <w:p>
-      <w:pPr>
-        <w:jc w:val="both"/>
-        <w:rPr>
-          <w:rFonts w:ascii="Times New Roman" w:eastAsia="Times New Roman" w:hAnsi="Times New Roman"/>
-          <w:b/>
-          <w:sz w:val="24"/>
-          <w:szCs w:val="24"/>
-          <w:u w:val="single"/>
-        </w:rPr>
-      </w:pPr>
-    </w:p>
-    <w:p>
-      <w:pPr>
-        <w:jc w:val="both"/>
-        <w:rPr>
-          <w:rFonts w:ascii="Times New Roman" w:eastAsia="Times New Roman" w:hAnsi="Times New Roman"/>
-          <w:b/>
-          <w:sz w:val="24"/>
-          <w:szCs w:val="24"/>
-          <w:u w:val="single"/>
-        </w:rPr>
-      </w:pPr>
-    </w:p>
-    <w:p>
-      <w:pPr>
-        <w:pStyle w:val="NormalWeb"/>
-        <w:shd w:val="clear" w:color="auto" w:fill="D3D3D3"/>
-        <w:spacing w:before="0" w:beforeAutospacing="0" w:after="0" w:afterAutospacing="0"/>
-        <w:rPr>
-          <w:rFonts w:asciiTheme="minorHAnsi" w:hAnsiTheme="minorHAnsi" w:cstheme="minorHAnsi"/>
-        </w:rPr>
-      </w:pPr>
-      <w:r>
-        <w:rPr>
-          <w:rFonts w:asciiTheme="minorHAnsi" w:hAnsiTheme="minorHAnsi" w:cstheme="minorHAnsi"/>
-          <w:b/>
-          <w:bCs/>
-          <w:color w:val="000000"/>
-          <w:sz w:val="23"/>
-          <w:szCs w:val="23"/>
-        </w:rPr>
-        <w:lastRenderedPageBreak/>
         <w:t xml:space="preserve">Project </w:t>
       </w:r>
       <w:r>
@@ -3582,6 +1786,42 @@
     </w:p>
     <w:p>
       <w:pPr>
+        <w:jc w:val="both"/>
+        <w:rPr>
+          <w:rFonts w:ascii="Times New Roman" w:eastAsia="Times New Roman" w:hAnsi="Times New Roman"/>
+          <w:b/>
+          <w:sz w:val="24"/>
+          <w:szCs w:val="24"/>
+          <w:u w:val="single"/>
+        </w:rPr>
+      </w:pPr>
+    </w:p>
+    <w:p>
+      <w:pPr>
+        <w:jc w:val="both"/>
+        <w:rPr>
+          <w:rFonts w:ascii="Times New Roman" w:eastAsia="Times New Roman" w:hAnsi="Times New Roman"/>
+          <w:b/>
+          <w:sz w:val="24"/>
+          <w:szCs w:val="24"/>
+          <w:u w:val="single"/>
+        </w:rPr>
+      </w:pPr>
+    </w:p>
+    <w:p>
+      <w:pPr>
+        <w:jc w:val="both"/>
+        <w:rPr>
+          <w:rFonts w:ascii="Times New Roman" w:eastAsia="Times New Roman" w:hAnsi="Times New Roman"/>
+          <w:b/>
+          <w:sz w:val="24"/>
+          <w:szCs w:val="24"/>
+          <w:u w:val="single"/>
+        </w:rPr>
+      </w:pPr>
+    </w:p>
+    <w:p>
+      <w:pPr>
         <w:pStyle w:val="NormalWeb"/>
         <w:shd w:val="clear" w:color="auto" w:fill="D3D3D3"/>
         <w:spacing w:before="0" w:beforeAutospacing="0" w:after="0" w:afterAutospacing="0"/>
@@ -3598,6 +1838,7 @@
           <w:sz w:val="23"/>
           <w:szCs w:val="23"/>
         </w:rPr>
+        <w:lastRenderedPageBreak/>
         <w:t xml:space="preserve">Project </w:t>
       </w:r>
       <w:r>
@@ -3609,7 +1850,7 @@
           <w:sz w:val="23"/>
           <w:szCs w:val="23"/>
         </w:rPr>
-        <w:t>1</w:t>
+        <w:t>2</w:t>
       </w:r>
     </w:p>
     <w:p>
@@ -4153,7 +2394,7 @@
           <w:sz w:val="23"/>
           <w:szCs w:val="23"/>
         </w:rPr>
-        <w:t>2</w:t>
+        <w:t>3</w:t>
       </w:r>
     </w:p>
     <w:p>
@@ -4499,7 +2740,6 @@
           <w:sz w:val="24"/>
           <w:szCs w:val="24"/>
         </w:rPr>
-        <w:lastRenderedPageBreak/>
         <w:t xml:space="preserve">Technically, our application is a real time data </w:t>
       </w:r>
       <w:r>
@@ -5193,7 +3433,7 @@
           <w:sz w:val="23"/>
           <w:szCs w:val="23"/>
         </w:rPr>
-        <w:t>2</w:t>
+        <w:t>4</w:t>
       </w:r>
     </w:p>
     <w:p>
@@ -5830,7 +4070,7 @@
           <w:sz w:val="23"/>
           <w:szCs w:val="23"/>
         </w:rPr>
-        <w:t>3</w:t>
+        <w:t>5</w:t>
       </w:r>
     </w:p>
     <w:p>
@@ -6122,7 +4362,6 @@
           <w:sz w:val="24"/>
           <w:szCs w:val="24"/>
         </w:rPr>
-        <w:lastRenderedPageBreak/>
         <w:t xml:space="preserve">Fx Desktop is a Forex Trading application built on Java FX as Front end using Akka and spring Frameworks. </w:t>
       </w:r>
       <w:r>
@@ -6327,7 +4566,7 @@
           <w:sz w:val="23"/>
           <w:szCs w:val="23"/>
         </w:rPr>
-        <w:t>4</w:t>
+        <w:t>6</w:t>
       </w:r>
     </w:p>
     <w:p>
@@ -6751,6 +4990,7 @@
           <w:rFonts w:cstheme="minorHAnsi"/>
           <w:sz w:val="24"/>
         </w:rPr>
+        <w:lastRenderedPageBreak/>
         <w:t>Integrated the developed framework jar against the ed</w:t>
       </w:r>
       <w:r>
@@ -6809,7 +5049,7 @@
           <w:sz w:val="23"/>
           <w:szCs w:val="23"/>
         </w:rPr>
-        <w:t>5</w:t>
+        <w:t>7</w:t>
       </w:r>
     </w:p>
     <w:p>
@@ -7126,7 +5366,7 @@
           <w:sz w:val="23"/>
           <w:szCs w:val="23"/>
         </w:rPr>
-        <w:t>6</w:t>
+        <w:t>8</w:t>
       </w:r>
     </w:p>
     <w:p>
@@ -7539,7 +5779,6 @@
           <w:color w:val="000000"/>
           <w:sz w:val="24"/>
         </w:rPr>
-        <w:lastRenderedPageBreak/>
         <w:t xml:space="preserve">Involved in staging and deploying the code into different environments </w:t>
       </w:r>
     </w:p>
@@ -9340,6 +7579,155 @@
     </w:lvl>
   </w:abstractNum>
   <w:abstractNum w:abstractNumId="10">
+    <w:nsid w:val="2D78175F"/>
+    <w:multiLevelType w:val="multilevel"/>
+    <w:tmpl w:val="BC5ED3EC"/>
+    <w:lvl w:ilvl="0">
+      <w:start w:val="1"/>
+      <w:numFmt w:val="bullet"/>
+      <w:lvlText w:val=""/>
+      <w:lvlJc w:val="left"/>
+      <w:pPr>
+        <w:tabs>
+          <w:tab w:val="num" w:pos="720"/>
+        </w:tabs>
+        <w:ind w:left="720" w:hanging="360"/>
+      </w:pPr>
+      <w:rPr>
+        <w:rFonts w:ascii="Symbol" w:hAnsi="Symbol" w:hint="default"/>
+        <w:sz w:val="20"/>
+      </w:rPr>
+    </w:lvl>
+    <w:lvl w:ilvl="1" w:tentative="1">
+      <w:start w:val="1"/>
+      <w:numFmt w:val="bullet"/>
+      <w:lvlText w:val="o"/>
+      <w:lvlJc w:val="left"/>
+      <w:pPr>
+        <w:tabs>
+          <w:tab w:val="num" w:pos="1440"/>
+        </w:tabs>
+        <w:ind w:left="1440" w:hanging="360"/>
+      </w:pPr>
+      <w:rPr>
+        <w:rFonts w:ascii="Courier New" w:hAnsi="Courier New" w:hint="default"/>
+        <w:sz w:val="20"/>
+      </w:rPr>
+    </w:lvl>
+    <w:lvl w:ilvl="2" w:tentative="1">
+      <w:start w:val="1"/>
+      <w:numFmt w:val="bullet"/>
+      <w:lvlText w:val=""/>
+      <w:lvlJc w:val="left"/>
+      <w:pPr>
+        <w:tabs>
+          <w:tab w:val="num" w:pos="2160"/>
+        </w:tabs>
+        <w:ind w:left="2160" w:hanging="360"/>
+      </w:pPr>
+      <w:rPr>
+        <w:rFonts w:ascii="Wingdings" w:hAnsi="Wingdings" w:hint="default"/>
+        <w:sz w:val="20"/>
+      </w:rPr>
+    </w:lvl>
+    <w:lvl w:ilvl="3" w:tentative="1">
+      <w:start w:val="1"/>
+      <w:numFmt w:val="bullet"/>
+      <w:lvlText w:val=""/>
+      <w:lvlJc w:val="left"/>
+      <w:pPr>
+        <w:tabs>
+          <w:tab w:val="num" w:pos="2880"/>
+        </w:tabs>
+        <w:ind w:left="2880" w:hanging="360"/>
+      </w:pPr>
+      <w:rPr>
+        <w:rFonts w:ascii="Wingdings" w:hAnsi="Wingdings" w:hint="default"/>
+        <w:sz w:val="20"/>
+      </w:rPr>
+    </w:lvl>
+    <w:lvl w:ilvl="4" w:tentative="1">
+      <w:start w:val="1"/>
+      <w:numFmt w:val="bullet"/>
+      <w:lvlText w:val=""/>
+      <w:lvlJc w:val="left"/>
+      <w:pPr>
+        <w:tabs>
+          <w:tab w:val="num" w:pos="3600"/>
+        </w:tabs>
+        <w:ind w:left="3600" w:hanging="360"/>
+      </w:pPr>
+      <w:rPr>
+        <w:rFonts w:ascii="Wingdings" w:hAnsi="Wingdings" w:hint="default"/>
+        <w:sz w:val="20"/>
+      </w:rPr>
+    </w:lvl>
+    <w:lvl w:ilvl="5" w:tentative="1">
+      <w:start w:val="1"/>
+      <w:numFmt w:val="bullet"/>
+      <w:lvlText w:val=""/>
+      <w:lvlJc w:val="left"/>
+      <w:pPr>
+        <w:tabs>
+          <w:tab w:val="num" w:pos="4320"/>
+        </w:tabs>
+        <w:ind w:left="4320" w:hanging="360"/>
+      </w:pPr>
+      <w:rPr>
+        <w:rFonts w:ascii="Wingdings" w:hAnsi="Wingdings" w:hint="default"/>
+        <w:sz w:val="20"/>
+      </w:rPr>
+    </w:lvl>
+    <w:lvl w:ilvl="6" w:tentative="1">
+      <w:start w:val="1"/>
+      <w:numFmt w:val="bullet"/>
+      <w:lvlText w:val=""/>
+      <w:lvlJc w:val="left"/>
+      <w:pPr>
+        <w:tabs>
+          <w:tab w:val="num" w:pos="5040"/>
+        </w:tabs>
+        <w:ind w:left="5040" w:hanging="360"/>
+      </w:pPr>
+      <w:rPr>
+        <w:rFonts w:ascii="Wingdings" w:hAnsi="Wingdings" w:hint="default"/>
+        <w:sz w:val="20"/>
+      </w:rPr>
+    </w:lvl>
+    <w:lvl w:ilvl="7" w:tentative="1">
+      <w:start w:val="1"/>
+      <w:numFmt w:val="bullet"/>
+      <w:lvlText w:val=""/>
+      <w:lvlJc w:val="left"/>
+      <w:pPr>
+        <w:tabs>
+          <w:tab w:val="num" w:pos="5760"/>
+        </w:tabs>
+        <w:ind w:left="5760" w:hanging="360"/>
+      </w:pPr>
+      <w:rPr>
+        <w:rFonts w:ascii="Wingdings" w:hAnsi="Wingdings" w:hint="default"/>
+        <w:sz w:val="20"/>
+      </w:rPr>
+    </w:lvl>
+    <w:lvl w:ilvl="8" w:tentative="1">
+      <w:start w:val="1"/>
+      <w:numFmt w:val="bullet"/>
+      <w:lvlText w:val=""/>
+      <w:lvlJc w:val="left"/>
+      <w:pPr>
+        <w:tabs>
+          <w:tab w:val="num" w:pos="6480"/>
+        </w:tabs>
+        <w:ind w:left="6480" w:hanging="360"/>
+      </w:pPr>
+      <w:rPr>
+        <w:rFonts w:ascii="Wingdings" w:hAnsi="Wingdings" w:hint="default"/>
+        <w:sz w:val="20"/>
+      </w:rPr>
+    </w:lvl>
+  </w:abstractNum>
+  <w:abstractNum w:abstractNumId="11">
     <w:nsid w:val="31456757"/>
     <w:multiLevelType w:val="multilevel"/>
     <w:tmpl w:val="B5DC2C60"/>
@@ -9428,7 +7816,7 @@
       </w:pPr>
     </w:lvl>
   </w:abstractNum>
-  <w:abstractNum w:abstractNumId="11">
+  <w:abstractNum w:abstractNumId="12">
     <w:nsid w:val="34C40B66"/>
     <w:multiLevelType w:val="hybridMultilevel"/>
     <w:tmpl w:val="F484149C"/>
@@ -9541,7 +7929,7 @@
       </w:rPr>
     </w:lvl>
   </w:abstractNum>
-  <w:abstractNum w:abstractNumId="12">
+  <w:abstractNum w:abstractNumId="13">
     <w:nsid w:val="35E00FD3"/>
     <w:multiLevelType w:val="hybridMultilevel"/>
     <w:tmpl w:val="E7E837D6"/>
@@ -9630,7 +8018,7 @@
       </w:pPr>
     </w:lvl>
   </w:abstractNum>
-  <w:abstractNum w:abstractNumId="13">
+  <w:abstractNum w:abstractNumId="14">
     <w:nsid w:val="3655105B"/>
     <w:multiLevelType w:val="hybridMultilevel"/>
     <w:tmpl w:val="D81C6640"/>
@@ -9743,7 +8131,7 @@
       </w:rPr>
     </w:lvl>
   </w:abstractNum>
-  <w:abstractNum w:abstractNumId="14">
+  <w:abstractNum w:abstractNumId="15">
     <w:nsid w:val="3AB628A4"/>
     <w:multiLevelType w:val="hybridMultilevel"/>
     <w:tmpl w:val="8D20A3E8"/>
@@ -9856,7 +8244,156 @@
       </w:rPr>
     </w:lvl>
   </w:abstractNum>
-  <w:abstractNum w:abstractNumId="15">
+  <w:abstractNum w:abstractNumId="16">
+    <w:nsid w:val="4BAB1254"/>
+    <w:multiLevelType w:val="multilevel"/>
+    <w:tmpl w:val="A66CFF96"/>
+    <w:lvl w:ilvl="0">
+      <w:start w:val="1"/>
+      <w:numFmt w:val="bullet"/>
+      <w:lvlText w:val=""/>
+      <w:lvlJc w:val="left"/>
+      <w:pPr>
+        <w:tabs>
+          <w:tab w:val="num" w:pos="720"/>
+        </w:tabs>
+        <w:ind w:left="720" w:hanging="360"/>
+      </w:pPr>
+      <w:rPr>
+        <w:rFonts w:ascii="Symbol" w:hAnsi="Symbol" w:hint="default"/>
+        <w:sz w:val="20"/>
+      </w:rPr>
+    </w:lvl>
+    <w:lvl w:ilvl="1" w:tentative="1">
+      <w:start w:val="1"/>
+      <w:numFmt w:val="bullet"/>
+      <w:lvlText w:val="o"/>
+      <w:lvlJc w:val="left"/>
+      <w:pPr>
+        <w:tabs>
+          <w:tab w:val="num" w:pos="1440"/>
+        </w:tabs>
+        <w:ind w:left="1440" w:hanging="360"/>
+      </w:pPr>
+      <w:rPr>
+        <w:rFonts w:ascii="Courier New" w:hAnsi="Courier New" w:hint="default"/>
+        <w:sz w:val="20"/>
+      </w:rPr>
+    </w:lvl>
+    <w:lvl w:ilvl="2" w:tentative="1">
+      <w:start w:val="1"/>
+      <w:numFmt w:val="bullet"/>
+      <w:lvlText w:val=""/>
+      <w:lvlJc w:val="left"/>
+      <w:pPr>
+        <w:tabs>
+          <w:tab w:val="num" w:pos="2160"/>
+        </w:tabs>
+        <w:ind w:left="2160" w:hanging="360"/>
+      </w:pPr>
+      <w:rPr>
+        <w:rFonts w:ascii="Wingdings" w:hAnsi="Wingdings" w:hint="default"/>
+        <w:sz w:val="20"/>
+      </w:rPr>
+    </w:lvl>
+    <w:lvl w:ilvl="3" w:tentative="1">
+      <w:start w:val="1"/>
+      <w:numFmt w:val="bullet"/>
+      <w:lvlText w:val=""/>
+      <w:lvlJc w:val="left"/>
+      <w:pPr>
+        <w:tabs>
+          <w:tab w:val="num" w:pos="2880"/>
+        </w:tabs>
+        <w:ind w:left="2880" w:hanging="360"/>
+      </w:pPr>
+      <w:rPr>
+        <w:rFonts w:ascii="Wingdings" w:hAnsi="Wingdings" w:hint="default"/>
+        <w:sz w:val="20"/>
+      </w:rPr>
+    </w:lvl>
+    <w:lvl w:ilvl="4" w:tentative="1">
+      <w:start w:val="1"/>
+      <w:numFmt w:val="bullet"/>
+      <w:lvlText w:val=""/>
+      <w:lvlJc w:val="left"/>
+      <w:pPr>
+        <w:tabs>
+          <w:tab w:val="num" w:pos="3600"/>
+        </w:tabs>
+        <w:ind w:left="3600" w:hanging="360"/>
+      </w:pPr>
+      <w:rPr>
+        <w:rFonts w:ascii="Wingdings" w:hAnsi="Wingdings" w:hint="default"/>
+        <w:sz w:val="20"/>
+      </w:rPr>
+    </w:lvl>
+    <w:lvl w:ilvl="5" w:tentative="1">
+      <w:start w:val="1"/>
+      <w:numFmt w:val="bullet"/>
+      <w:lvlText w:val=""/>
+      <w:lvlJc w:val="left"/>
+      <w:pPr>
+        <w:tabs>
+          <w:tab w:val="num" w:pos="4320"/>
+        </w:tabs>
+        <w:ind w:left="4320" w:hanging="360"/>
+      </w:pPr>
+      <w:rPr>
+        <w:rFonts w:ascii="Wingdings" w:hAnsi="Wingdings" w:hint="default"/>
+        <w:sz w:val="20"/>
+      </w:rPr>
+    </w:lvl>
+    <w:lvl w:ilvl="6" w:tentative="1">
+      <w:start w:val="1"/>
+      <w:numFmt w:val="bullet"/>
+      <w:lvlText w:val=""/>
+      <w:lvlJc w:val="left"/>
+      <w:pPr>
+        <w:tabs>
+          <w:tab w:val="num" w:pos="5040"/>
+        </w:tabs>
+        <w:ind w:left="5040" w:hanging="360"/>
+      </w:pPr>
+      <w:rPr>
+        <w:rFonts w:ascii="Wingdings" w:hAnsi="Wingdings" w:hint="default"/>
+        <w:sz w:val="20"/>
+      </w:rPr>
+    </w:lvl>
+    <w:lvl w:ilvl="7" w:tentative="1">
+      <w:start w:val="1"/>
+      <w:numFmt w:val="bullet"/>
+      <w:lvlText w:val=""/>
+      <w:lvlJc w:val="left"/>
+      <w:pPr>
+        <w:tabs>
+          <w:tab w:val="num" w:pos="5760"/>
+        </w:tabs>
+        <w:ind w:left="5760" w:hanging="360"/>
+      </w:pPr>
+      <w:rPr>
+        <w:rFonts w:ascii="Wingdings" w:hAnsi="Wingdings" w:hint="default"/>
+        <w:sz w:val="20"/>
+      </w:rPr>
+    </w:lvl>
+    <w:lvl w:ilvl="8" w:tentative="1">
+      <w:start w:val="1"/>
+      <w:numFmt w:val="bullet"/>
+      <w:lvlText w:val=""/>
+      <w:lvlJc w:val="left"/>
+      <w:pPr>
+        <w:tabs>
+          <w:tab w:val="num" w:pos="6480"/>
+        </w:tabs>
+        <w:ind w:left="6480" w:hanging="360"/>
+      </w:pPr>
+      <w:rPr>
+        <w:rFonts w:ascii="Wingdings" w:hAnsi="Wingdings" w:hint="default"/>
+        <w:sz w:val="20"/>
+      </w:rPr>
+    </w:lvl>
+  </w:abstractNum>
+  <w:abstractNum w:abstractNumId="17">
     <w:nsid w:val="4C56363D"/>
     <w:multiLevelType w:val="hybridMultilevel"/>
     <w:tmpl w:val="F692CA9E"/>
@@ -9969,7 +8506,7 @@
       </w:rPr>
     </w:lvl>
   </w:abstractNum>
-  <w:abstractNum w:abstractNumId="16">
+  <w:abstractNum w:abstractNumId="18">
     <w:nsid w:val="527933E4"/>
     <w:multiLevelType w:val="hybridMultilevel"/>
     <w:tmpl w:val="FE98AF5A"/>
@@ -10082,7 +8619,7 @@
       </w:rPr>
     </w:lvl>
   </w:abstractNum>
-  <w:abstractNum w:abstractNumId="17">
+  <w:abstractNum w:abstractNumId="19">
     <w:nsid w:val="5D10661F"/>
     <w:multiLevelType w:val="multilevel"/>
     <w:tmpl w:val="FD3EC6C6"/>
@@ -10168,7 +8705,7 @@
       </w:pPr>
     </w:lvl>
   </w:abstractNum>
-  <w:abstractNum w:abstractNumId="18">
+  <w:abstractNum w:abstractNumId="20">
     <w:nsid w:val="69E722D8"/>
     <w:multiLevelType w:val="hybridMultilevel"/>
     <w:tmpl w:val="FC20FCE8"/>
@@ -10281,7 +8818,7 @@
       </w:rPr>
     </w:lvl>
   </w:abstractNum>
-  <w:abstractNum w:abstractNumId="19">
+  <w:abstractNum w:abstractNumId="21">
     <w:nsid w:val="6A6A2CF8"/>
     <w:multiLevelType w:val="hybridMultilevel"/>
     <w:tmpl w:val="E646918C"/>
@@ -10404,10 +8941,10 @@
     <w:abstractNumId w:val="6"/>
   </w:num>
   <w:num w:numId="4">
-    <w:abstractNumId w:val="17"/>
+    <w:abstractNumId w:val="19"/>
   </w:num>
   <w:num w:numId="5">
-    <w:abstractNumId w:val="13"/>
+    <w:abstractNumId w:val="14"/>
   </w:num>
   <w:num w:numId="6">
     <w:abstractNumId w:val="4"/>
@@ -10416,7 +8953,7 @@
     <w:abstractNumId w:val="9"/>
   </w:num>
   <w:num w:numId="8">
-    <w:abstractNumId w:val="10"/>
+    <w:abstractNumId w:val="11"/>
   </w:num>
   <w:num w:numId="9">
     <w:abstractNumId w:val="8"/>
@@ -10425,34 +8962,40 @@
     <w:abstractNumId w:val="0"/>
   </w:num>
   <w:num w:numId="11">
-    <w:abstractNumId w:val="18"/>
+    <w:abstractNumId w:val="20"/>
   </w:num>
   <w:num w:numId="12">
     <w:abstractNumId w:val="5"/>
   </w:num>
   <w:num w:numId="13">
-    <w:abstractNumId w:val="11"/>
+    <w:abstractNumId w:val="12"/>
   </w:num>
   <w:num w:numId="14">
-    <w:abstractNumId w:val="16"/>
+    <w:abstractNumId w:val="18"/>
   </w:num>
   <w:num w:numId="15">
-    <w:abstractNumId w:val="15"/>
+    <w:abstractNumId w:val="17"/>
   </w:num>
   <w:num w:numId="16">
     <w:abstractNumId w:val="1"/>
   </w:num>
   <w:num w:numId="17">
-    <w:abstractNumId w:val="12"/>
+    <w:abstractNumId w:val="13"/>
   </w:num>
   <w:num w:numId="18">
     <w:abstractNumId w:val="3"/>
   </w:num>
   <w:num w:numId="19">
-    <w:abstractNumId w:val="19"/>
+    <w:abstractNumId w:val="21"/>
   </w:num>
   <w:num w:numId="20">
-    <w:abstractNumId w:val="14"/>
+    <w:abstractNumId w:val="15"/>
+  </w:num>
+  <w:num w:numId="21">
+    <w:abstractNumId w:val="10"/>
+  </w:num>
+  <w:num w:numId="22">
+    <w:abstractNumId w:val="16"/>
   </w:num>
 </w:numbering>
 </file>
@@ -11664,7 +10207,6 @@
     <w:name w:val="Normal (Web)"/>
     <w:basedOn w:val="Normal"/>
     <w:uiPriority w:val="99"/>
-    <w:semiHidden/>
     <w:unhideWhenUsed/>
     <w:rsid w:val="00535220"/>
     <w:pPr>
@@ -11698,6 +10240,28 @@
       <w:i/>
       <w:iCs/>
       <w:color w:val="4F81BD" w:themeColor="accent1"/>
+    </w:rPr>
+  </w:style>
+  <w:style w:type="character" w:styleId="Strong">
+    <w:name w:val="Strong"/>
+    <w:basedOn w:val="DefaultParagraphFont"/>
+    <w:uiPriority w:val="22"/>
+    <w:qFormat/>
+    <w:rsid w:val="00790295"/>
+    <w:rPr>
+      <w:b/>
+      <w:bCs/>
+    </w:rPr>
+  </w:style>
+  <w:style w:type="character" w:styleId="Emphasis">
+    <w:name w:val="Emphasis"/>
+    <w:basedOn w:val="DefaultParagraphFont"/>
+    <w:uiPriority w:val="20"/>
+    <w:qFormat/>
+    <w:rsid w:val="00046C12"/>
+    <w:rPr>
+      <w:i/>
+      <w:iCs/>
     </w:rPr>
   </w:style>
 </w:styles>
@@ -12008,7 +10572,7 @@
 </file>
 
 <file path=customXml/itemProps2.xml><?xml version="1.0" encoding="utf-8"?>
-<ds:datastoreItem xmlns:ds="http://schemas.openxmlformats.org/officeDocument/2006/customXml" ds:itemID="{20287A76-F9B8-44D5-A98B-C78AB7CC01F2}">
+<ds:datastoreItem xmlns:ds="http://schemas.openxmlformats.org/officeDocument/2006/customXml" ds:itemID="{EDA09A57-166F-4800-A9F5-F91B8A208F11}">
   <ds:schemaRefs>
     <ds:schemaRef ds:uri="http://schemas.openxmlformats.org/officeDocument/2006/bibliography"/>
   </ds:schemaRefs>

--- a/Resume_Manideep-TCS.docx
+++ b/Resume_Manideep-TCS.docx
@@ -19,6 +19,22 @@
         </w:rPr>
         <w:t>MANIDEEP KUMAR</w:t>
       </w:r>
+    </w:p>
+    <w:p>
+      <w:pPr>
+        <w:pStyle w:val="NormalWeb"/>
+        <w:rPr>
+          <w:rFonts w:ascii="Segoe UI Symbol" w:hAnsi="Segoe UI Symbol" w:cs="Segoe UI Symbol"/>
+        </w:rPr>
+      </w:pPr>
+      <w:r>
+        <w:rPr>
+          <w:rFonts w:ascii="Segoe UI Symbol" w:hAnsi="Segoe UI Symbol" w:cs="Segoe UI Symbol"/>
+        </w:rPr>
+        <w:t>Java, AWS, React developer</w:t>
+      </w:r>
+      <w:bookmarkStart w:id="0" w:name="_GoBack"/>
+      <w:bookmarkEnd w:id="0"/>
     </w:p>
     <w:p>
       <w:pPr>
@@ -162,84 +178,6 @@
     </w:p>
     <w:p>
       <w:pPr>
-        <w:rPr>
-          <w:rFonts w:cstheme="minorHAnsi"/>
-        </w:rPr>
-      </w:pPr>
-      <w:r>
-        <w:rPr>
-          <w:rFonts w:cstheme="minorHAnsi"/>
-        </w:rPr>
-        <w:pict w14:anchorId="3E5A615F">
-          <v:rect id="_x0000_i1026" style="width:0;height:1.5pt" o:hralign="center" o:hrstd="t" o:hr="t" fillcolor="#a0a0a0" stroked="f"/>
-        </w:pict>
-      </w:r>
-    </w:p>
-    <w:p>
-      <w:pPr>
-        <w:pStyle w:val="Heading3"/>
-        <w:rPr>
-          <w:rFonts w:cstheme="minorHAnsi"/>
-        </w:rPr>
-      </w:pPr>
-      <w:r>
-        <w:rPr>
-          <w:rStyle w:val="Strong"/>
-          <w:rFonts w:cstheme="minorHAnsi"/>
-          <w:b/>
-          <w:bCs w:val="0"/>
-        </w:rPr>
-        <w:t>Technical Expertise</w:t>
-      </w:r>
-    </w:p>
-    <w:p>
-      <w:pPr>
-        <w:pStyle w:val="NormalWeb"/>
-        <w:rPr>
-          <w:rFonts w:asciiTheme="minorHAnsi" w:hAnsiTheme="minorHAnsi" w:cstheme="minorHAnsi"/>
-        </w:rPr>
-      </w:pPr>
-      <w:r>
-        <w:rPr>
-          <w:rFonts w:asciiTheme="minorHAnsi" w:hAnsiTheme="minorHAnsi" w:cstheme="minorHAnsi"/>
-        </w:rPr>
-        <w:t>Java, Spring, Spring Boot, Microservices, Apache Kafka, MongoDB, JavaScript, Kubernetes, AWS, OpenShift</w:t>
-      </w:r>
-    </w:p>
-    <w:p>
-      <w:pPr>
-        <w:rPr>
-          <w:rFonts w:cstheme="minorHAnsi"/>
-        </w:rPr>
-      </w:pPr>
-      <w:r>
-        <w:rPr>
-          <w:rFonts w:cstheme="minorHAnsi"/>
-        </w:rPr>
-        <w:pict w14:anchorId="2C565680">
-          <v:rect id="_x0000_i1027" style="width:0;height:1.5pt" o:hralign="center" o:hrstd="t" o:hr="t" fillcolor="#a0a0a0" stroked="f"/>
-        </w:pict>
-      </w:r>
-    </w:p>
-    <w:p>
-      <w:pPr>
-        <w:pStyle w:val="Heading3"/>
-        <w:rPr>
-          <w:rFonts w:cstheme="minorHAnsi"/>
-        </w:rPr>
-      </w:pPr>
-      <w:r>
-        <w:rPr>
-          <w:rStyle w:val="Strong"/>
-          <w:rFonts w:cstheme="minorHAnsi"/>
-          <w:b/>
-          <w:bCs w:val="0"/>
-        </w:rPr>
-        <w:t>Experience</w:t>
-      </w:r>
-    </w:p>
-    <w:p>
-      <w:pPr>
         <w:numPr>
           <w:ilvl w:val="0"/>
           <w:numId w:val="21"/>
@@ -280,17 +218,74 @@
     </w:p>
     <w:p>
       <w:pPr>
-        <w:spacing w:after="0"/>
-        <w:rPr>
-          <w:rFonts w:cstheme="minorHAnsi"/>
-        </w:rPr>
-      </w:pPr>
-      <w:r>
-        <w:rPr>
-          <w:rFonts w:cstheme="minorHAnsi"/>
-        </w:rPr>
-        <w:pict w14:anchorId="07412FF0">
-          <v:rect id="_x0000_i1028" style="width:0;height:1.5pt" o:hralign="center" o:hrstd="t" o:hr="t" fillcolor="#a0a0a0" stroked="f"/>
+        <w:rPr>
+          <w:rFonts w:cstheme="minorHAnsi"/>
+        </w:rPr>
+      </w:pPr>
+      <w:r>
+        <w:rPr>
+          <w:rFonts w:cstheme="minorHAnsi"/>
+        </w:rPr>
+        <w:pict w14:anchorId="3E5A615F">
+          <v:rect id="_x0000_i1026" style="width:0;height:1.5pt" o:hralign="center" o:hrstd="t" o:hr="t" fillcolor="#a0a0a0" stroked="f"/>
+        </w:pict>
+      </w:r>
+    </w:p>
+    <w:p>
+      <w:pPr>
+        <w:pStyle w:val="Heading3"/>
+        <w:rPr>
+          <w:rFonts w:cstheme="minorHAnsi"/>
+        </w:rPr>
+      </w:pPr>
+      <w:r>
+        <w:rPr>
+          <w:rStyle w:val="Strong"/>
+          <w:rFonts w:cstheme="minorHAnsi"/>
+          <w:b/>
+          <w:bCs w:val="0"/>
+        </w:rPr>
+        <w:t>Technical Expertise</w:t>
+      </w:r>
+    </w:p>
+    <w:p>
+      <w:pPr>
+        <w:pStyle w:val="NormalWeb"/>
+        <w:rPr>
+          <w:rFonts w:asciiTheme="minorHAnsi" w:hAnsiTheme="minorHAnsi" w:cstheme="minorHAnsi"/>
+        </w:rPr>
+      </w:pPr>
+      <w:r>
+        <w:rPr>
+          <w:rFonts w:asciiTheme="minorHAnsi" w:hAnsiTheme="minorHAnsi" w:cstheme="minorHAnsi"/>
+        </w:rPr>
+        <w:t>Java, Spring, Spring Boot,</w:t>
+      </w:r>
+      <w:r>
+        <w:rPr>
+          <w:rFonts w:asciiTheme="minorHAnsi" w:hAnsiTheme="minorHAnsi" w:cstheme="minorHAnsi"/>
+        </w:rPr>
+        <w:t xml:space="preserve"> React js, AWS, </w:t>
+      </w:r>
+      <w:r>
+        <w:rPr>
+          <w:rFonts w:asciiTheme="minorHAnsi" w:hAnsiTheme="minorHAnsi" w:cstheme="minorHAnsi"/>
+        </w:rPr>
+        <w:t xml:space="preserve"> Microservices, Apache Kafka, MongoDB, JavaScript, Kubernetes,  OpenShift</w:t>
+      </w:r>
+    </w:p>
+    <w:p>
+      <w:pPr>
+        <w:rPr>
+          <w:rFonts w:cstheme="minorHAnsi"/>
+        </w:rPr>
+      </w:pPr>
+      <w:r>
+        <w:rPr>
+          <w:rFonts w:cstheme="minorHAnsi"/>
+        </w:rPr>
+        <w:pict w14:anchorId="2C565680">
+          <v:rect id="_x0000_i1027" style="width:0;height:1.5pt" o:hralign="center" o:hrstd="t" o:hr="t" fillcolor="#a0a0a0" stroked="f"/>
         </w:pict>
       </w:r>
     </w:p>
@@ -509,22 +504,15 @@
         <w:rPr>
           <w:rFonts w:cstheme="minorHAnsi"/>
           <w:sz w:val="24"/>
-        </w:rPr>
-      </w:pPr>
-      <w:r>
-        <w:rPr>
-          <w:rFonts w:cstheme="minorHAnsi"/>
-          <w:sz w:val="24"/>
-        </w:rPr>
-        <w:t xml:space="preserve">Experience in </w:t>
-      </w:r>
-      <w:bookmarkStart w:id="0" w:name="_GoBack"/>
-      <w:r>
-        <w:rPr>
-          <w:rFonts w:cstheme="minorHAnsi"/>
-          <w:sz w:val="24"/>
-        </w:rPr>
-        <w:t xml:space="preserve">developing web and enterprise applications using JEE technologies such as </w:t>
+          <w:u w:val="single"/>
+        </w:rPr>
+      </w:pPr>
+      <w:r>
+        <w:rPr>
+          <w:rFonts w:cstheme="minorHAnsi"/>
+          <w:sz w:val="24"/>
+        </w:rPr>
+        <w:t xml:space="preserve">Experience in creating and consuming </w:t>
       </w:r>
       <w:r>
         <w:rPr>
@@ -532,23 +520,37 @@
           <w:rFonts w:cstheme="minorHAnsi"/>
           <w:sz w:val="24"/>
         </w:rPr>
-        <w:t xml:space="preserve">JDBC, Servlets, JSP, and </w:t>
-      </w:r>
-      <w:bookmarkEnd w:id="0"/>
-      <w:r>
-        <w:rPr>
-          <w:rStyle w:val="Strong"/>
-          <w:rFonts w:cstheme="minorHAnsi"/>
-          <w:sz w:val="24"/>
-        </w:rPr>
-        <w:t>JPA</w:t>
-      </w:r>
-      <w:r>
-        <w:rPr>
-          <w:rFonts w:cstheme="minorHAnsi"/>
-          <w:sz w:val="24"/>
-        </w:rPr>
-        <w:t xml:space="preserve"> </w:t>
+        <w:t>RESTful Web Services</w:t>
+      </w:r>
+      <w:r>
+        <w:rPr>
+          <w:rFonts w:cstheme="minorHAnsi"/>
+          <w:sz w:val="24"/>
+        </w:rPr>
+        <w:t xml:space="preserve"> based on business requirements </w:t>
+      </w:r>
+      <w:r>
+        <w:rPr>
+          <w:rFonts w:cstheme="minorHAnsi"/>
+          <w:sz w:val="24"/>
+        </w:rPr>
+        <w:t xml:space="preserve">using </w:t>
+      </w:r>
+      <w:r>
+        <w:rPr>
+          <w:rFonts w:cstheme="minorHAnsi"/>
+          <w:sz w:val="24"/>
+          <w:u w:val="single"/>
+        </w:rPr>
+        <w:t>Virtual threads</w:t>
+      </w:r>
+      <w:r>
+        <w:rPr>
+          <w:rFonts w:cstheme="minorHAnsi"/>
+          <w:sz w:val="24"/>
+          <w:u w:val="single"/>
+        </w:rPr>
+        <w:t>, WebFlux</w:t>
       </w:r>
     </w:p>
     <w:p>
@@ -568,7 +570,7 @@
           <w:rFonts w:cstheme="minorHAnsi"/>
           <w:sz w:val="24"/>
         </w:rPr>
-        <w:t xml:space="preserve">Experience in writing </w:t>
+        <w:t xml:space="preserve">Experience in developing web and enterprise applications using JEE technologies such as </w:t>
       </w:r>
       <w:r>
         <w:rPr>
@@ -576,22 +578,7 @@
           <w:rFonts w:cstheme="minorHAnsi"/>
           <w:sz w:val="24"/>
         </w:rPr>
-        <w:t>JUnit test cases</w:t>
-      </w:r>
-      <w:r>
-        <w:rPr>
-          <w:rFonts w:cstheme="minorHAnsi"/>
-          <w:sz w:val="24"/>
-        </w:rPr>
-        <w:t xml:space="preserve"> and performing mutation testing using </w:t>
-      </w:r>
-      <w:r>
-        <w:rPr>
-          <w:rStyle w:val="Strong"/>
-          <w:rFonts w:cstheme="minorHAnsi"/>
-          <w:sz w:val="24"/>
-        </w:rPr>
-        <w:t>PIT (Mutation Testing Tool)</w:t>
+        <w:t>JDBC, Servlets, JSP, and JPA</w:t>
       </w:r>
       <w:r>
         <w:rPr>
@@ -618,7 +605,7 @@
           <w:rFonts w:cstheme="minorHAnsi"/>
           <w:sz w:val="24"/>
         </w:rPr>
-        <w:t xml:space="preserve">Experience in creating and consuming </w:t>
+        <w:t xml:space="preserve">Experience in writing </w:t>
       </w:r>
       <w:r>
         <w:rPr>
@@ -626,14 +613,29 @@
           <w:rFonts w:cstheme="minorHAnsi"/>
           <w:sz w:val="24"/>
         </w:rPr>
-        <w:t>RESTful Web Services</w:t>
-      </w:r>
-      <w:r>
-        <w:rPr>
-          <w:rFonts w:cstheme="minorHAnsi"/>
-          <w:sz w:val="24"/>
-        </w:rPr>
-        <w:t xml:space="preserve"> based on business requirements </w:t>
+        <w:t>JUnit test cases</w:t>
+      </w:r>
+      <w:r>
+        <w:rPr>
+          <w:rFonts w:cstheme="minorHAnsi"/>
+          <w:sz w:val="24"/>
+        </w:rPr>
+        <w:t xml:space="preserve"> and performing mutation testing using </w:t>
+      </w:r>
+      <w:r>
+        <w:rPr>
+          <w:rStyle w:val="Strong"/>
+          <w:rFonts w:cstheme="minorHAnsi"/>
+          <w:sz w:val="24"/>
+        </w:rPr>
+        <w:t>PIT (Mutation Testing Tool)</w:t>
+      </w:r>
+      <w:r>
+        <w:rPr>
+          <w:rFonts w:cstheme="minorHAnsi"/>
+          <w:sz w:val="24"/>
+        </w:rPr>
+        <w:t xml:space="preserve"> </w:t>
       </w:r>
     </w:p>
     <w:p>
@@ -718,7 +720,7 @@
           <w:rFonts w:cstheme="minorHAnsi"/>
         </w:rPr>
         <w:pict w14:anchorId="0E35E60D">
-          <v:rect id="_x0000_i1029" style="width:0;height:1.5pt" o:hralign="center" o:hrstd="t" o:hr="t" fillcolor="#a0a0a0" stroked="f"/>
+          <v:rect id="_x0000_i1028" style="width:0;height:1.5pt" o:hralign="center" o:hrstd="t" o:hr="t" fillcolor="#a0a0a0" stroked="f"/>
         </w:pict>
       </w:r>
     </w:p>
@@ -879,7 +881,19 @@
           <w:rFonts w:asciiTheme="minorHAnsi" w:hAnsiTheme="minorHAnsi" w:cstheme="minorHAnsi"/>
         </w:rPr>
         <w:br/>
-        <w:t>AWS – EC2, ELB, Auto Scaling (ASG), Route 53, ECS, EKS (Kubernetes), S3, Lambda, CloudFront, CloudWatch, CDK</w:t>
+      </w:r>
+      <w:r>
+        <w:rPr>
+          <w:rFonts w:asciiTheme="minorHAnsi" w:hAnsiTheme="minorHAnsi" w:cstheme="minorHAnsi"/>
+          <w:b/>
+        </w:rPr>
+        <w:t>AWS</w:t>
+      </w:r>
+      <w:r>
+        <w:rPr>
+          <w:rFonts w:asciiTheme="minorHAnsi" w:hAnsiTheme="minorHAnsi" w:cstheme="minorHAnsi"/>
+        </w:rPr>
+        <w:t xml:space="preserve"> – EC2, ELB, Auto Scaling (ASG), Route 53, ECS, EKS (Kubernetes), S3, Lambda, CloudFront, CloudWatch, CDK</w:t>
       </w:r>
     </w:p>
     <w:p>
@@ -997,7 +1011,20 @@
           <w:rFonts w:asciiTheme="minorHAnsi" w:hAnsiTheme="minorHAnsi" w:cstheme="minorHAnsi"/>
         </w:rPr>
         <w:br/>
-        <w:t>HTML, JavaScript, React JS (Basics)</w:t>
+        <w:t xml:space="preserve">HTML, JavaScript, </w:t>
+      </w:r>
+      <w:r>
+        <w:rPr>
+          <w:rFonts w:asciiTheme="minorHAnsi" w:hAnsiTheme="minorHAnsi" w:cstheme="minorHAnsi"/>
+          <w:b/>
+        </w:rPr>
+        <w:t>React JS</w:t>
+      </w:r>
+      <w:r>
+        <w:rPr>
+          <w:rFonts w:asciiTheme="minorHAnsi" w:hAnsiTheme="minorHAnsi" w:cstheme="minorHAnsi"/>
+        </w:rPr>
+        <w:t xml:space="preserve"> (Basics)</w:t>
       </w:r>
     </w:p>
     <w:p>
@@ -1202,6 +1229,427 @@
     </w:p>
     <w:p>
       <w:pPr>
+        <w:pStyle w:val="Heading2"/>
+        <w:rPr>
+          <w:rFonts w:ascii="Times New Roman" w:eastAsia="Times New Roman" w:hAnsi="Times New Roman"/>
+          <w:lang w:eastAsia="en-IN"/>
+        </w:rPr>
+      </w:pPr>
+      <w:r>
+        <w:t>Professional Experience</w:t>
+      </w:r>
+    </w:p>
+    <w:p>
+      <w:pPr>
+        <w:pStyle w:val="NormalWeb"/>
+        <w:rPr>
+          <w:rFonts w:asciiTheme="minorHAnsi" w:hAnsiTheme="minorHAnsi" w:cstheme="minorHAnsi"/>
+        </w:rPr>
+      </w:pPr>
+      <w:r>
+        <w:rPr>
+          <w:rStyle w:val="Strong"/>
+          <w:rFonts w:asciiTheme="minorHAnsi" w:hAnsiTheme="minorHAnsi" w:cstheme="minorHAnsi"/>
+        </w:rPr>
+        <w:t>Tata Consultancy Services (TCS)</w:t>
+      </w:r>
+      <w:r>
+        <w:rPr>
+          <w:rFonts w:asciiTheme="minorHAnsi" w:hAnsiTheme="minorHAnsi" w:cstheme="minorHAnsi"/>
+        </w:rPr>
+        <w:t xml:space="preserve"> — </w:t>
+      </w:r>
+      <w:r>
+        <w:rPr>
+          <w:rStyle w:val="Emphasis"/>
+          <w:rFonts w:asciiTheme="minorHAnsi" w:hAnsiTheme="minorHAnsi" w:cstheme="minorHAnsi"/>
+        </w:rPr>
+        <w:t>Java Developer / Software Engineer</w:t>
+      </w:r>
+      <w:r>
+        <w:rPr>
+          <w:rFonts w:asciiTheme="minorHAnsi" w:hAnsiTheme="minorHAnsi" w:cstheme="minorHAnsi"/>
+        </w:rPr>
+        <w:br/>
+      </w:r>
+      <w:r>
+        <w:rPr>
+          <w:rStyle w:val="Strong"/>
+          <w:rFonts w:asciiTheme="minorHAnsi" w:hAnsiTheme="minorHAnsi" w:cstheme="minorHAnsi"/>
+        </w:rPr>
+        <w:t>July 2021 – Present</w:t>
+      </w:r>
+    </w:p>
+    <w:p>
+      <w:pPr>
+        <w:numPr>
+          <w:ilvl w:val="0"/>
+          <w:numId w:val="23"/>
+        </w:numPr>
+        <w:spacing w:before="100" w:beforeAutospacing="1" w:after="100" w:afterAutospacing="1" w:line="240" w:lineRule="auto"/>
+        <w:rPr>
+          <w:rFonts w:cstheme="minorHAnsi"/>
+          <w:sz w:val="24"/>
+          <w:szCs w:val="24"/>
+        </w:rPr>
+      </w:pPr>
+      <w:r>
+        <w:rPr>
+          <w:rFonts w:cstheme="minorHAnsi"/>
+          <w:sz w:val="24"/>
+          <w:szCs w:val="24"/>
+        </w:rPr>
+        <w:t xml:space="preserve">Working on enterprise application development using Java and Spring-based technologies. </w:t>
+      </w:r>
+    </w:p>
+    <w:p>
+      <w:pPr>
+        <w:numPr>
+          <w:ilvl w:val="0"/>
+          <w:numId w:val="23"/>
+        </w:numPr>
+        <w:spacing w:before="100" w:beforeAutospacing="1" w:after="100" w:afterAutospacing="1" w:line="240" w:lineRule="auto"/>
+        <w:rPr>
+          <w:rFonts w:cstheme="minorHAnsi"/>
+          <w:sz w:val="24"/>
+          <w:szCs w:val="24"/>
+        </w:rPr>
+      </w:pPr>
+      <w:r>
+        <w:rPr>
+          <w:rFonts w:cstheme="minorHAnsi"/>
+          <w:sz w:val="24"/>
+          <w:szCs w:val="24"/>
+        </w:rPr>
+        <w:t xml:space="preserve">Involved in designing, developing, and maintaining scalable backend services and APIs. </w:t>
+      </w:r>
+    </w:p>
+    <w:p>
+      <w:pPr>
+        <w:numPr>
+          <w:ilvl w:val="0"/>
+          <w:numId w:val="23"/>
+        </w:numPr>
+        <w:spacing w:before="100" w:beforeAutospacing="1" w:after="100" w:afterAutospacing="1" w:line="240" w:lineRule="auto"/>
+        <w:rPr>
+          <w:rFonts w:cstheme="minorHAnsi"/>
+          <w:sz w:val="24"/>
+          <w:szCs w:val="24"/>
+        </w:rPr>
+      </w:pPr>
+      <w:r>
+        <w:rPr>
+          <w:rFonts w:cstheme="minorHAnsi"/>
+          <w:sz w:val="24"/>
+          <w:szCs w:val="24"/>
+        </w:rPr>
+        <w:t xml:space="preserve">Experience working with microservices architecture, REST APIs, and database integration. </w:t>
+      </w:r>
+    </w:p>
+    <w:p>
+      <w:pPr>
+        <w:numPr>
+          <w:ilvl w:val="0"/>
+          <w:numId w:val="23"/>
+        </w:numPr>
+        <w:spacing w:before="100" w:beforeAutospacing="1" w:after="100" w:afterAutospacing="1" w:line="240" w:lineRule="auto"/>
+        <w:rPr>
+          <w:rFonts w:cstheme="minorHAnsi"/>
+          <w:sz w:val="24"/>
+          <w:szCs w:val="24"/>
+        </w:rPr>
+      </w:pPr>
+      <w:r>
+        <w:rPr>
+          <w:rFonts w:cstheme="minorHAnsi"/>
+          <w:sz w:val="24"/>
+          <w:szCs w:val="24"/>
+        </w:rPr>
+        <w:t xml:space="preserve">Participating in requirement analysis, bug fixing, code reviews, and production support activities. </w:t>
+      </w:r>
+    </w:p>
+    <w:p>
+      <w:pPr>
+        <w:numPr>
+          <w:ilvl w:val="0"/>
+          <w:numId w:val="23"/>
+        </w:numPr>
+        <w:spacing w:before="100" w:beforeAutospacing="1" w:after="100" w:afterAutospacing="1" w:line="240" w:lineRule="auto"/>
+        <w:rPr>
+          <w:rFonts w:cstheme="minorHAnsi"/>
+          <w:sz w:val="24"/>
+          <w:szCs w:val="24"/>
+        </w:rPr>
+      </w:pPr>
+      <w:r>
+        <w:rPr>
+          <w:rFonts w:cstheme="minorHAnsi"/>
+          <w:sz w:val="24"/>
+          <w:szCs w:val="24"/>
+        </w:rPr>
+        <w:t xml:space="preserve">Collaborating with cross-functional teams in Agile development environments. </w:t>
+      </w:r>
+    </w:p>
+    <w:p>
+      <w:pPr>
+        <w:pStyle w:val="NormalWeb"/>
+        <w:rPr>
+          <w:rFonts w:asciiTheme="minorHAnsi" w:hAnsiTheme="minorHAnsi" w:cstheme="minorHAnsi"/>
+        </w:rPr>
+      </w:pPr>
+      <w:r>
+        <w:rPr>
+          <w:rStyle w:val="Strong"/>
+          <w:rFonts w:asciiTheme="minorHAnsi" w:hAnsiTheme="minorHAnsi" w:cstheme="minorHAnsi"/>
+        </w:rPr>
+        <w:t>Virtusa</w:t>
+      </w:r>
+      <w:r>
+        <w:rPr>
+          <w:rFonts w:asciiTheme="minorHAnsi" w:hAnsiTheme="minorHAnsi" w:cstheme="minorHAnsi"/>
+        </w:rPr>
+        <w:t xml:space="preserve"> — </w:t>
+      </w:r>
+      <w:r>
+        <w:rPr>
+          <w:rStyle w:val="Emphasis"/>
+          <w:rFonts w:asciiTheme="minorHAnsi" w:hAnsiTheme="minorHAnsi" w:cstheme="minorHAnsi"/>
+        </w:rPr>
+        <w:t>Software Engineer</w:t>
+      </w:r>
+      <w:r>
+        <w:rPr>
+          <w:rFonts w:asciiTheme="minorHAnsi" w:hAnsiTheme="minorHAnsi" w:cstheme="minorHAnsi"/>
+        </w:rPr>
+        <w:br/>
+      </w:r>
+      <w:r>
+        <w:rPr>
+          <w:rStyle w:val="Strong"/>
+          <w:rFonts w:asciiTheme="minorHAnsi" w:hAnsiTheme="minorHAnsi" w:cstheme="minorHAnsi"/>
+        </w:rPr>
+        <w:t>February 2020 – June 2021</w:t>
+      </w:r>
+    </w:p>
+    <w:p>
+      <w:pPr>
+        <w:numPr>
+          <w:ilvl w:val="0"/>
+          <w:numId w:val="24"/>
+        </w:numPr>
+        <w:spacing w:before="100" w:beforeAutospacing="1" w:after="100" w:afterAutospacing="1" w:line="240" w:lineRule="auto"/>
+        <w:rPr>
+          <w:rFonts w:cstheme="minorHAnsi"/>
+          <w:sz w:val="24"/>
+          <w:szCs w:val="24"/>
+        </w:rPr>
+      </w:pPr>
+      <w:r>
+        <w:rPr>
+          <w:rFonts w:cstheme="minorHAnsi"/>
+          <w:sz w:val="24"/>
+          <w:szCs w:val="24"/>
+        </w:rPr>
+        <w:t xml:space="preserve">Developed and maintained Java-based web applications for enterprise clients. </w:t>
+      </w:r>
+    </w:p>
+    <w:p>
+      <w:pPr>
+        <w:numPr>
+          <w:ilvl w:val="0"/>
+          <w:numId w:val="24"/>
+        </w:numPr>
+        <w:spacing w:before="100" w:beforeAutospacing="1" w:after="100" w:afterAutospacing="1" w:line="240" w:lineRule="auto"/>
+        <w:rPr>
+          <w:rFonts w:cstheme="minorHAnsi"/>
+          <w:sz w:val="24"/>
+          <w:szCs w:val="24"/>
+        </w:rPr>
+      </w:pPr>
+      <w:r>
+        <w:rPr>
+          <w:rFonts w:cstheme="minorHAnsi"/>
+          <w:sz w:val="24"/>
+          <w:szCs w:val="24"/>
+        </w:rPr>
+        <w:t xml:space="preserve">Worked with Spring Boot, REST services, and SQL databases. </w:t>
+      </w:r>
+    </w:p>
+    <w:p>
+      <w:pPr>
+        <w:numPr>
+          <w:ilvl w:val="0"/>
+          <w:numId w:val="24"/>
+        </w:numPr>
+        <w:spacing w:before="100" w:beforeAutospacing="1" w:after="100" w:afterAutospacing="1" w:line="240" w:lineRule="auto"/>
+        <w:rPr>
+          <w:rFonts w:cstheme="minorHAnsi"/>
+          <w:sz w:val="24"/>
+          <w:szCs w:val="24"/>
+        </w:rPr>
+      </w:pPr>
+      <w:r>
+        <w:rPr>
+          <w:rFonts w:cstheme="minorHAnsi"/>
+          <w:sz w:val="24"/>
+          <w:szCs w:val="24"/>
+        </w:rPr>
+        <w:t xml:space="preserve">Involved in debugging, performance optimization, and application enhancement activities. </w:t>
+      </w:r>
+    </w:p>
+    <w:p>
+      <w:pPr>
+        <w:numPr>
+          <w:ilvl w:val="0"/>
+          <w:numId w:val="24"/>
+        </w:numPr>
+        <w:spacing w:before="100" w:beforeAutospacing="1" w:after="100" w:afterAutospacing="1" w:line="240" w:lineRule="auto"/>
+        <w:rPr>
+          <w:rFonts w:cstheme="minorHAnsi"/>
+          <w:sz w:val="24"/>
+          <w:szCs w:val="24"/>
+        </w:rPr>
+      </w:pPr>
+      <w:r>
+        <w:rPr>
+          <w:rFonts w:cstheme="minorHAnsi"/>
+          <w:sz w:val="24"/>
+          <w:szCs w:val="24"/>
+        </w:rPr>
+        <w:t xml:space="preserve">Coordinated with team members for feature implementation and deployment support. </w:t>
+      </w:r>
+    </w:p>
+    <w:p>
+      <w:pPr>
+        <w:pStyle w:val="NormalWeb"/>
+        <w:rPr>
+          <w:rFonts w:asciiTheme="minorHAnsi" w:hAnsiTheme="minorHAnsi" w:cstheme="minorHAnsi"/>
+        </w:rPr>
+      </w:pPr>
+      <w:r>
+        <w:rPr>
+          <w:rStyle w:val="Strong"/>
+          <w:rFonts w:asciiTheme="minorHAnsi" w:hAnsiTheme="minorHAnsi" w:cstheme="minorHAnsi"/>
+        </w:rPr>
+        <w:t>HTC Global Services</w:t>
+      </w:r>
+      <w:r>
+        <w:rPr>
+          <w:rFonts w:asciiTheme="minorHAnsi" w:hAnsiTheme="minorHAnsi" w:cstheme="minorHAnsi"/>
+        </w:rPr>
+        <w:t xml:space="preserve"> — </w:t>
+      </w:r>
+      <w:r>
+        <w:rPr>
+          <w:rStyle w:val="Emphasis"/>
+          <w:rFonts w:asciiTheme="minorHAnsi" w:hAnsiTheme="minorHAnsi" w:cstheme="minorHAnsi"/>
+        </w:rPr>
+        <w:t>Software Engineer</w:t>
+      </w:r>
+      <w:r>
+        <w:rPr>
+          <w:rFonts w:asciiTheme="minorHAnsi" w:hAnsiTheme="minorHAnsi" w:cstheme="minorHAnsi"/>
+        </w:rPr>
+        <w:br/>
+      </w:r>
+      <w:r>
+        <w:rPr>
+          <w:rStyle w:val="Strong"/>
+          <w:rFonts w:asciiTheme="minorHAnsi" w:hAnsiTheme="minorHAnsi" w:cstheme="minorHAnsi"/>
+        </w:rPr>
+        <w:t>September 2016 – January 2020</w:t>
+      </w:r>
+    </w:p>
+    <w:p>
+      <w:pPr>
+        <w:numPr>
+          <w:ilvl w:val="0"/>
+          <w:numId w:val="25"/>
+        </w:numPr>
+        <w:spacing w:before="100" w:beforeAutospacing="1" w:after="100" w:afterAutospacing="1" w:line="240" w:lineRule="auto"/>
+        <w:rPr>
+          <w:rFonts w:cstheme="minorHAnsi"/>
+          <w:sz w:val="24"/>
+          <w:szCs w:val="24"/>
+        </w:rPr>
+      </w:pPr>
+      <w:r>
+        <w:rPr>
+          <w:rFonts w:cstheme="minorHAnsi"/>
+          <w:sz w:val="24"/>
+          <w:szCs w:val="24"/>
+        </w:rPr>
+        <w:t xml:space="preserve">Started career as a Java developer working on enterprise application development. </w:t>
+      </w:r>
+    </w:p>
+    <w:p>
+      <w:pPr>
+        <w:numPr>
+          <w:ilvl w:val="0"/>
+          <w:numId w:val="25"/>
+        </w:numPr>
+        <w:spacing w:before="100" w:beforeAutospacing="1" w:after="100" w:afterAutospacing="1" w:line="240" w:lineRule="auto"/>
+        <w:rPr>
+          <w:rFonts w:cstheme="minorHAnsi"/>
+          <w:sz w:val="24"/>
+          <w:szCs w:val="24"/>
+        </w:rPr>
+      </w:pPr>
+      <w:r>
+        <w:rPr>
+          <w:rFonts w:cstheme="minorHAnsi"/>
+          <w:sz w:val="24"/>
+          <w:szCs w:val="24"/>
+        </w:rPr>
+        <w:t xml:space="preserve">Developed backend modules using Core Java and Spring framework technologies. </w:t>
+      </w:r>
+    </w:p>
+    <w:p>
+      <w:pPr>
+        <w:numPr>
+          <w:ilvl w:val="0"/>
+          <w:numId w:val="25"/>
+        </w:numPr>
+        <w:spacing w:before="100" w:beforeAutospacing="1" w:after="100" w:afterAutospacing="1" w:line="240" w:lineRule="auto"/>
+        <w:rPr>
+          <w:rFonts w:cstheme="minorHAnsi"/>
+          <w:sz w:val="24"/>
+          <w:szCs w:val="24"/>
+        </w:rPr>
+      </w:pPr>
+      <w:r>
+        <w:rPr>
+          <w:rFonts w:cstheme="minorHAnsi"/>
+          <w:sz w:val="24"/>
+          <w:szCs w:val="24"/>
+        </w:rPr>
+        <w:t xml:space="preserve">Worked on bug fixing, application support, and enhancement tasks. </w:t>
+      </w:r>
+    </w:p>
+    <w:p>
+      <w:pPr>
+        <w:numPr>
+          <w:ilvl w:val="0"/>
+          <w:numId w:val="25"/>
+        </w:numPr>
+        <w:spacing w:before="100" w:beforeAutospacing="1" w:after="100" w:afterAutospacing="1" w:line="240" w:lineRule="auto"/>
+        <w:rPr>
+          <w:rFonts w:cstheme="minorHAnsi"/>
+          <w:sz w:val="24"/>
+          <w:szCs w:val="24"/>
+        </w:rPr>
+      </w:pPr>
+      <w:r>
+        <w:rPr>
+          <w:rFonts w:cstheme="minorHAnsi"/>
+          <w:sz w:val="24"/>
+          <w:szCs w:val="24"/>
+        </w:rPr>
+        <w:t>Gained experience in SDLC processes, teamwork, and client communication.</w:t>
+      </w:r>
+    </w:p>
+    <w:p>
+      <w:pPr>
         <w:jc w:val="both"/>
         <w:rPr>
           <w:rFonts w:ascii="Times New Roman" w:eastAsia="Times New Roman" w:hAnsi="Times New Roman"/>
@@ -1541,6 +1989,7 @@
           <w:sz w:val="24"/>
           <w:szCs w:val="24"/>
         </w:rPr>
+        <w:lastRenderedPageBreak/>
         <w:t xml:space="preserve">EfileAutomation is a POC project which is responsible to report the transactions to FINCEN US government site based on certain rule like when total value of a person’s day transaction crossed 10k$, </w:t>
       </w:r>
     </w:p>
@@ -1738,75 +2187,27 @@
     </w:p>
     <w:p>
       <w:pPr>
-        <w:jc w:val="both"/>
-        <w:rPr>
-          <w:rFonts w:ascii="Times New Roman" w:eastAsia="Times New Roman" w:hAnsi="Times New Roman"/>
-          <w:b/>
-          <w:sz w:val="24"/>
-          <w:szCs w:val="24"/>
-          <w:u w:val="single"/>
-        </w:rPr>
-      </w:pPr>
-    </w:p>
-    <w:p>
-      <w:pPr>
-        <w:jc w:val="both"/>
-        <w:rPr>
-          <w:rFonts w:ascii="Times New Roman" w:eastAsia="Times New Roman" w:hAnsi="Times New Roman"/>
-          <w:b/>
-          <w:sz w:val="24"/>
-          <w:szCs w:val="24"/>
-          <w:u w:val="single"/>
-        </w:rPr>
-      </w:pPr>
-    </w:p>
-    <w:p>
-      <w:pPr>
-        <w:jc w:val="both"/>
-        <w:rPr>
-          <w:rFonts w:ascii="Times New Roman" w:eastAsia="Times New Roman" w:hAnsi="Times New Roman"/>
-          <w:b/>
-          <w:sz w:val="24"/>
-          <w:szCs w:val="24"/>
-          <w:u w:val="single"/>
-        </w:rPr>
-      </w:pPr>
-    </w:p>
-    <w:p>
-      <w:pPr>
-        <w:jc w:val="both"/>
-        <w:rPr>
-          <w:rFonts w:ascii="Times New Roman" w:eastAsia="Times New Roman" w:hAnsi="Times New Roman"/>
-          <w:b/>
-          <w:sz w:val="24"/>
-          <w:szCs w:val="24"/>
-          <w:u w:val="single"/>
-        </w:rPr>
-      </w:pPr>
-    </w:p>
-    <w:p>
-      <w:pPr>
-        <w:jc w:val="both"/>
-        <w:rPr>
-          <w:rFonts w:ascii="Times New Roman" w:eastAsia="Times New Roman" w:hAnsi="Times New Roman"/>
-          <w:b/>
-          <w:sz w:val="24"/>
-          <w:szCs w:val="24"/>
-          <w:u w:val="single"/>
-        </w:rPr>
-      </w:pPr>
-    </w:p>
-    <w:p>
-      <w:pPr>
-        <w:jc w:val="both"/>
-        <w:rPr>
-          <w:rFonts w:ascii="Times New Roman" w:eastAsia="Times New Roman" w:hAnsi="Times New Roman"/>
-          <w:b/>
-          <w:sz w:val="24"/>
-          <w:szCs w:val="24"/>
-          <w:u w:val="single"/>
-        </w:rPr>
-      </w:pPr>
+        <w:pStyle w:val="ListParagraph"/>
+        <w:numPr>
+          <w:ilvl w:val="0"/>
+          <w:numId w:val="19"/>
+        </w:numPr>
+        <w:ind w:left="0" w:firstLine="0"/>
+        <w:jc w:val="both"/>
+        <w:rPr>
+          <w:rFonts w:eastAsia="Times New Roman" w:cstheme="minorHAnsi"/>
+          <w:sz w:val="24"/>
+          <w:szCs w:val="24"/>
+        </w:rPr>
+      </w:pPr>
+      <w:r>
+        <w:rPr>
+          <w:rFonts w:eastAsia="Times New Roman" w:cstheme="minorHAnsi"/>
+          <w:sz w:val="24"/>
+          <w:szCs w:val="24"/>
+        </w:rPr>
+        <w:t>Consuming restful webservices using java virtual thread pool</w:t>
+      </w:r>
     </w:p>
     <w:p>
       <w:pPr>
@@ -1838,7 +2239,6 @@
           <w:sz w:val="23"/>
           <w:szCs w:val="23"/>
         </w:rPr>
-        <w:lastRenderedPageBreak/>
         <w:t xml:space="preserve">Project </w:t>
       </w:r>
       <w:r>
@@ -2992,6 +3392,7 @@
           <w:sz w:val="24"/>
           <w:szCs w:val="24"/>
         </w:rPr>
+        <w:lastRenderedPageBreak/>
         <w:t xml:space="preserve">Worked on Kafka listener modules and wrote main logics to consume avro, json data from many </w:t>
       </w:r>
       <w:r>
@@ -4589,6 +4990,7 @@
           <w:szCs w:val="24"/>
           <w:u w:val="single"/>
         </w:rPr>
+        <w:lastRenderedPageBreak/>
         <w:t>Project Name</w:t>
       </w:r>
       <w:r>
@@ -4990,7 +5392,6 @@
           <w:rFonts w:cstheme="minorHAnsi"/>
           <w:sz w:val="24"/>
         </w:rPr>
-        <w:lastRenderedPageBreak/>
         <w:t>Integrated the developed framework jar against the ed</w:t>
       </w:r>
       <w:r>
@@ -6050,6 +6451,7 @@
           <w:color w:val="000000"/>
           <w:sz w:val="24"/>
         </w:rPr>
+        <w:lastRenderedPageBreak/>
         <w:t>Education:</w:t>
       </w:r>
     </w:p>
@@ -6938,6 +7340,155 @@
     </w:lvl>
   </w:abstractNum>
   <w:abstractNum w:abstractNumId="3">
+    <w:nsid w:val="0CF30472"/>
+    <w:multiLevelType w:val="multilevel"/>
+    <w:tmpl w:val="53566164"/>
+    <w:lvl w:ilvl="0">
+      <w:start w:val="1"/>
+      <w:numFmt w:val="bullet"/>
+      <w:lvlText w:val=""/>
+      <w:lvlJc w:val="left"/>
+      <w:pPr>
+        <w:tabs>
+          <w:tab w:val="num" w:pos="720"/>
+        </w:tabs>
+        <w:ind w:left="720" w:hanging="360"/>
+      </w:pPr>
+      <w:rPr>
+        <w:rFonts w:ascii="Symbol" w:hAnsi="Symbol" w:hint="default"/>
+        <w:sz w:val="20"/>
+      </w:rPr>
+    </w:lvl>
+    <w:lvl w:ilvl="1" w:tentative="1">
+      <w:start w:val="1"/>
+      <w:numFmt w:val="bullet"/>
+      <w:lvlText w:val="o"/>
+      <w:lvlJc w:val="left"/>
+      <w:pPr>
+        <w:tabs>
+          <w:tab w:val="num" w:pos="1440"/>
+        </w:tabs>
+        <w:ind w:left="1440" w:hanging="360"/>
+      </w:pPr>
+      <w:rPr>
+        <w:rFonts w:ascii="Courier New" w:hAnsi="Courier New" w:hint="default"/>
+        <w:sz w:val="20"/>
+      </w:rPr>
+    </w:lvl>
+    <w:lvl w:ilvl="2" w:tentative="1">
+      <w:start w:val="1"/>
+      <w:numFmt w:val="bullet"/>
+      <w:lvlText w:val=""/>
+      <w:lvlJc w:val="left"/>
+      <w:pPr>
+        <w:tabs>
+          <w:tab w:val="num" w:pos="2160"/>
+        </w:tabs>
+        <w:ind w:left="2160" w:hanging="360"/>
+      </w:pPr>
+      <w:rPr>
+        <w:rFonts w:ascii="Wingdings" w:hAnsi="Wingdings" w:hint="default"/>
+        <w:sz w:val="20"/>
+      </w:rPr>
+    </w:lvl>
+    <w:lvl w:ilvl="3" w:tentative="1">
+      <w:start w:val="1"/>
+      <w:numFmt w:val="bullet"/>
+      <w:lvlText w:val=""/>
+      <w:lvlJc w:val="left"/>
+      <w:pPr>
+        <w:tabs>
+          <w:tab w:val="num" w:pos="2880"/>
+        </w:tabs>
+        <w:ind w:left="2880" w:hanging="360"/>
+      </w:pPr>
+      <w:rPr>
+        <w:rFonts w:ascii="Wingdings" w:hAnsi="Wingdings" w:hint="default"/>
+        <w:sz w:val="20"/>
+      </w:rPr>
+    </w:lvl>
+    <w:lvl w:ilvl="4" w:tentative="1">
+      <w:start w:val="1"/>
+      <w:numFmt w:val="bullet"/>
+      <w:lvlText w:val=""/>
+      <w:lvlJc w:val="left"/>
+      <w:pPr>
+        <w:tabs>
+          <w:tab w:val="num" w:pos="3600"/>
+        </w:tabs>
+        <w:ind w:left="3600" w:hanging="360"/>
+      </w:pPr>
+      <w:rPr>
+        <w:rFonts w:ascii="Wingdings" w:hAnsi="Wingdings" w:hint="default"/>
+        <w:sz w:val="20"/>
+      </w:rPr>
+    </w:lvl>
+    <w:lvl w:ilvl="5" w:tentative="1">
+      <w:start w:val="1"/>
+      <w:numFmt w:val="bullet"/>
+      <w:lvlText w:val=""/>
+      <w:lvlJc w:val="left"/>
+      <w:pPr>
+        <w:tabs>
+          <w:tab w:val="num" w:pos="4320"/>
+        </w:tabs>
+        <w:ind w:left="4320" w:hanging="360"/>
+      </w:pPr>
+      <w:rPr>
+        <w:rFonts w:ascii="Wingdings" w:hAnsi="Wingdings" w:hint="default"/>
+        <w:sz w:val="20"/>
+      </w:rPr>
+    </w:lvl>
+    <w:lvl w:ilvl="6" w:tentative="1">
+      <w:start w:val="1"/>
+      <w:numFmt w:val="bullet"/>
+      <w:lvlText w:val=""/>
+      <w:lvlJc w:val="left"/>
+      <w:pPr>
+        <w:tabs>
+          <w:tab w:val="num" w:pos="5040"/>
+        </w:tabs>
+        <w:ind w:left="5040" w:hanging="360"/>
+      </w:pPr>
+      <w:rPr>
+        <w:rFonts w:ascii="Wingdings" w:hAnsi="Wingdings" w:hint="default"/>
+        <w:sz w:val="20"/>
+      </w:rPr>
+    </w:lvl>
+    <w:lvl w:ilvl="7" w:tentative="1">
+      <w:start w:val="1"/>
+      <w:numFmt w:val="bullet"/>
+      <w:lvlText w:val=""/>
+      <w:lvlJc w:val="left"/>
+      <w:pPr>
+        <w:tabs>
+          <w:tab w:val="num" w:pos="5760"/>
+        </w:tabs>
+        <w:ind w:left="5760" w:hanging="360"/>
+      </w:pPr>
+      <w:rPr>
+        <w:rFonts w:ascii="Wingdings" w:hAnsi="Wingdings" w:hint="default"/>
+        <w:sz w:val="20"/>
+      </w:rPr>
+    </w:lvl>
+    <w:lvl w:ilvl="8" w:tentative="1">
+      <w:start w:val="1"/>
+      <w:numFmt w:val="bullet"/>
+      <w:lvlText w:val=""/>
+      <w:lvlJc w:val="left"/>
+      <w:pPr>
+        <w:tabs>
+          <w:tab w:val="num" w:pos="6480"/>
+        </w:tabs>
+        <w:ind w:left="6480" w:hanging="360"/>
+      </w:pPr>
+      <w:rPr>
+        <w:rFonts w:ascii="Wingdings" w:hAnsi="Wingdings" w:hint="default"/>
+        <w:sz w:val="20"/>
+      </w:rPr>
+    </w:lvl>
+  </w:abstractNum>
+  <w:abstractNum w:abstractNumId="4">
     <w:nsid w:val="0DD13A4C"/>
     <w:multiLevelType w:val="hybridMultilevel"/>
     <w:tmpl w:val="62BACD80"/>
@@ -7026,7 +7577,7 @@
       </w:pPr>
     </w:lvl>
   </w:abstractNum>
-  <w:abstractNum w:abstractNumId="4">
+  <w:abstractNum w:abstractNumId="5">
     <w:nsid w:val="0FB4149F"/>
     <w:multiLevelType w:val="multilevel"/>
     <w:tmpl w:val="B5DC2C60"/>
@@ -7115,7 +7666,7 @@
       </w:pPr>
     </w:lvl>
   </w:abstractNum>
-  <w:abstractNum w:abstractNumId="5">
+  <w:abstractNum w:abstractNumId="6">
     <w:nsid w:val="12FF7F57"/>
     <w:multiLevelType w:val="hybridMultilevel"/>
     <w:tmpl w:val="E312E19E"/>
@@ -7228,7 +7779,7 @@
       </w:rPr>
     </w:lvl>
   </w:abstractNum>
-  <w:abstractNum w:abstractNumId="6">
+  <w:abstractNum w:abstractNumId="7">
     <w:nsid w:val="18356866"/>
     <w:multiLevelType w:val="multilevel"/>
     <w:tmpl w:val="D854A71E"/>
@@ -7314,7 +7865,7 @@
       </w:pPr>
     </w:lvl>
   </w:abstractNum>
-  <w:abstractNum w:abstractNumId="7">
+  <w:abstractNum w:abstractNumId="8">
     <w:nsid w:val="224F70E1"/>
     <w:multiLevelType w:val="multilevel"/>
     <w:tmpl w:val="4DFC1138"/>
@@ -7400,7 +7951,7 @@
       </w:pPr>
     </w:lvl>
   </w:abstractNum>
-  <w:abstractNum w:abstractNumId="8">
+  <w:abstractNum w:abstractNumId="9">
     <w:nsid w:val="22A01AB0"/>
     <w:multiLevelType w:val="multilevel"/>
     <w:tmpl w:val="B5DC2C60"/>
@@ -7489,7 +8040,7 @@
       </w:pPr>
     </w:lvl>
   </w:abstractNum>
-  <w:abstractNum w:abstractNumId="9">
+  <w:abstractNum w:abstractNumId="10">
     <w:nsid w:val="252F4030"/>
     <w:multiLevelType w:val="multilevel"/>
     <w:tmpl w:val="B5DC2C60"/>
@@ -7578,7 +8129,7 @@
       </w:pPr>
     </w:lvl>
   </w:abstractNum>
-  <w:abstractNum w:abstractNumId="10">
+  <w:abstractNum w:abstractNumId="11">
     <w:nsid w:val="2D78175F"/>
     <w:multiLevelType w:val="multilevel"/>
     <w:tmpl w:val="BC5ED3EC"/>
@@ -7727,7 +8278,7 @@
       </w:rPr>
     </w:lvl>
   </w:abstractNum>
-  <w:abstractNum w:abstractNumId="11">
+  <w:abstractNum w:abstractNumId="12">
     <w:nsid w:val="31456757"/>
     <w:multiLevelType w:val="multilevel"/>
     <w:tmpl w:val="B5DC2C60"/>
@@ -7816,7 +8367,7 @@
       </w:pPr>
     </w:lvl>
   </w:abstractNum>
-  <w:abstractNum w:abstractNumId="12">
+  <w:abstractNum w:abstractNumId="13">
     <w:nsid w:val="34C40B66"/>
     <w:multiLevelType w:val="hybridMultilevel"/>
     <w:tmpl w:val="F484149C"/>
@@ -7929,7 +8480,7 @@
       </w:rPr>
     </w:lvl>
   </w:abstractNum>
-  <w:abstractNum w:abstractNumId="13">
+  <w:abstractNum w:abstractNumId="14">
     <w:nsid w:val="35E00FD3"/>
     <w:multiLevelType w:val="hybridMultilevel"/>
     <w:tmpl w:val="E7E837D6"/>
@@ -8018,7 +8569,7 @@
       </w:pPr>
     </w:lvl>
   </w:abstractNum>
-  <w:abstractNum w:abstractNumId="14">
+  <w:abstractNum w:abstractNumId="15">
     <w:nsid w:val="3655105B"/>
     <w:multiLevelType w:val="hybridMultilevel"/>
     <w:tmpl w:val="D81C6640"/>
@@ -8131,7 +8682,7 @@
       </w:rPr>
     </w:lvl>
   </w:abstractNum>
-  <w:abstractNum w:abstractNumId="15">
+  <w:abstractNum w:abstractNumId="16">
     <w:nsid w:val="3AB628A4"/>
     <w:multiLevelType w:val="hybridMultilevel"/>
     <w:tmpl w:val="8D20A3E8"/>
@@ -8244,7 +8795,156 @@
       </w:rPr>
     </w:lvl>
   </w:abstractNum>
-  <w:abstractNum w:abstractNumId="16">
+  <w:abstractNum w:abstractNumId="17">
+    <w:nsid w:val="44CF7F79"/>
+    <w:multiLevelType w:val="multilevel"/>
+    <w:tmpl w:val="52E6A180"/>
+    <w:lvl w:ilvl="0">
+      <w:start w:val="1"/>
+      <w:numFmt w:val="bullet"/>
+      <w:lvlText w:val=""/>
+      <w:lvlJc w:val="left"/>
+      <w:pPr>
+        <w:tabs>
+          <w:tab w:val="num" w:pos="720"/>
+        </w:tabs>
+        <w:ind w:left="720" w:hanging="360"/>
+      </w:pPr>
+      <w:rPr>
+        <w:rFonts w:ascii="Symbol" w:hAnsi="Symbol" w:hint="default"/>
+        <w:sz w:val="20"/>
+      </w:rPr>
+    </w:lvl>
+    <w:lvl w:ilvl="1" w:tentative="1">
+      <w:start w:val="1"/>
+      <w:numFmt w:val="bullet"/>
+      <w:lvlText w:val="o"/>
+      <w:lvlJc w:val="left"/>
+      <w:pPr>
+        <w:tabs>
+          <w:tab w:val="num" w:pos="1440"/>
+        </w:tabs>
+        <w:ind w:left="1440" w:hanging="360"/>
+      </w:pPr>
+      <w:rPr>
+        <w:rFonts w:ascii="Courier New" w:hAnsi="Courier New" w:hint="default"/>
+        <w:sz w:val="20"/>
+      </w:rPr>
+    </w:lvl>
+    <w:lvl w:ilvl="2" w:tentative="1">
+      <w:start w:val="1"/>
+      <w:numFmt w:val="bullet"/>
+      <w:lvlText w:val=""/>
+      <w:lvlJc w:val="left"/>
+      <w:pPr>
+        <w:tabs>
+          <w:tab w:val="num" w:pos="2160"/>
+        </w:tabs>
+        <w:ind w:left="2160" w:hanging="360"/>
+      </w:pPr>
+      <w:rPr>
+        <w:rFonts w:ascii="Wingdings" w:hAnsi="Wingdings" w:hint="default"/>
+        <w:sz w:val="20"/>
+      </w:rPr>
+    </w:lvl>
+    <w:lvl w:ilvl="3" w:tentative="1">
+      <w:start w:val="1"/>
+      <w:numFmt w:val="bullet"/>
+      <w:lvlText w:val=""/>
+      <w:lvlJc w:val="left"/>
+      <w:pPr>
+        <w:tabs>
+          <w:tab w:val="num" w:pos="2880"/>
+        </w:tabs>
+        <w:ind w:left="2880" w:hanging="360"/>
+      </w:pPr>
+      <w:rPr>
+        <w:rFonts w:ascii="Wingdings" w:hAnsi="Wingdings" w:hint="default"/>
+        <w:sz w:val="20"/>
+      </w:rPr>
+    </w:lvl>
+    <w:lvl w:ilvl="4" w:tentative="1">
+      <w:start w:val="1"/>
+      <w:numFmt w:val="bullet"/>
+      <w:lvlText w:val=""/>
+      <w:lvlJc w:val="left"/>
+      <w:pPr>
+        <w:tabs>
+          <w:tab w:val="num" w:pos="3600"/>
+        </w:tabs>
+        <w:ind w:left="3600" w:hanging="360"/>
+      </w:pPr>
+      <w:rPr>
+        <w:rFonts w:ascii="Wingdings" w:hAnsi="Wingdings" w:hint="default"/>
+        <w:sz w:val="20"/>
+      </w:rPr>
+    </w:lvl>
+    <w:lvl w:ilvl="5" w:tentative="1">
+      <w:start w:val="1"/>
+      <w:numFmt w:val="bullet"/>
+      <w:lvlText w:val=""/>
+      <w:lvlJc w:val="left"/>
+      <w:pPr>
+        <w:tabs>
+          <w:tab w:val="num" w:pos="4320"/>
+        </w:tabs>
+        <w:ind w:left="4320" w:hanging="360"/>
+      </w:pPr>
+      <w:rPr>
+        <w:rFonts w:ascii="Wingdings" w:hAnsi="Wingdings" w:hint="default"/>
+        <w:sz w:val="20"/>
+      </w:rPr>
+    </w:lvl>
+    <w:lvl w:ilvl="6" w:tentative="1">
+      <w:start w:val="1"/>
+      <w:numFmt w:val="bullet"/>
+      <w:lvlText w:val=""/>
+      <w:lvlJc w:val="left"/>
+      <w:pPr>
+        <w:tabs>
+          <w:tab w:val="num" w:pos="5040"/>
+        </w:tabs>
+        <w:ind w:left="5040" w:hanging="360"/>
+      </w:pPr>
+      <w:rPr>
+        <w:rFonts w:ascii="Wingdings" w:hAnsi="Wingdings" w:hint="default"/>
+        <w:sz w:val="20"/>
+      </w:rPr>
+    </w:lvl>
+    <w:lvl w:ilvl="7" w:tentative="1">
+      <w:start w:val="1"/>
+      <w:numFmt w:val="bullet"/>
+      <w:lvlText w:val=""/>
+      <w:lvlJc w:val="left"/>
+      <w:pPr>
+        <w:tabs>
+          <w:tab w:val="num" w:pos="5760"/>
+        </w:tabs>
+        <w:ind w:left="5760" w:hanging="360"/>
+      </w:pPr>
+      <w:rPr>
+        <w:rFonts w:ascii="Wingdings" w:hAnsi="Wingdings" w:hint="default"/>
+        <w:sz w:val="20"/>
+      </w:rPr>
+    </w:lvl>
+    <w:lvl w:ilvl="8" w:tentative="1">
+      <w:start w:val="1"/>
+      <w:numFmt w:val="bullet"/>
+      <w:lvlText w:val=""/>
+      <w:lvlJc w:val="left"/>
+      <w:pPr>
+        <w:tabs>
+          <w:tab w:val="num" w:pos="6480"/>
+        </w:tabs>
+        <w:ind w:left="6480" w:hanging="360"/>
+      </w:pPr>
+      <w:rPr>
+        <w:rFonts w:ascii="Wingdings" w:hAnsi="Wingdings" w:hint="default"/>
+        <w:sz w:val="20"/>
+      </w:rPr>
+    </w:lvl>
+  </w:abstractNum>
+  <w:abstractNum w:abstractNumId="18">
     <w:nsid w:val="4BAB1254"/>
     <w:multiLevelType w:val="multilevel"/>
     <w:tmpl w:val="A66CFF96"/>
@@ -8393,7 +9093,7 @@
       </w:rPr>
     </w:lvl>
   </w:abstractNum>
-  <w:abstractNum w:abstractNumId="17">
+  <w:abstractNum w:abstractNumId="19">
     <w:nsid w:val="4C56363D"/>
     <w:multiLevelType w:val="hybridMultilevel"/>
     <w:tmpl w:val="F692CA9E"/>
@@ -8506,7 +9206,7 @@
       </w:rPr>
     </w:lvl>
   </w:abstractNum>
-  <w:abstractNum w:abstractNumId="18">
+  <w:abstractNum w:abstractNumId="20">
     <w:nsid w:val="527933E4"/>
     <w:multiLevelType w:val="hybridMultilevel"/>
     <w:tmpl w:val="FE98AF5A"/>
@@ -8619,7 +9319,7 @@
       </w:rPr>
     </w:lvl>
   </w:abstractNum>
-  <w:abstractNum w:abstractNumId="19">
+  <w:abstractNum w:abstractNumId="21">
     <w:nsid w:val="5D10661F"/>
     <w:multiLevelType w:val="multilevel"/>
     <w:tmpl w:val="FD3EC6C6"/>
@@ -8705,7 +9405,156 @@
       </w:pPr>
     </w:lvl>
   </w:abstractNum>
-  <w:abstractNum w:abstractNumId="20">
+  <w:abstractNum w:abstractNumId="22">
+    <w:nsid w:val="667559D0"/>
+    <w:multiLevelType w:val="multilevel"/>
+    <w:tmpl w:val="B714F3CC"/>
+    <w:lvl w:ilvl="0">
+      <w:start w:val="1"/>
+      <w:numFmt w:val="bullet"/>
+      <w:lvlText w:val=""/>
+      <w:lvlJc w:val="left"/>
+      <w:pPr>
+        <w:tabs>
+          <w:tab w:val="num" w:pos="720"/>
+        </w:tabs>
+        <w:ind w:left="720" w:hanging="360"/>
+      </w:pPr>
+      <w:rPr>
+        <w:rFonts w:ascii="Symbol" w:hAnsi="Symbol" w:hint="default"/>
+        <w:sz w:val="20"/>
+      </w:rPr>
+    </w:lvl>
+    <w:lvl w:ilvl="1" w:tentative="1">
+      <w:start w:val="1"/>
+      <w:numFmt w:val="bullet"/>
+      <w:lvlText w:val="o"/>
+      <w:lvlJc w:val="left"/>
+      <w:pPr>
+        <w:tabs>
+          <w:tab w:val="num" w:pos="1440"/>
+        </w:tabs>
+        <w:ind w:left="1440" w:hanging="360"/>
+      </w:pPr>
+      <w:rPr>
+        <w:rFonts w:ascii="Courier New" w:hAnsi="Courier New" w:hint="default"/>
+        <w:sz w:val="20"/>
+      </w:rPr>
+    </w:lvl>
+    <w:lvl w:ilvl="2" w:tentative="1">
+      <w:start w:val="1"/>
+      <w:numFmt w:val="bullet"/>
+      <w:lvlText w:val=""/>
+      <w:lvlJc w:val="left"/>
+      <w:pPr>
+        <w:tabs>
+          <w:tab w:val="num" w:pos="2160"/>
+        </w:tabs>
+        <w:ind w:left="2160" w:hanging="360"/>
+      </w:pPr>
+      <w:rPr>
+        <w:rFonts w:ascii="Wingdings" w:hAnsi="Wingdings" w:hint="default"/>
+        <w:sz w:val="20"/>
+      </w:rPr>
+    </w:lvl>
+    <w:lvl w:ilvl="3" w:tentative="1">
+      <w:start w:val="1"/>
+      <w:numFmt w:val="bullet"/>
+      <w:lvlText w:val=""/>
+      <w:lvlJc w:val="left"/>
+      <w:pPr>
+        <w:tabs>
+          <w:tab w:val="num" w:pos="2880"/>
+        </w:tabs>
+        <w:ind w:left="2880" w:hanging="360"/>
+      </w:pPr>
+      <w:rPr>
+        <w:rFonts w:ascii="Wingdings" w:hAnsi="Wingdings" w:hint="default"/>
+        <w:sz w:val="20"/>
+      </w:rPr>
+    </w:lvl>
+    <w:lvl w:ilvl="4" w:tentative="1">
+      <w:start w:val="1"/>
+      <w:numFmt w:val="bullet"/>
+      <w:lvlText w:val=""/>
+      <w:lvlJc w:val="left"/>
+      <w:pPr>
+        <w:tabs>
+          <w:tab w:val="num" w:pos="3600"/>
+        </w:tabs>
+        <w:ind w:left="3600" w:hanging="360"/>
+      </w:pPr>
+      <w:rPr>
+        <w:rFonts w:ascii="Wingdings" w:hAnsi="Wingdings" w:hint="default"/>
+        <w:sz w:val="20"/>
+      </w:rPr>
+    </w:lvl>
+    <w:lvl w:ilvl="5" w:tentative="1">
+      <w:start w:val="1"/>
+      <w:numFmt w:val="bullet"/>
+      <w:lvlText w:val=""/>
+      <w:lvlJc w:val="left"/>
+      <w:pPr>
+        <w:tabs>
+          <w:tab w:val="num" w:pos="4320"/>
+        </w:tabs>
+        <w:ind w:left="4320" w:hanging="360"/>
+      </w:pPr>
+      <w:rPr>
+        <w:rFonts w:ascii="Wingdings" w:hAnsi="Wingdings" w:hint="default"/>
+        <w:sz w:val="20"/>
+      </w:rPr>
+    </w:lvl>
+    <w:lvl w:ilvl="6" w:tentative="1">
+      <w:start w:val="1"/>
+      <w:numFmt w:val="bullet"/>
+      <w:lvlText w:val=""/>
+      <w:lvlJc w:val="left"/>
+      <w:pPr>
+        <w:tabs>
+          <w:tab w:val="num" w:pos="5040"/>
+        </w:tabs>
+        <w:ind w:left="5040" w:hanging="360"/>
+      </w:pPr>
+      <w:rPr>
+        <w:rFonts w:ascii="Wingdings" w:hAnsi="Wingdings" w:hint="default"/>
+        <w:sz w:val="20"/>
+      </w:rPr>
+    </w:lvl>
+    <w:lvl w:ilvl="7" w:tentative="1">
+      <w:start w:val="1"/>
+      <w:numFmt w:val="bullet"/>
+      <w:lvlText w:val=""/>
+      <w:lvlJc w:val="left"/>
+      <w:pPr>
+        <w:tabs>
+          <w:tab w:val="num" w:pos="5760"/>
+        </w:tabs>
+        <w:ind w:left="5760" w:hanging="360"/>
+      </w:pPr>
+      <w:rPr>
+        <w:rFonts w:ascii="Wingdings" w:hAnsi="Wingdings" w:hint="default"/>
+        <w:sz w:val="20"/>
+      </w:rPr>
+    </w:lvl>
+    <w:lvl w:ilvl="8" w:tentative="1">
+      <w:start w:val="1"/>
+      <w:numFmt w:val="bullet"/>
+      <w:lvlText w:val=""/>
+      <w:lvlJc w:val="left"/>
+      <w:pPr>
+        <w:tabs>
+          <w:tab w:val="num" w:pos="6480"/>
+        </w:tabs>
+        <w:ind w:left="6480" w:hanging="360"/>
+      </w:pPr>
+      <w:rPr>
+        <w:rFonts w:ascii="Wingdings" w:hAnsi="Wingdings" w:hint="default"/>
+        <w:sz w:val="20"/>
+      </w:rPr>
+    </w:lvl>
+  </w:abstractNum>
+  <w:abstractNum w:abstractNumId="23">
     <w:nsid w:val="69E722D8"/>
     <w:multiLevelType w:val="hybridMultilevel"/>
     <w:tmpl w:val="FC20FCE8"/>
@@ -8818,7 +9667,7 @@
       </w:rPr>
     </w:lvl>
   </w:abstractNum>
-  <w:abstractNum w:abstractNumId="21">
+  <w:abstractNum w:abstractNumId="24">
     <w:nsid w:val="6A6A2CF8"/>
     <w:multiLevelType w:val="hybridMultilevel"/>
     <w:tmpl w:val="E646918C"/>
@@ -8932,70 +9781,79 @@
     </w:lvl>
   </w:abstractNum>
   <w:num w:numId="1">
-    <w:abstractNumId w:val="7"/>
+    <w:abstractNumId w:val="8"/>
   </w:num>
   <w:num w:numId="2">
     <w:abstractNumId w:val="2"/>
   </w:num>
   <w:num w:numId="3">
-    <w:abstractNumId w:val="6"/>
+    <w:abstractNumId w:val="7"/>
   </w:num>
   <w:num w:numId="4">
-    <w:abstractNumId w:val="19"/>
+    <w:abstractNumId w:val="21"/>
   </w:num>
   <w:num w:numId="5">
-    <w:abstractNumId w:val="14"/>
+    <w:abstractNumId w:val="15"/>
   </w:num>
   <w:num w:numId="6">
-    <w:abstractNumId w:val="4"/>
+    <w:abstractNumId w:val="5"/>
   </w:num>
   <w:num w:numId="7">
-    <w:abstractNumId w:val="9"/>
+    <w:abstractNumId w:val="10"/>
   </w:num>
   <w:num w:numId="8">
-    <w:abstractNumId w:val="11"/>
+    <w:abstractNumId w:val="12"/>
   </w:num>
   <w:num w:numId="9">
-    <w:abstractNumId w:val="8"/>
+    <w:abstractNumId w:val="9"/>
   </w:num>
   <w:num w:numId="10">
     <w:abstractNumId w:val="0"/>
   </w:num>
   <w:num w:numId="11">
+    <w:abstractNumId w:val="23"/>
+  </w:num>
+  <w:num w:numId="12">
+    <w:abstractNumId w:val="6"/>
+  </w:num>
+  <w:num w:numId="13">
+    <w:abstractNumId w:val="13"/>
+  </w:num>
+  <w:num w:numId="14">
     <w:abstractNumId w:val="20"/>
   </w:num>
-  <w:num w:numId="12">
-    <w:abstractNumId w:val="5"/>
-  </w:num>
-  <w:num w:numId="13">
-    <w:abstractNumId w:val="12"/>
-  </w:num>
-  <w:num w:numId="14">
-    <w:abstractNumId w:val="18"/>
-  </w:num>
   <w:num w:numId="15">
-    <w:abstractNumId w:val="17"/>
+    <w:abstractNumId w:val="19"/>
   </w:num>
   <w:num w:numId="16">
     <w:abstractNumId w:val="1"/>
   </w:num>
   <w:num w:numId="17">
-    <w:abstractNumId w:val="13"/>
+    <w:abstractNumId w:val="14"/>
   </w:num>
   <w:num w:numId="18">
+    <w:abstractNumId w:val="4"/>
+  </w:num>
+  <w:num w:numId="19">
+    <w:abstractNumId w:val="24"/>
+  </w:num>
+  <w:num w:numId="20">
+    <w:abstractNumId w:val="16"/>
+  </w:num>
+  <w:num w:numId="21">
+    <w:abstractNumId w:val="11"/>
+  </w:num>
+  <w:num w:numId="22">
+    <w:abstractNumId w:val="18"/>
+  </w:num>
+  <w:num w:numId="23">
+    <w:abstractNumId w:val="17"/>
+  </w:num>
+  <w:num w:numId="24">
     <w:abstractNumId w:val="3"/>
   </w:num>
-  <w:num w:numId="19">
-    <w:abstractNumId w:val="21"/>
-  </w:num>
-  <w:num w:numId="20">
-    <w:abstractNumId w:val="15"/>
-  </w:num>
-  <w:num w:numId="21">
-    <w:abstractNumId w:val="10"/>
-  </w:num>
-  <w:num w:numId="22">
-    <w:abstractNumId w:val="16"/>
+  <w:num w:numId="25">
+    <w:abstractNumId w:val="22"/>
   </w:num>
 </w:numbering>
 </file>
@@ -10572,7 +11430,7 @@
 </file>
 
 <file path=customXml/itemProps2.xml><?xml version="1.0" encoding="utf-8"?>
-<ds:datastoreItem xmlns:ds="http://schemas.openxmlformats.org/officeDocument/2006/customXml" ds:itemID="{EDA09A57-166F-4800-A9F5-F91B8A208F11}">
+<ds:datastoreItem xmlns:ds="http://schemas.openxmlformats.org/officeDocument/2006/customXml" ds:itemID="{1E18F104-82A3-4A6A-BF97-4A54AB887C44}">
   <ds:schemaRefs>
     <ds:schemaRef ds:uri="http://schemas.openxmlformats.org/officeDocument/2006/bibliography"/>
   </ds:schemaRefs>
